--- a/Task 1/DWH_Aliaksei_Papou_Business_Template.docx
+++ b/Task 1/DWH_Aliaksei_Papou_Business_Template.docx
@@ -29,7 +29,7 @@
       <w:r>
         <w:rPr/>
         <w:drawing>
-          <wp:anchor behindDoc="0" distT="0" distB="0" distL="0" distR="0" simplePos="0" locked="0" layoutInCell="0" allowOverlap="1" relativeHeight="15">
+          <wp:anchor behindDoc="0" distT="0" distB="0" distL="0" distR="0" simplePos="0" locked="0" layoutInCell="0" allowOverlap="1" relativeHeight="28">
             <wp:simplePos x="0" y="0"/>
             <wp:positionH relativeFrom="column">
               <wp:posOffset>635</wp:posOffset>
@@ -179,14 +179,7 @@
                 <w:sz w:val="40"/>
                 <w:szCs w:val="40"/>
               </w:rPr>
-              <w:t xml:space="preserve">Apple Retail </w:t>
-            </w:r>
-            <w:r>
-              <w:rPr>
-                <w:sz w:val="40"/>
-                <w:szCs w:val="40"/>
-              </w:rPr>
-              <w:t>Store Data Model Design</w:t>
+              <w:t>Apple Retail Store Data Model Design</w:t>
             </w:r>
           </w:p>
           <w:p>
@@ -215,7 +208,10 @@
               </w:rPr>
             </w:pPr>
             <w:r>
-              <w:rPr/>
+              <w:rPr>
+                <w:rFonts w:ascii="Times New Roman" w:hAnsi="Times New Roman"/>
+                <w:szCs w:val="44"/>
+              </w:rPr>
             </w:r>
           </w:p>
         </w:tc>
@@ -243,7 +239,13 @@
               </w:rPr>
             </w:pPr>
             <w:r>
-              <w:rPr/>
+              <w:rPr>
+                <w:rFonts w:cs="Arial" w:ascii="Arial" w:hAnsi="Arial"/>
+                <w:b/>
+                <w:bCs/>
+                <w:sz w:val="18"/>
+                <w:szCs w:val="18"/>
+              </w:rPr>
             </w:r>
           </w:p>
         </w:tc>
@@ -292,9 +294,9 @@
         <w:pStyle w:val="ContentsHeading"/>
         <w:rPr/>
       </w:pPr>
-      <w:bookmarkStart w:id="0" w:name="_Toc4475558"/>
-      <w:bookmarkStart w:id="1" w:name="_Toc2484421"/>
-      <w:bookmarkStart w:id="2" w:name="_Toc456600918"/>
+      <w:bookmarkStart w:id="0" w:name="_Toc456600918"/>
+      <w:bookmarkStart w:id="1" w:name="_Toc4475558"/>
+      <w:bookmarkStart w:id="2" w:name="_Toc2484421"/>
       <w:bookmarkStart w:id="3" w:name="_Toc456598587"/>
       <w:bookmarkEnd w:id="0"/>
       <w:bookmarkEnd w:id="1"/>
@@ -340,6 +342,7 @@
             <w:rPr>
               <w:webHidden/>
               <w:rStyle w:val="IndexLink"/>
+              <w:vanish w:val="false"/>
               <w:rFonts w:eastAsia="MS Gothic"/>
             </w:rPr>
             <w:instrText xml:space="preserve"> TOC \z \o "1-3" \t "Heading 1,1" \h</w:instrText>
@@ -348,6 +351,7 @@
             <w:rPr>
               <w:webHidden/>
               <w:rStyle w:val="IndexLink"/>
+              <w:vanish w:val="false"/>
               <w:rFonts w:eastAsia="MS Gothic"/>
             </w:rPr>
             <w:fldChar w:fldCharType="separate"/>
@@ -358,6 +362,7 @@
                 <w:webHidden/>
                 <w:rStyle w:val="IndexLink"/>
                 <w:rFonts w:eastAsia="MS Gothic"/>
+                <w:vanish w:val="false"/>
               </w:rPr>
               <w:t>1</w:t>
             </w:r>
@@ -439,6 +444,7 @@
                 <w:webHidden/>
                 <w:rStyle w:val="IndexLink"/>
                 <w:rFonts w:eastAsia="MS Gothic"/>
+                <w:vanish w:val="false"/>
               </w:rPr>
               <w:t>1.1</w:t>
             </w:r>
@@ -516,6 +522,7 @@
                 <w:webHidden/>
                 <w:rStyle w:val="IndexLink"/>
                 <w:rFonts w:eastAsia="MS Gothic"/>
+                <w:vanish w:val="false"/>
               </w:rPr>
               <w:t>1.2</w:t>
             </w:r>
@@ -593,6 +600,7 @@
                 <w:webHidden/>
                 <w:rStyle w:val="IndexLink"/>
                 <w:rFonts w:eastAsia="MS Gothic"/>
+                <w:vanish w:val="false"/>
               </w:rPr>
               <w:t>1.3</w:t>
             </w:r>
@@ -670,6 +678,7 @@
                 <w:webHidden/>
                 <w:rStyle w:val="IndexLink"/>
                 <w:rFonts w:eastAsia="MS Gothic"/>
+                <w:vanish w:val="false"/>
               </w:rPr>
               <w:t>1.4</w:t>
             </w:r>
@@ -728,6 +737,7 @@
                 <w:webHidden/>
                 <w:rStyle w:val="IndexLink"/>
                 <w:rFonts w:eastAsia="MS Gothic"/>
+                <w:vanish w:val="false"/>
               </w:rPr>
               <w:t>1.5</w:t>
             </w:r>
@@ -790,6 +800,7 @@
                 <w:webHidden/>
                 <w:rStyle w:val="IndexLink"/>
                 <w:rFonts w:eastAsia="MS Gothic"/>
+                <w:vanish w:val="false"/>
               </w:rPr>
               <w:t>2</w:t>
             </w:r>
@@ -875,6 +886,7 @@
                 <w:webHidden/>
                 <w:rStyle w:val="IndexLink"/>
                 <w:rFonts w:eastAsia="MS Gothic"/>
+                <w:vanish w:val="false"/>
               </w:rPr>
               <w:t>3</w:t>
             </w:r>
@@ -960,6 +972,7 @@
                 <w:webHidden/>
                 <w:rStyle w:val="IndexLink"/>
                 <w:rFonts w:eastAsia="MS Gothic"/>
+                <w:vanish w:val="false"/>
               </w:rPr>
               <w:t>4</w:t>
             </w:r>
@@ -1045,6 +1058,7 @@
                 <w:webHidden/>
                 <w:rStyle w:val="IndexLink"/>
                 <w:rFonts w:eastAsia="MS Gothic"/>
+                <w:vanish w:val="false"/>
               </w:rPr>
               <w:t>5</w:t>
             </w:r>
@@ -1130,6 +1144,7 @@
                 <w:webHidden/>
                 <w:rStyle w:val="IndexLink"/>
                 <w:rFonts w:eastAsia="MS Gothic"/>
+                <w:vanish w:val="false"/>
               </w:rPr>
               <w:t>6</w:t>
             </w:r>
@@ -1238,16 +1253,16 @@
           <w:sz w:val="24"/>
         </w:rPr>
       </w:r>
-      <w:bookmarkStart w:id="4" w:name="_Toc4475558"/>
-      <w:bookmarkStart w:id="5" w:name="_Toc2484421"/>
-      <w:bookmarkStart w:id="6" w:name="_Toc456600918"/>
-      <w:bookmarkStart w:id="7" w:name="_Toc456598587"/>
-      <w:bookmarkStart w:id="8" w:name="_Section_1"/>
-      <w:bookmarkStart w:id="9" w:name="_Toc4475558"/>
-      <w:bookmarkStart w:id="10" w:name="_Toc2484421"/>
-      <w:bookmarkStart w:id="11" w:name="_Toc456600918"/>
-      <w:bookmarkStart w:id="12" w:name="_Toc456598587"/>
-      <w:bookmarkStart w:id="13" w:name="_Section_1"/>
+      <w:bookmarkStart w:id="4" w:name="_Toc4565985871"/>
+      <w:bookmarkStart w:id="5" w:name="_Toc24844211"/>
+      <w:bookmarkStart w:id="6" w:name="_Toc4566009181"/>
+      <w:bookmarkStart w:id="7" w:name="_Section_1"/>
+      <w:bookmarkStart w:id="8" w:name="_Toc44755581"/>
+      <w:bookmarkStart w:id="9" w:name="_Toc4565985871"/>
+      <w:bookmarkStart w:id="10" w:name="_Toc24844211"/>
+      <w:bookmarkStart w:id="11" w:name="_Toc4566009181"/>
+      <w:bookmarkStart w:id="12" w:name="_Section_1"/>
+      <w:bookmarkStart w:id="13" w:name="_Toc44755581"/>
       <w:bookmarkEnd w:id="9"/>
       <w:bookmarkEnd w:id="10"/>
       <w:bookmarkEnd w:id="11"/>
@@ -1361,7 +1376,7 @@
         <w:widowControl w:val="false"/>
         <w:numPr>
           <w:ilvl w:val="0"/>
-          <w:numId w:val="8"/>
+          <w:numId w:val="5"/>
         </w:numPr>
         <w:bidi w:val="0"/>
         <w:spacing w:lineRule="atLeast" w:line="240" w:before="0" w:after="0"/>
@@ -1394,7 +1409,10 @@
         </w:rPr>
       </w:pPr>
       <w:r>
-        <w:rPr/>
+        <w:rPr>
+          <w:sz w:val="28"/>
+          <w:szCs w:val="28"/>
+        </w:rPr>
       </w:r>
     </w:p>
     <w:p>
@@ -1403,7 +1421,7 @@
         <w:widowControl w:val="false"/>
         <w:numPr>
           <w:ilvl w:val="0"/>
-          <w:numId w:val="8"/>
+          <w:numId w:val="5"/>
         </w:numPr>
         <w:bidi w:val="0"/>
         <w:spacing w:lineRule="atLeast" w:line="240" w:before="0" w:after="0"/>
@@ -1436,7 +1454,10 @@
         </w:rPr>
       </w:pPr>
       <w:r>
-        <w:rPr/>
+        <w:rPr>
+          <w:sz w:val="28"/>
+          <w:szCs w:val="28"/>
+        </w:rPr>
       </w:r>
     </w:p>
     <w:p>
@@ -1445,7 +1466,7 @@
         <w:widowControl w:val="false"/>
         <w:numPr>
           <w:ilvl w:val="0"/>
-          <w:numId w:val="8"/>
+          <w:numId w:val="5"/>
         </w:numPr>
         <w:bidi w:val="0"/>
         <w:spacing w:lineRule="atLeast" w:line="240" w:before="0" w:after="0"/>
@@ -1478,71 +1499,10 @@
         </w:rPr>
       </w:pPr>
       <w:r>
-        <w:rPr/>
-      </w:r>
-    </w:p>
-    <w:p>
-      <w:pPr>
-        <w:pStyle w:val="Normal"/>
-        <w:widowControl w:val="false"/>
-        <w:numPr>
-          <w:ilvl w:val="0"/>
-          <w:numId w:val="8"/>
-        </w:numPr>
-        <w:bidi w:val="0"/>
-        <w:spacing w:lineRule="atLeast" w:line="240" w:before="0" w:after="0"/>
-        <w:jc w:val="both"/>
-        <w:rPr/>
-      </w:pPr>
-      <w:r>
-        <w:rPr>
-          <w:sz w:val="28"/>
-          <w:szCs w:val="28"/>
-        </w:rPr>
-        <w:t>Ineffective marketing: The lack of a unified customer profile (CRM) makes it difficult to personalize offers and loyalty programs.</w:t>
-      </w:r>
-    </w:p>
-    <w:p>
-      <w:pPr>
-        <w:pStyle w:val="Heading2"/>
-        <w:keepNext w:val="false"/>
-        <w:ind w:left="851" w:hanging="851"/>
-        <w:rPr/>
-      </w:pPr>
-      <w:bookmarkStart w:id="23" w:name="_Toc155614189"/>
-      <w:bookmarkStart w:id="24" w:name="_Toc509167636"/>
-      <w:bookmarkStart w:id="25" w:name="_Toc412572572"/>
-      <w:r>
-        <w:rPr/>
-        <w:t>Benefits from implementing a Data Warehouse</w:t>
-      </w:r>
-      <w:bookmarkEnd w:id="23"/>
-      <w:bookmarkEnd w:id="24"/>
-      <w:bookmarkEnd w:id="25"/>
-    </w:p>
-    <w:p>
-      <w:pPr>
-        <w:pStyle w:val="Normal"/>
-        <w:jc w:val="both"/>
-        <w:rPr>
-          <w:sz w:val="28"/>
-          <w:szCs w:val="28"/>
-        </w:rPr>
-      </w:pPr>
-      <w:r>
-        <w:rPr>
-          <w:sz w:val="28"/>
-          <w:szCs w:val="28"/>
-        </w:rPr>
-        <w:tab/>
-      </w:r>
-      <w:r>
-        <w:rPr>
-          <w:rFonts w:eastAsia="Times New Roman" w:cs="Times New Roman"/>
-          <w:sz w:val="28"/>
-          <w:szCs w:val="28"/>
-        </w:rPr>
-        <w:t>The implementation of a data warehouse (DWH) allows you to consolidate information from POS and online systems and answer key business questions in 2026:</w:t>
+        <w:rPr>
+          <w:sz w:val="28"/>
+          <w:szCs w:val="28"/>
+        </w:rPr>
       </w:r>
     </w:p>
     <w:p>
@@ -1555,21 +1515,58 @@
         </w:numPr>
         <w:bidi w:val="0"/>
         <w:spacing w:lineRule="atLeast" w:line="240" w:before="0" w:after="0"/>
-        <w:ind w:left="809" w:right="0" w:hanging="360"/>
         <w:jc w:val="both"/>
-        <w:rPr>
-          <w:rFonts w:ascii="Times New Roman" w:hAnsi="Times New Roman" w:eastAsia="Times New Roman" w:cs="Times New Roman"/>
-          <w:sz w:val="28"/>
-          <w:szCs w:val="28"/>
-        </w:rPr>
-      </w:pPr>
+        <w:rPr/>
+      </w:pPr>
+      <w:r>
+        <w:rPr>
+          <w:sz w:val="28"/>
+          <w:szCs w:val="28"/>
+        </w:rPr>
+        <w:t>Ineffective marketing: The lack of a unified customer profile (CRM) makes it difficult to personalize offers and loyalty programs.</w:t>
+      </w:r>
+    </w:p>
+    <w:p>
+      <w:pPr>
+        <w:pStyle w:val="Heading2"/>
+        <w:keepNext w:val="false"/>
+        <w:ind w:left="851" w:hanging="851"/>
+        <w:rPr/>
+      </w:pPr>
+      <w:bookmarkStart w:id="23" w:name="_Toc155614189"/>
+      <w:bookmarkStart w:id="24" w:name="_Toc509167636"/>
+      <w:bookmarkStart w:id="25" w:name="_Toc412572572"/>
+      <w:r>
+        <w:rPr/>
+        <w:t>Benefits from implementing a Data Warehouse</w:t>
+      </w:r>
+      <w:bookmarkEnd w:id="23"/>
+      <w:bookmarkEnd w:id="24"/>
+      <w:bookmarkEnd w:id="25"/>
+    </w:p>
+    <w:p>
+      <w:pPr>
+        <w:pStyle w:val="Normal"/>
+        <w:jc w:val="both"/>
+        <w:rPr>
+          <w:sz w:val="28"/>
+          <w:szCs w:val="28"/>
+        </w:rPr>
+      </w:pPr>
+      <w:r>
+        <w:rPr>
+          <w:sz w:val="28"/>
+          <w:szCs w:val="28"/>
+        </w:rPr>
+        <w:tab/>
+      </w:r>
       <w:r>
         <w:rPr>
           <w:rFonts w:eastAsia="Times New Roman" w:cs="Times New Roman"/>
           <w:sz w:val="28"/>
           <w:szCs w:val="28"/>
         </w:rPr>
-        <w:t>What is the ratio of online to offline sales for each product category?</w:t>
+        <w:t>The implementation of a data warehouse (DWH) allows you to consolidate information from POS and online systems and answer key business questions in 2026:</w:t>
       </w:r>
     </w:p>
     <w:p>
@@ -1578,7 +1575,7 @@
         <w:widowControl w:val="false"/>
         <w:numPr>
           <w:ilvl w:val="0"/>
-          <w:numId w:val="5"/>
+          <w:numId w:val="4"/>
         </w:numPr>
         <w:bidi w:val="0"/>
         <w:spacing w:lineRule="atLeast" w:line="240" w:before="0" w:after="0"/>
@@ -1596,7 +1593,7 @@
           <w:sz w:val="28"/>
           <w:szCs w:val="28"/>
         </w:rPr>
-        <w:t>Which regions show the highest margins (difference between price and cost)?</w:t>
+        <w:t>What is the ratio of online to offline sales for each product category?</w:t>
       </w:r>
     </w:p>
     <w:p>
@@ -1605,7 +1602,7 @@
         <w:widowControl w:val="false"/>
         <w:numPr>
           <w:ilvl w:val="0"/>
-          <w:numId w:val="5"/>
+          <w:numId w:val="4"/>
         </w:numPr>
         <w:bidi w:val="0"/>
         <w:spacing w:lineRule="atLeast" w:line="240" w:before="0" w:after="0"/>
@@ -1623,7 +1620,7 @@
           <w:sz w:val="28"/>
           <w:szCs w:val="28"/>
         </w:rPr>
-        <w:t>How do store status (active/closed) and manager experience affect sales plan fulfillment?</w:t>
+        <w:t>Which regions show the highest margins (difference between price and cost)?</w:t>
       </w:r>
     </w:p>
     <w:p>
@@ -1632,7 +1629,7 @@
         <w:widowControl w:val="false"/>
         <w:numPr>
           <w:ilvl w:val="0"/>
-          <w:numId w:val="5"/>
+          <w:numId w:val="4"/>
         </w:numPr>
         <w:bidi w:val="0"/>
         <w:spacing w:lineRule="atLeast" w:line="240" w:before="0" w:after="0"/>
@@ -1650,7 +1647,7 @@
           <w:sz w:val="28"/>
           <w:szCs w:val="28"/>
         </w:rPr>
-        <w:t>Which device configuration (storage capacity, color) is most in demand among different age groups?</w:t>
+        <w:t>How do store status (active/closed) and manager experience affect sales plan fulfillment?</w:t>
       </w:r>
     </w:p>
     <w:p>
@@ -1659,7 +1656,7 @@
         <w:widowControl w:val="false"/>
         <w:numPr>
           <w:ilvl w:val="0"/>
-          <w:numId w:val="5"/>
+          <w:numId w:val="4"/>
         </w:numPr>
         <w:bidi w:val="0"/>
         <w:spacing w:lineRule="atLeast" w:line="240" w:before="0" w:after="0"/>
@@ -1677,7 +1674,7 @@
           <w:sz w:val="28"/>
           <w:szCs w:val="28"/>
         </w:rPr>
-        <w:t>Hierarchy analytics: Comparison of sales at the Category -&gt; Subcategory -&gt; Product level.</w:t>
+        <w:t>Which device configuration (storage capacity, color) is most in demand among different age groups?</w:t>
       </w:r>
     </w:p>
     <w:p>
@@ -1686,7 +1683,34 @@
         <w:widowControl w:val="false"/>
         <w:numPr>
           <w:ilvl w:val="0"/>
-          <w:numId w:val="5"/>
+          <w:numId w:val="4"/>
+        </w:numPr>
+        <w:bidi w:val="0"/>
+        <w:spacing w:lineRule="atLeast" w:line="240" w:before="0" w:after="0"/>
+        <w:ind w:left="809" w:right="0" w:hanging="360"/>
+        <w:jc w:val="both"/>
+        <w:rPr>
+          <w:rFonts w:ascii="Times New Roman" w:hAnsi="Times New Roman" w:eastAsia="Times New Roman" w:cs="Times New Roman"/>
+          <w:sz w:val="28"/>
+          <w:szCs w:val="28"/>
+        </w:rPr>
+      </w:pPr>
+      <w:r>
+        <w:rPr>
+          <w:rFonts w:eastAsia="Times New Roman" w:cs="Times New Roman"/>
+          <w:sz w:val="28"/>
+          <w:szCs w:val="28"/>
+        </w:rPr>
+        <w:t>Hierarchy analytics: Comparison of sales at the Category -&gt; Subcategory -&gt; Product level.</w:t>
+      </w:r>
+    </w:p>
+    <w:p>
+      <w:pPr>
+        <w:pStyle w:val="Normal"/>
+        <w:widowControl w:val="false"/>
+        <w:numPr>
+          <w:ilvl w:val="0"/>
+          <w:numId w:val="4"/>
         </w:numPr>
         <w:bidi w:val="0"/>
         <w:spacing w:lineRule="atLeast" w:line="240" w:before="0" w:after="0"/>
@@ -1739,636 +1763,2001 @@
     <w:p>
       <w:pPr>
         <w:pStyle w:val="Normal"/>
-        <w:rPr>
-          <w:sz w:val="28"/>
-          <w:szCs w:val="28"/>
-        </w:rPr>
-      </w:pPr>
-      <w:r>
-        <w:rPr>
-          <w:sz w:val="28"/>
-          <w:szCs w:val="28"/>
-        </w:rPr>
-        <w:tab/>
-        <w:t>The project uses two data sources, which together contain more than 1,000,000 records from the last two years (2024–2026). The Apple Retail Sales Dataset served as the basis, which was expanded and divided into two operating systems.</w:t>
+        <w:widowControl/>
+        <w:spacing w:lineRule="atLeast" w:line="360" w:before="180" w:after="180"/>
+        <w:ind w:left="0" w:right="0" w:hanging="0"/>
+        <w:jc w:val="both"/>
+        <w:rPr/>
+      </w:pPr>
+      <w:r>
+        <w:rPr>
+          <w:rStyle w:val="StrongEmphasis"/>
+          <w:rFonts w:ascii="Liberation Serif" w:hAnsi="Liberation Serif"/>
+          <w:b/>
+          <w:i w:val="false"/>
+          <w:caps w:val="false"/>
+          <w:smallCaps w:val="false"/>
+          <w:color w:val="0A0A0A"/>
+          <w:spacing w:val="0"/>
+          <w:sz w:val="28"/>
+          <w:szCs w:val="28"/>
+        </w:rPr>
+        <w:t xml:space="preserve">The first dataset (src_apple_pos.csv) </w:t>
+      </w:r>
+      <w:r>
+        <w:rPr>
+          <w:rFonts w:ascii="Liberation Serif" w:hAnsi="Liberation Serif"/>
+          <w:b w:val="false"/>
+          <w:i w:val="false"/>
+          <w:caps w:val="false"/>
+          <w:smallCaps w:val="false"/>
+          <w:color w:val="0A0A0A"/>
+          <w:spacing w:val="0"/>
+          <w:sz w:val="28"/>
+          <w:szCs w:val="28"/>
+        </w:rPr>
+        <w:t>contains comprehensive information about transactions occurring within physical Apple Store locations (Point of Sale system).</w:t>
       </w:r>
     </w:p>
     <w:p>
       <w:pPr>
         <w:pStyle w:val="Normal"/>
-        <w:rPr>
-          <w:sz w:val="28"/>
-          <w:szCs w:val="28"/>
-        </w:rPr>
-      </w:pPr>
-      <w:r>
-        <w:rPr>
-          <w:sz w:val="28"/>
-          <w:szCs w:val="28"/>
-        </w:rPr>
-        <w:tab/>
-        <w:t>Dataset 1: src_apple_pos.csv (Operational POS System)</w:t>
-      </w:r>
-    </w:p>
-    <w:p>
-      <w:pPr>
-        <w:pStyle w:val="Normal"/>
-        <w:rPr>
-          <w:sz w:val="28"/>
-          <w:szCs w:val="28"/>
-        </w:rPr>
-      </w:pPr>
-      <w:r>
-        <w:rPr>
-          <w:sz w:val="28"/>
-          <w:szCs w:val="28"/>
-        </w:rPr>
-        <w:tab/>
-        <w:t>This dataset contains information about transactions in physical Apple Stores.</w:t>
-      </w:r>
-    </w:p>
-    <w:p>
-      <w:pPr>
-        <w:pStyle w:val="Normal"/>
+        <w:widowControl/>
+        <w:spacing w:lineRule="atLeast" w:line="360" w:before="180" w:after="180"/>
+        <w:ind w:left="0" w:right="0" w:hanging="0"/>
+        <w:jc w:val="both"/>
+        <w:rPr/>
+      </w:pPr>
+      <w:r>
+        <w:rPr>
+          <w:rStyle w:val="StrongEmphasis"/>
+          <w:rFonts w:ascii="Liberation Serif" w:hAnsi="Liberation Serif"/>
+          <w:b/>
+          <w:i w:val="false"/>
+          <w:caps w:val="false"/>
+          <w:smallCaps w:val="false"/>
+          <w:color w:val="0A0A0A"/>
+          <w:spacing w:val="0"/>
+          <w:sz w:val="28"/>
+          <w:szCs w:val="28"/>
+        </w:rPr>
+        <w:t>Product Information:</w:t>
+      </w:r>
+    </w:p>
+    <w:p>
+      <w:pPr>
+        <w:pStyle w:val="TextBody"/>
+        <w:widowControl/>
+        <w:numPr>
+          <w:ilvl w:val="0"/>
+          <w:numId w:val="6"/>
+        </w:numPr>
+        <w:pBdr/>
+        <w:tabs>
+          <w:tab w:val="clear" w:pos="720"/>
+          <w:tab w:val="left" w:pos="0" w:leader="none"/>
+        </w:tabs>
+        <w:spacing w:lineRule="atLeast" w:line="360" w:before="0" w:after="180"/>
+        <w:ind w:left="0" w:right="0" w:hanging="0"/>
+        <w:jc w:val="both"/>
+        <w:rPr/>
+      </w:pPr>
+      <w:r>
+        <w:rPr>
+          <w:rStyle w:val="StrongEmphasis"/>
+          <w:rFonts w:ascii="Liberation Serif" w:hAnsi="Liberation Serif"/>
+          <w:b/>
+          <w:i w:val="false"/>
+          <w:caps w:val="false"/>
+          <w:smallCaps w:val="false"/>
+          <w:color w:val="0A0A0A"/>
+          <w:spacing w:val="0"/>
+          <w:sz w:val="28"/>
+          <w:szCs w:val="28"/>
+        </w:rPr>
+        <w:t xml:space="preserve">Product: </w:t>
+      </w:r>
+      <w:r>
+        <w:rPr>
+          <w:rFonts w:ascii="Liberation Serif" w:hAnsi="Liberation Serif"/>
+          <w:b w:val="false"/>
+          <w:i w:val="false"/>
+          <w:caps w:val="false"/>
+          <w:smallCaps w:val="false"/>
+          <w:color w:val="0A0A0A"/>
+          <w:spacing w:val="0"/>
+          <w:sz w:val="28"/>
+          <w:szCs w:val="28"/>
+        </w:rPr>
+        <w:t>The name of the specific device (e.g., iPhone 16 Pro, MacBook Air M3).</w:t>
+      </w:r>
+    </w:p>
+    <w:p>
+      <w:pPr>
+        <w:pStyle w:val="TextBody"/>
+        <w:widowControl/>
+        <w:numPr>
+          <w:ilvl w:val="0"/>
+          <w:numId w:val="6"/>
+        </w:numPr>
+        <w:pBdr/>
+        <w:tabs>
+          <w:tab w:val="clear" w:pos="720"/>
+          <w:tab w:val="left" w:pos="0" w:leader="none"/>
+        </w:tabs>
+        <w:spacing w:lineRule="atLeast" w:line="360" w:before="0" w:after="180"/>
+        <w:ind w:left="0" w:right="0" w:hanging="0"/>
+        <w:jc w:val="both"/>
+        <w:rPr/>
+      </w:pPr>
+      <w:r>
+        <w:rPr>
+          <w:rStyle w:val="StrongEmphasis"/>
+          <w:rFonts w:ascii="Liberation Serif" w:hAnsi="Liberation Serif"/>
+          <w:b/>
+          <w:i w:val="false"/>
+          <w:caps w:val="false"/>
+          <w:smallCaps w:val="false"/>
+          <w:color w:val="0A0A0A"/>
+          <w:spacing w:val="0"/>
+          <w:sz w:val="28"/>
+          <w:szCs w:val="28"/>
+        </w:rPr>
+        <w:t xml:space="preserve">Category: </w:t>
+      </w:r>
+      <w:r>
+        <w:rPr>
+          <w:rFonts w:ascii="Liberation Serif" w:hAnsi="Liberation Serif"/>
+          <w:b w:val="false"/>
+          <w:i w:val="false"/>
+          <w:caps w:val="false"/>
+          <w:smallCaps w:val="false"/>
+          <w:color w:val="0A0A0A"/>
+          <w:spacing w:val="0"/>
+          <w:sz w:val="28"/>
+          <w:szCs w:val="28"/>
+        </w:rPr>
+        <w:t>Global category (Smartphone, Laptop, Wearable, etc.).</w:t>
+      </w:r>
+    </w:p>
+    <w:p>
+      <w:pPr>
+        <w:pStyle w:val="TextBody"/>
+        <w:widowControl/>
+        <w:numPr>
+          <w:ilvl w:val="0"/>
+          <w:numId w:val="6"/>
+        </w:numPr>
+        <w:pBdr/>
+        <w:tabs>
+          <w:tab w:val="clear" w:pos="720"/>
+          <w:tab w:val="left" w:pos="0" w:leader="none"/>
+        </w:tabs>
+        <w:spacing w:lineRule="atLeast" w:line="360" w:before="0" w:after="180"/>
+        <w:ind w:left="0" w:right="0" w:hanging="0"/>
+        <w:jc w:val="both"/>
+        <w:rPr/>
+      </w:pPr>
+      <w:r>
+        <w:rPr>
+          <w:rStyle w:val="StrongEmphasis"/>
+          <w:rFonts w:ascii="Liberation Serif" w:hAnsi="Liberation Serif"/>
+          <w:b/>
+          <w:i w:val="false"/>
+          <w:caps w:val="false"/>
+          <w:smallCaps w:val="false"/>
+          <w:color w:val="0A0A0A"/>
+          <w:spacing w:val="0"/>
+          <w:sz w:val="28"/>
+          <w:szCs w:val="28"/>
+        </w:rPr>
+        <w:t xml:space="preserve">Subcategory: </w:t>
+      </w:r>
+      <w:r>
+        <w:rPr>
+          <w:rFonts w:ascii="Liberation Serif" w:hAnsi="Liberation Serif"/>
+          <w:b w:val="false"/>
+          <w:i w:val="false"/>
+          <w:caps w:val="false"/>
+          <w:smallCaps w:val="false"/>
+          <w:color w:val="0A0A0A"/>
+          <w:spacing w:val="0"/>
+          <w:sz w:val="28"/>
+          <w:szCs w:val="28"/>
+        </w:rPr>
+        <w:t>Further classification of the device within the category.</w:t>
+      </w:r>
+    </w:p>
+    <w:p>
+      <w:pPr>
+        <w:pStyle w:val="TextBody"/>
+        <w:widowControl/>
+        <w:numPr>
+          <w:ilvl w:val="0"/>
+          <w:numId w:val="6"/>
+        </w:numPr>
+        <w:pBdr/>
+        <w:tabs>
+          <w:tab w:val="clear" w:pos="720"/>
+          <w:tab w:val="left" w:pos="0" w:leader="none"/>
+        </w:tabs>
+        <w:spacing w:lineRule="atLeast" w:line="360" w:before="0" w:after="180"/>
+        <w:ind w:left="0" w:right="0" w:hanging="0"/>
+        <w:jc w:val="both"/>
+        <w:rPr/>
+      </w:pPr>
+      <w:r>
+        <w:rPr>
+          <w:rStyle w:val="StrongEmphasis"/>
+          <w:rFonts w:ascii="Liberation Serif" w:hAnsi="Liberation Serif"/>
+          <w:b/>
+          <w:i w:val="false"/>
+          <w:caps w:val="false"/>
+          <w:smallCaps w:val="false"/>
+          <w:color w:val="0A0A0A"/>
+          <w:spacing w:val="0"/>
+          <w:sz w:val="28"/>
+          <w:szCs w:val="28"/>
+        </w:rPr>
+        <w:t xml:space="preserve">Technical Attributes: </w:t>
+      </w:r>
+      <w:r>
+        <w:rPr>
+          <w:rFonts w:ascii="Liberation Serif" w:hAnsi="Liberation Serif"/>
+          <w:b w:val="false"/>
+          <w:i w:val="false"/>
+          <w:caps w:val="false"/>
+          <w:smallCaps w:val="false"/>
+          <w:color w:val="0A0A0A"/>
+          <w:spacing w:val="0"/>
+          <w:sz w:val="28"/>
+          <w:szCs w:val="28"/>
+        </w:rPr>
+        <w:t>Model year, device color, storage capacity, and warranty period.</w:t>
+      </w:r>
+    </w:p>
+    <w:p>
+      <w:pPr>
+        <w:pStyle w:val="TextBody"/>
+        <w:widowControl/>
+        <w:numPr>
+          <w:ilvl w:val="0"/>
+          <w:numId w:val="7"/>
+        </w:numPr>
+        <w:pBdr/>
+        <w:tabs>
+          <w:tab w:val="clear" w:pos="720"/>
+          <w:tab w:val="left" w:pos="0" w:leader="none"/>
+        </w:tabs>
+        <w:spacing w:lineRule="atLeast" w:line="360" w:before="0" w:after="180"/>
+        <w:ind w:left="0" w:right="0" w:hanging="0"/>
+        <w:jc w:val="both"/>
+        <w:rPr/>
+      </w:pPr>
+      <w:r>
+        <w:rPr>
+          <w:rStyle w:val="StrongEmphasis"/>
+          <w:rFonts w:ascii="Liberation Serif" w:hAnsi="Liberation Serif"/>
+          <w:b/>
+          <w:i w:val="false"/>
+          <w:caps w:val="false"/>
+          <w:smallCaps w:val="false"/>
+          <w:color w:val="0A0A0A"/>
+          <w:spacing w:val="0"/>
+          <w:sz w:val="28"/>
+          <w:szCs w:val="28"/>
+        </w:rPr>
+        <w:t xml:space="preserve">Time Period: </w:t>
+      </w:r>
+      <w:r>
+        <w:rPr>
+          <w:rFonts w:ascii="Liberation Serif" w:hAnsi="Liberation Serif"/>
+          <w:b w:val="false"/>
+          <w:i w:val="false"/>
+          <w:caps w:val="false"/>
+          <w:smallCaps w:val="false"/>
+          <w:color w:val="0A0A0A"/>
+          <w:spacing w:val="0"/>
+          <w:sz w:val="28"/>
+          <w:szCs w:val="28"/>
+        </w:rPr>
+        <w:t>Extracted calendar attributes including Year, Quarter, and Month for seasonality analysis.</w:t>
+      </w:r>
+    </w:p>
+    <w:p>
+      <w:pPr>
+        <w:pStyle w:val="TextBody"/>
+        <w:widowControl/>
+        <w:spacing w:lineRule="atLeast" w:line="360" w:before="180" w:after="180"/>
+        <w:ind w:left="0" w:right="0" w:hanging="0"/>
+        <w:jc w:val="both"/>
+        <w:rPr/>
+      </w:pPr>
+      <w:r>
+        <w:rPr>
+          <w:rStyle w:val="StrongEmphasis"/>
+          <w:rFonts w:ascii="Liberation Serif" w:hAnsi="Liberation Serif"/>
+          <w:b/>
+          <w:i w:val="false"/>
+          <w:caps w:val="false"/>
+          <w:smallCaps w:val="false"/>
+          <w:color w:val="0A0A0A"/>
+          <w:spacing w:val="0"/>
+          <w:sz w:val="28"/>
+          <w:szCs w:val="28"/>
+        </w:rPr>
+        <w:t>Store and Employee Information:</w:t>
+      </w:r>
+    </w:p>
+    <w:p>
+      <w:pPr>
+        <w:pStyle w:val="TextBody"/>
+        <w:numPr>
+          <w:ilvl w:val="0"/>
+          <w:numId w:val="7"/>
+        </w:numPr>
+        <w:pBdr/>
+        <w:tabs>
+          <w:tab w:val="clear" w:pos="720"/>
+          <w:tab w:val="left" w:pos="0" w:leader="none"/>
+        </w:tabs>
+        <w:spacing w:lineRule="atLeast" w:line="360" w:before="0" w:after="180"/>
+        <w:ind w:left="0" w:right="0" w:hanging="0"/>
+        <w:jc w:val="both"/>
+        <w:rPr/>
+      </w:pPr>
+      <w:r>
+        <w:rPr>
+          <w:rStyle w:val="StrongEmphasis"/>
+          <w:rFonts w:ascii="Liberation Serif" w:hAnsi="Liberation Serif"/>
+          <w:b/>
+          <w:i w:val="false"/>
+          <w:caps w:val="false"/>
+          <w:smallCaps w:val="false"/>
+          <w:color w:val="0A0A0A"/>
+          <w:spacing w:val="0"/>
+          <w:sz w:val="28"/>
+          <w:szCs w:val="28"/>
+        </w:rPr>
+        <w:t xml:space="preserve">Store Details: </w:t>
+      </w:r>
+      <w:r>
+        <w:rPr>
+          <w:rFonts w:eastAsia="Times New Roman" w:cs="Times New Roman" w:ascii="Liberation Serif" w:hAnsi="Liberation Serif"/>
+          <w:b w:val="false"/>
+          <w:i w:val="false"/>
+          <w:caps w:val="false"/>
+          <w:smallCaps w:val="false"/>
+          <w:color w:val="0A0A0A"/>
+          <w:spacing w:val="0"/>
+          <w:kern w:val="0"/>
+          <w:sz w:val="28"/>
+          <w:szCs w:val="28"/>
+          <w:lang w:val="en-US" w:eastAsia="en-US" w:bidi="ar-SA"/>
+        </w:rPr>
+        <w:t xml:space="preserve">Store name and unique identifier. </w:t>
+      </w:r>
+      <w:r>
+        <w:rPr>
+          <w:rFonts w:eastAsia="Times New Roman" w:cs="Times New Roman" w:ascii="Liberation Serif" w:hAnsi="Liberation Serif"/>
+          <w:b w:val="false"/>
+          <w:i w:val="false"/>
+          <w:caps w:val="false"/>
+          <w:smallCaps w:val="false"/>
+          <w:color w:val="0A0A0A"/>
+          <w:spacing w:val="0"/>
+          <w:kern w:val="0"/>
+          <w:sz w:val="28"/>
+          <w:szCs w:val="28"/>
+          <w:lang w:val="en-US" w:eastAsia="en-US" w:bidi="ar-SA"/>
+        </w:rPr>
+        <w:t>S</w:t>
+      </w:r>
+      <w:r>
+        <w:rPr>
+          <w:rStyle w:val="StrongEmphasis"/>
+          <w:rFonts w:eastAsia="Times New Roman" w:cs="Times New Roman" w:ascii="Liberation Serif" w:hAnsi="Liberation Serif"/>
+          <w:b w:val="false"/>
+          <w:i w:val="false"/>
+          <w:caps w:val="false"/>
+          <w:smallCaps w:val="false"/>
+          <w:color w:val="0A0A0A"/>
+          <w:spacing w:val="0"/>
+          <w:kern w:val="0"/>
+          <w:sz w:val="28"/>
+          <w:szCs w:val="28"/>
+          <w:lang w:val="en-US" w:eastAsia="en-US" w:bidi="ar-SA"/>
+        </w:rPr>
+        <w:t xml:space="preserve">tore </w:t>
+      </w:r>
+      <w:r>
+        <w:rPr>
+          <w:rStyle w:val="StrongEmphasis"/>
+          <w:rFonts w:eastAsia="Times New Roman" w:cs="Times New Roman" w:ascii="Liberation Serif" w:hAnsi="Liberation Serif"/>
+          <w:b w:val="false"/>
+          <w:i w:val="false"/>
+          <w:caps w:val="false"/>
+          <w:smallCaps w:val="false"/>
+          <w:color w:val="0A0A0A"/>
+          <w:spacing w:val="0"/>
+          <w:kern w:val="0"/>
+          <w:sz w:val="28"/>
+          <w:szCs w:val="28"/>
+          <w:lang w:val="en-US" w:eastAsia="en-US" w:bidi="ar-SA"/>
+        </w:rPr>
+        <w:t>t</w:t>
+      </w:r>
+      <w:r>
+        <w:rPr>
+          <w:rStyle w:val="StrongEmphasis"/>
+          <w:rFonts w:eastAsia="Times New Roman" w:cs="Times New Roman" w:ascii="Liberation Serif" w:hAnsi="Liberation Serif"/>
+          <w:b w:val="false"/>
+          <w:i w:val="false"/>
+          <w:caps w:val="false"/>
+          <w:smallCaps w:val="false"/>
+          <w:color w:val="0A0A0A"/>
+          <w:spacing w:val="0"/>
+          <w:kern w:val="0"/>
+          <w:sz w:val="28"/>
+          <w:szCs w:val="28"/>
+          <w:lang w:val="en-US" w:eastAsia="en-US" w:bidi="ar-SA"/>
+        </w:rPr>
+        <w:t xml:space="preserve">ype: </w:t>
+      </w:r>
+      <w:r>
+        <w:rPr>
+          <w:rFonts w:eastAsia="Times New Roman" w:cs="Times New Roman" w:ascii="Liberation Serif" w:hAnsi="Liberation Serif"/>
+          <w:b w:val="false"/>
+          <w:i w:val="false"/>
+          <w:caps w:val="false"/>
+          <w:smallCaps w:val="false"/>
+          <w:color w:val="0A0A0A"/>
+          <w:spacing w:val="0"/>
+          <w:kern w:val="0"/>
+          <w:sz w:val="28"/>
+          <w:szCs w:val="28"/>
+          <w:lang w:val="en-US" w:eastAsia="en-US" w:bidi="ar-SA"/>
+        </w:rPr>
+        <w:t xml:space="preserve">The format of the retail location (e.g., Flagship, Mall Store, Standalone). </w:t>
+      </w:r>
+      <w:r>
+        <w:rPr>
+          <w:rStyle w:val="StrongEmphasis"/>
+          <w:rFonts w:eastAsia="Times New Roman" w:cs="Times New Roman" w:ascii="Liberation Serif" w:hAnsi="Liberation Serif"/>
+          <w:b w:val="false"/>
+          <w:i w:val="false"/>
+          <w:caps w:val="false"/>
+          <w:smallCaps w:val="false"/>
+          <w:color w:val="0A0A0A"/>
+          <w:spacing w:val="0"/>
+          <w:kern w:val="0"/>
+          <w:sz w:val="28"/>
+          <w:szCs w:val="28"/>
+          <w:lang w:val="en-US" w:eastAsia="en-US" w:bidi="ar-SA"/>
+        </w:rPr>
+        <w:t xml:space="preserve">Store Size (sqm): </w:t>
+      </w:r>
+      <w:r>
+        <w:rPr>
+          <w:rFonts w:eastAsia="Times New Roman" w:cs="Times New Roman" w:ascii="Liberation Serif" w:hAnsi="Liberation Serif"/>
+          <w:b w:val="false"/>
+          <w:i w:val="false"/>
+          <w:caps w:val="false"/>
+          <w:smallCaps w:val="false"/>
+          <w:color w:val="0A0A0A"/>
+          <w:spacing w:val="0"/>
+          <w:kern w:val="0"/>
+          <w:sz w:val="28"/>
+          <w:szCs w:val="28"/>
+          <w:lang w:val="en-US" w:eastAsia="en-US" w:bidi="ar-SA"/>
+        </w:rPr>
+        <w:t xml:space="preserve">Total floor area of the store in square meters for sales-per-area analysis. </w:t>
+      </w:r>
+      <w:r>
+        <w:rPr>
+          <w:rStyle w:val="StrongEmphasis"/>
+          <w:rFonts w:eastAsia="Times New Roman" w:cs="Times New Roman" w:ascii="Liberation Serif" w:hAnsi="Liberation Serif"/>
+          <w:b w:val="false"/>
+          <w:i w:val="false"/>
+          <w:caps w:val="false"/>
+          <w:smallCaps w:val="false"/>
+          <w:color w:val="0A0A0A"/>
+          <w:spacing w:val="0"/>
+          <w:kern w:val="0"/>
+          <w:sz w:val="28"/>
+          <w:szCs w:val="28"/>
+          <w:lang w:val="en-US" w:eastAsia="en-US" w:bidi="ar-SA"/>
+        </w:rPr>
+        <w:t xml:space="preserve">Has Genius Bar: </w:t>
+      </w:r>
+      <w:r>
+        <w:rPr>
+          <w:rFonts w:eastAsia="Times New Roman" w:cs="Times New Roman" w:ascii="Liberation Serif" w:hAnsi="Liberation Serif"/>
+          <w:b w:val="false"/>
+          <w:i w:val="false"/>
+          <w:caps w:val="false"/>
+          <w:smallCaps w:val="false"/>
+          <w:color w:val="0A0A0A"/>
+          <w:spacing w:val="0"/>
+          <w:kern w:val="0"/>
+          <w:sz w:val="28"/>
+          <w:szCs w:val="28"/>
+          <w:lang w:val="en-US" w:eastAsia="en-US" w:bidi="ar-SA"/>
+        </w:rPr>
+        <w:t xml:space="preserve">A boolean flag indicating the presence of a dedicated technical support zone. </w:t>
+      </w:r>
+      <w:r>
+        <w:rPr>
+          <w:rFonts w:eastAsia="Times New Roman" w:cs="Times New Roman" w:ascii="Liberation Serif" w:hAnsi="Liberation Serif"/>
+          <w:b w:val="false"/>
+          <w:i w:val="false"/>
+          <w:caps w:val="false"/>
+          <w:smallCaps w:val="false"/>
+          <w:color w:val="0A0A0A"/>
+          <w:spacing w:val="0"/>
+          <w:kern w:val="0"/>
+          <w:sz w:val="28"/>
+          <w:szCs w:val="28"/>
+          <w:lang w:val="en-US" w:eastAsia="en-US" w:bidi="ar-SA"/>
+        </w:rPr>
+        <w:t>C</w:t>
+      </w:r>
+      <w:r>
+        <w:rPr>
+          <w:rFonts w:eastAsia="Times New Roman" w:cs="Times New Roman" w:ascii="Liberation Serif" w:hAnsi="Liberation Serif"/>
+          <w:b w:val="false"/>
+          <w:i w:val="false"/>
+          <w:caps w:val="false"/>
+          <w:smallCaps w:val="false"/>
+          <w:color w:val="0A0A0A"/>
+          <w:spacing w:val="0"/>
+          <w:kern w:val="0"/>
+          <w:sz w:val="28"/>
+          <w:szCs w:val="28"/>
+          <w:lang w:val="en-US" w:eastAsia="en-US" w:bidi="ar-SA"/>
+        </w:rPr>
+        <w:t>urrent status (Active/Closed), and the opening year.</w:t>
+      </w:r>
+    </w:p>
+    <w:p>
+      <w:pPr>
+        <w:pStyle w:val="TextBody"/>
+        <w:widowControl/>
+        <w:numPr>
+          <w:ilvl w:val="0"/>
+          <w:numId w:val="8"/>
+        </w:numPr>
+        <w:pBdr/>
+        <w:tabs>
+          <w:tab w:val="clear" w:pos="720"/>
+          <w:tab w:val="left" w:pos="0" w:leader="none"/>
+        </w:tabs>
+        <w:spacing w:lineRule="atLeast" w:line="360" w:before="0" w:after="180"/>
+        <w:ind w:left="0" w:right="0" w:hanging="0"/>
+        <w:jc w:val="both"/>
+        <w:rPr/>
+      </w:pPr>
+      <w:r>
+        <w:rPr>
+          <w:rStyle w:val="StrongEmphasis"/>
+          <w:rFonts w:ascii="Liberation Serif" w:hAnsi="Liberation Serif"/>
+          <w:b/>
+          <w:i w:val="false"/>
+          <w:caps w:val="false"/>
+          <w:smallCaps w:val="false"/>
+          <w:color w:val="0A0A0A"/>
+          <w:spacing w:val="0"/>
+          <w:sz w:val="28"/>
+          <w:szCs w:val="28"/>
+        </w:rPr>
+        <w:t xml:space="preserve">Staff: </w:t>
+      </w:r>
+      <w:r>
+        <w:rPr>
+          <w:rFonts w:ascii="Liberation Serif" w:hAnsi="Liberation Serif"/>
+          <w:b w:val="false"/>
+          <w:i w:val="false"/>
+          <w:caps w:val="false"/>
+          <w:smallCaps w:val="false"/>
+          <w:color w:val="0A0A0A"/>
+          <w:spacing w:val="0"/>
+          <w:sz w:val="28"/>
+          <w:szCs w:val="28"/>
+        </w:rPr>
+        <w:t>Employee name, position (Manager, Specialist, etc.), hire date, and contact details (Email, Phone).</w:t>
+      </w:r>
+    </w:p>
+    <w:p>
+      <w:pPr>
+        <w:pStyle w:val="TextBody"/>
+        <w:widowControl/>
+        <w:numPr>
+          <w:ilvl w:val="0"/>
+          <w:numId w:val="8"/>
+        </w:numPr>
+        <w:pBdr/>
+        <w:tabs>
+          <w:tab w:val="clear" w:pos="720"/>
+          <w:tab w:val="left" w:pos="0" w:leader="none"/>
+        </w:tabs>
+        <w:spacing w:lineRule="atLeast" w:line="360" w:before="0" w:after="180"/>
+        <w:ind w:left="0" w:right="0" w:hanging="0"/>
+        <w:jc w:val="both"/>
+        <w:rPr/>
+      </w:pPr>
+      <w:r>
+        <w:rPr>
+          <w:rStyle w:val="StrongEmphasis"/>
+          <w:rFonts w:ascii="Liberation Serif" w:hAnsi="Liberation Serif"/>
+          <w:b/>
+          <w:i w:val="false"/>
+          <w:caps w:val="false"/>
+          <w:smallCaps w:val="false"/>
+          <w:color w:val="0A0A0A"/>
+          <w:spacing w:val="0"/>
+          <w:sz w:val="28"/>
+          <w:szCs w:val="28"/>
+        </w:rPr>
+        <w:t xml:space="preserve">Management: </w:t>
+      </w:r>
+      <w:r>
+        <w:rPr>
+          <w:rFonts w:ascii="Liberation Serif" w:hAnsi="Liberation Serif"/>
+          <w:b w:val="false"/>
+          <w:i w:val="false"/>
+          <w:caps w:val="false"/>
+          <w:smallCaps w:val="false"/>
+          <w:color w:val="0A0A0A"/>
+          <w:spacing w:val="0"/>
+          <w:sz w:val="28"/>
+          <w:szCs w:val="28"/>
+        </w:rPr>
+        <w:t>Manager ID responsible for the specific retail location.</w:t>
+      </w:r>
+    </w:p>
+    <w:p>
+      <w:pPr>
+        <w:pStyle w:val="TextBody"/>
+        <w:widowControl/>
+        <w:spacing w:lineRule="atLeast" w:line="360" w:before="180" w:after="180"/>
+        <w:ind w:left="0" w:right="0" w:hanging="0"/>
+        <w:rPr/>
+      </w:pPr>
+      <w:r>
+        <w:rPr>
+          <w:rStyle w:val="StrongEmphasis"/>
+          <w:rFonts w:ascii="Liberation Serif" w:hAnsi="Liberation Serif"/>
+          <w:b/>
+          <w:i w:val="false"/>
+          <w:caps w:val="false"/>
+          <w:smallCaps w:val="false"/>
+          <w:color w:val="0A0A0A"/>
+          <w:spacing w:val="0"/>
+          <w:sz w:val="28"/>
+          <w:szCs w:val="28"/>
+        </w:rPr>
+        <w:t>Geography and Location:</w:t>
+      </w:r>
+    </w:p>
+    <w:p>
+      <w:pPr>
+        <w:pStyle w:val="TextBody"/>
+        <w:widowControl/>
         <w:numPr>
           <w:ilvl w:val="0"/>
           <w:numId w:val="9"/>
         </w:numPr>
-        <w:rPr>
-          <w:sz w:val="28"/>
-          <w:szCs w:val="28"/>
-        </w:rPr>
-      </w:pPr>
-      <w:r>
-        <w:rPr>
-          <w:sz w:val="28"/>
-          <w:szCs w:val="28"/>
-        </w:rPr>
-        <w:t>Transaction Info: sale_id (unique receipt key), sale_date (transaction time), loyalty_card_no.</w:t>
-      </w:r>
-    </w:p>
-    <w:p>
-      <w:pPr>
-        <w:pStyle w:val="Normal"/>
+        <w:pBdr/>
+        <w:tabs>
+          <w:tab w:val="clear" w:pos="720"/>
+          <w:tab w:val="left" w:pos="0" w:leader="none"/>
+        </w:tabs>
+        <w:spacing w:lineRule="atLeast" w:line="360" w:before="0" w:after="180"/>
+        <w:ind w:left="0" w:right="0" w:hanging="0"/>
+        <w:jc w:val="both"/>
+        <w:rPr/>
+      </w:pPr>
+      <w:r>
+        <w:rPr>
+          <w:rStyle w:val="StrongEmphasis"/>
+          <w:rFonts w:ascii="Liberation Serif" w:hAnsi="Liberation Serif"/>
+          <w:b/>
+          <w:i w:val="false"/>
+          <w:caps w:val="false"/>
+          <w:smallCaps w:val="false"/>
+          <w:color w:val="0A0A0A"/>
+          <w:spacing w:val="0"/>
+          <w:sz w:val="28"/>
+          <w:szCs w:val="28"/>
+        </w:rPr>
+        <w:t xml:space="preserve">Location Hierarchy: </w:t>
+      </w:r>
+      <w:r>
+        <w:rPr>
+          <w:rFonts w:ascii="Liberation Serif" w:hAnsi="Liberation Serif"/>
+          <w:b w:val="false"/>
+          <w:i w:val="false"/>
+          <w:caps w:val="false"/>
+          <w:smallCaps w:val="false"/>
+          <w:color w:val="0A0A0A"/>
+          <w:spacing w:val="0"/>
+          <w:sz w:val="28"/>
+          <w:szCs w:val="28"/>
+        </w:rPr>
+        <w:t>A structured geography including Country, Region, City, District, Postal Code and the specific address.</w:t>
+      </w:r>
+    </w:p>
+    <w:p>
+      <w:pPr>
+        <w:pStyle w:val="TextBody"/>
+        <w:widowControl/>
         <w:numPr>
           <w:ilvl w:val="0"/>
           <w:numId w:val="9"/>
         </w:numPr>
-        <w:rPr>
-          <w:sz w:val="28"/>
-          <w:szCs w:val="28"/>
-        </w:rPr>
-      </w:pPr>
-      <w:r>
-        <w:rPr>
-          <w:sz w:val="28"/>
-          <w:szCs w:val="28"/>
-        </w:rPr>
-        <w:t>Product Hierarchy: product_id, product_name, category_id, sub_category_name, model_year, color, storage_capacity.</w:t>
-      </w:r>
-    </w:p>
-    <w:p>
-      <w:pPr>
-        <w:pStyle w:val="Normal"/>
-        <w:numPr>
-          <w:ilvl w:val="0"/>
-          <w:numId w:val="9"/>
-        </w:numPr>
-        <w:rPr>
-          <w:sz w:val="28"/>
-          <w:szCs w:val="28"/>
-        </w:rPr>
-      </w:pPr>
-      <w:r>
-        <w:rPr>
-          <w:sz w:val="28"/>
-          <w:szCs w:val="28"/>
-        </w:rPr>
-        <w:t>Store &amp; Geography: store_id, store_name, store_status (Active/Closed), opening_year, manager_id, address_id, city, state, country.</w:t>
-      </w:r>
-    </w:p>
-    <w:p>
-      <w:pPr>
-        <w:pStyle w:val="Normal"/>
-        <w:numPr>
-          <w:ilvl w:val="0"/>
-          <w:numId w:val="9"/>
-        </w:numPr>
-        <w:rPr>
-          <w:sz w:val="28"/>
-          <w:szCs w:val="28"/>
-        </w:rPr>
-      </w:pPr>
-      <w:r>
-        <w:rPr>
-          <w:sz w:val="28"/>
-          <w:szCs w:val="28"/>
-        </w:rPr>
-        <w:t>Employee Info: employee_id, employee_first_name, employee_last_name, position (Manager/Specialist), hire_date.</w:t>
-      </w:r>
-    </w:p>
-    <w:p>
-      <w:pPr>
-        <w:pStyle w:val="Normal"/>
-        <w:numPr>
-          <w:ilvl w:val="0"/>
-          <w:numId w:val="9"/>
-        </w:numPr>
-        <w:rPr>
-          <w:sz w:val="28"/>
-          <w:szCs w:val="28"/>
-        </w:rPr>
-      </w:pPr>
-      <w:r>
-        <w:rPr>
-          <w:sz w:val="28"/>
-          <w:szCs w:val="28"/>
-        </w:rPr>
-        <w:t>Measures: unit_price (sales price), unit_cost (cost price), quantity (quantity).</w:t>
-      </w:r>
-    </w:p>
-    <w:p>
-      <w:pPr>
-        <w:pStyle w:val="Normal"/>
-        <w:numPr>
-          <w:ilvl w:val="0"/>
-          <w:numId w:val="9"/>
-        </w:numPr>
-        <w:rPr>
-          <w:sz w:val="28"/>
-          <w:szCs w:val="28"/>
-        </w:rPr>
-      </w:pPr>
-      <w:r>
-        <w:rPr>
-          <w:sz w:val="28"/>
-          <w:szCs w:val="28"/>
-        </w:rPr>
-        <w:t>Time Dim: year, quarter, month.</w:t>
-      </w:r>
-    </w:p>
-    <w:p>
-      <w:pPr>
-        <w:pStyle w:val="Normal"/>
-        <w:rPr>
-          <w:sz w:val="28"/>
-          <w:szCs w:val="28"/>
-        </w:rPr>
-      </w:pPr>
-      <w:r>
-        <w:rPr>
-          <w:sz w:val="28"/>
-          <w:szCs w:val="28"/>
-        </w:rPr>
-      </w:r>
-    </w:p>
-    <w:p>
-      <w:pPr>
-        <w:pStyle w:val="Normal"/>
-        <w:rPr>
-          <w:sz w:val="28"/>
-          <w:szCs w:val="28"/>
-        </w:rPr>
-      </w:pPr>
-      <w:r>
-        <w:rPr>
-          <w:sz w:val="28"/>
-          <w:szCs w:val="28"/>
-        </w:rPr>
-        <w:tab/>
-        <w:t>Dataset 2: src_apple_online.csv (E-commerce Platform)</w:t>
-      </w:r>
-    </w:p>
-    <w:p>
-      <w:pPr>
-        <w:pStyle w:val="Normal"/>
-        <w:rPr>
-          <w:sz w:val="28"/>
-          <w:szCs w:val="28"/>
-        </w:rPr>
-      </w:pPr>
-      <w:r>
-        <w:rPr>
-          <w:sz w:val="28"/>
-          <w:szCs w:val="28"/>
-        </w:rPr>
-        <w:tab/>
-        <w:t>This dataset contains information about orders placed via the website and mobile app.</w:t>
-      </w:r>
-    </w:p>
-    <w:p>
-      <w:pPr>
-        <w:pStyle w:val="Normal"/>
-        <w:widowControl w:val="false"/>
+        <w:pBdr/>
+        <w:tabs>
+          <w:tab w:val="clear" w:pos="720"/>
+          <w:tab w:val="left" w:pos="0" w:leader="none"/>
+        </w:tabs>
+        <w:spacing w:lineRule="atLeast" w:line="360" w:before="0" w:after="180"/>
+        <w:ind w:left="0" w:right="0" w:hanging="0"/>
+        <w:jc w:val="both"/>
+        <w:rPr/>
+      </w:pPr>
+      <w:r>
+        <w:rPr>
+          <w:rStyle w:val="StrongEmphasis"/>
+          <w:rFonts w:ascii="Liberation Serif" w:hAnsi="Liberation Serif"/>
+          <w:b/>
+          <w:i w:val="false"/>
+          <w:caps w:val="false"/>
+          <w:smallCaps w:val="false"/>
+          <w:color w:val="0A0A0A"/>
+          <w:spacing w:val="0"/>
+          <w:sz w:val="28"/>
+          <w:szCs w:val="28"/>
+        </w:rPr>
+        <w:t xml:space="preserve">Address: </w:t>
+      </w:r>
+      <w:r>
+        <w:rPr>
+          <w:rFonts w:ascii="Liberation Serif" w:hAnsi="Liberation Serif"/>
+          <w:b w:val="false"/>
+          <w:i w:val="false"/>
+          <w:caps w:val="false"/>
+          <w:smallCaps w:val="false"/>
+          <w:color w:val="0A0A0A"/>
+          <w:spacing w:val="0"/>
+          <w:sz w:val="28"/>
+          <w:szCs w:val="28"/>
+        </w:rPr>
+        <w:t>Unique address identifier and specific location details.</w:t>
+      </w:r>
+    </w:p>
+    <w:p>
+      <w:pPr>
+        <w:pStyle w:val="TextBody"/>
+        <w:widowControl/>
+        <w:spacing w:lineRule="atLeast" w:line="360" w:before="180" w:after="180"/>
+        <w:ind w:left="0" w:right="0" w:hanging="0"/>
+        <w:jc w:val="both"/>
+        <w:rPr/>
+      </w:pPr>
+      <w:r>
+        <w:rPr>
+          <w:rStyle w:val="StrongEmphasis"/>
+          <w:rFonts w:ascii="Liberation Serif" w:hAnsi="Liberation Serif"/>
+          <w:b/>
+          <w:i w:val="false"/>
+          <w:caps w:val="false"/>
+          <w:smallCaps w:val="false"/>
+          <w:color w:val="0A0A0A"/>
+          <w:spacing w:val="0"/>
+          <w:sz w:val="28"/>
+          <w:szCs w:val="28"/>
+        </w:rPr>
+        <w:t>Marketing and Payment:</w:t>
+      </w:r>
+    </w:p>
+    <w:p>
+      <w:pPr>
+        <w:pStyle w:val="TextBody"/>
+        <w:widowControl/>
         <w:numPr>
           <w:ilvl w:val="0"/>
           <w:numId w:val="10"/>
         </w:numPr>
-        <w:bidi w:val="0"/>
-        <w:spacing w:lineRule="atLeast" w:line="240" w:before="0" w:after="0"/>
-        <w:ind w:left="720" w:right="0" w:hanging="360"/>
-        <w:jc w:val="left"/>
-        <w:rPr>
-          <w:sz w:val="28"/>
-          <w:szCs w:val="28"/>
-        </w:rPr>
-      </w:pPr>
-      <w:r>
-        <w:rPr>
-          <w:sz w:val="28"/>
-          <w:szCs w:val="28"/>
-        </w:rPr>
-        <w:t>Order Info: order_code (order number), order_time (order time), segment (customer type).</w:t>
-      </w:r>
-    </w:p>
-    <w:p>
-      <w:pPr>
-        <w:pStyle w:val="Normal"/>
-        <w:widowControl w:val="false"/>
+        <w:pBdr/>
+        <w:tabs>
+          <w:tab w:val="clear" w:pos="720"/>
+          <w:tab w:val="left" w:pos="0" w:leader="none"/>
+        </w:tabs>
+        <w:spacing w:lineRule="atLeast" w:line="360" w:before="0" w:after="180"/>
+        <w:ind w:left="0" w:right="0" w:hanging="0"/>
+        <w:jc w:val="both"/>
+        <w:rPr/>
+      </w:pPr>
+      <w:r>
+        <w:rPr>
+          <w:rStyle w:val="StrongEmphasis"/>
+          <w:rFonts w:ascii="Liberation Serif" w:hAnsi="Liberation Serif"/>
+          <w:b/>
+          <w:i w:val="false"/>
+          <w:caps w:val="false"/>
+          <w:smallCaps w:val="false"/>
+          <w:color w:val="0A0A0A"/>
+          <w:spacing w:val="0"/>
+          <w:sz w:val="28"/>
+          <w:szCs w:val="28"/>
+        </w:rPr>
+        <w:t xml:space="preserve">Promotion: </w:t>
+      </w:r>
+      <w:r>
+        <w:rPr>
+          <w:rFonts w:ascii="Liberation Serif" w:hAnsi="Liberation Serif"/>
+          <w:b w:val="false"/>
+          <w:i w:val="false"/>
+          <w:caps w:val="false"/>
+          <w:smallCaps w:val="false"/>
+          <w:color w:val="0A0A0A"/>
+          <w:spacing w:val="0"/>
+          <w:sz w:val="28"/>
+          <w:szCs w:val="28"/>
+        </w:rPr>
+        <w:t>Promotion name, type (Seasonal, Internal), and the specific discount amount applied.</w:t>
+      </w:r>
+    </w:p>
+    <w:p>
+      <w:pPr>
+        <w:pStyle w:val="TextBody"/>
+        <w:widowControl/>
         <w:numPr>
           <w:ilvl w:val="0"/>
           <w:numId w:val="10"/>
         </w:numPr>
-        <w:bidi w:val="0"/>
-        <w:spacing w:lineRule="atLeast" w:line="240" w:before="0" w:after="0"/>
-        <w:ind w:left="720" w:right="0" w:hanging="360"/>
-        <w:jc w:val="left"/>
-        <w:rPr>
-          <w:sz w:val="28"/>
-          <w:szCs w:val="28"/>
-        </w:rPr>
-      </w:pPr>
-      <w:r>
-        <w:rPr>
-          <w:sz w:val="28"/>
-          <w:szCs w:val="28"/>
-        </w:rPr>
-        <w:t>Product Info: sku_id (product_id), product_name, category_id, sub_category_name, model_year, color, storage_capacity.</w:t>
-      </w:r>
-    </w:p>
-    <w:p>
-      <w:pPr>
-        <w:pStyle w:val="Normal"/>
-        <w:widowControl w:val="false"/>
+        <w:pBdr/>
+        <w:tabs>
+          <w:tab w:val="clear" w:pos="720"/>
+          <w:tab w:val="left" w:pos="0" w:leader="none"/>
+        </w:tabs>
+        <w:spacing w:lineRule="atLeast" w:line="360" w:before="0" w:after="180"/>
+        <w:ind w:left="0" w:right="0" w:hanging="0"/>
+        <w:jc w:val="both"/>
+        <w:rPr/>
+      </w:pPr>
+      <w:r>
+        <w:rPr>
+          <w:rStyle w:val="StrongEmphasis"/>
+          <w:rFonts w:ascii="Liberation Serif" w:hAnsi="Liberation Serif"/>
+          <w:b/>
+          <w:i w:val="false"/>
+          <w:caps w:val="false"/>
+          <w:smallCaps w:val="false"/>
+          <w:color w:val="0A0A0A"/>
+          <w:spacing w:val="0"/>
+          <w:sz w:val="28"/>
+          <w:szCs w:val="28"/>
+        </w:rPr>
+        <w:t xml:space="preserve">Payment: </w:t>
+      </w:r>
+      <w:r>
+        <w:rPr>
+          <w:rFonts w:ascii="Liberation Serif" w:hAnsi="Liberation Serif"/>
+          <w:b w:val="false"/>
+          <w:i w:val="false"/>
+          <w:caps w:val="false"/>
+          <w:smallCaps w:val="false"/>
+          <w:color w:val="0A0A0A"/>
+          <w:spacing w:val="0"/>
+          <w:sz w:val="28"/>
+          <w:szCs w:val="28"/>
+        </w:rPr>
+        <w:t>Payment method (Apple Pay, Cash, Installments), payment date, and transaction status (Completed, Pending, Refunded).</w:t>
+      </w:r>
+    </w:p>
+    <w:p>
+      <w:pPr>
+        <w:pStyle w:val="TextBody"/>
+        <w:widowControl/>
+        <w:numPr>
+          <w:ilvl w:val="0"/>
+          <w:numId w:val="0"/>
+        </w:numPr>
+        <w:spacing w:lineRule="atLeast" w:line="360" w:before="180" w:after="180"/>
+        <w:ind w:left="0" w:right="0" w:hanging="0"/>
+        <w:jc w:val="both"/>
+        <w:rPr/>
+      </w:pPr>
+      <w:r>
+        <w:rPr>
+          <w:rStyle w:val="StrongEmphasis"/>
+          <w:rFonts w:ascii="Liberation Serif" w:hAnsi="Liberation Serif"/>
+          <w:b/>
+          <w:i w:val="false"/>
+          <w:caps w:val="false"/>
+          <w:smallCaps w:val="false"/>
+          <w:color w:val="0A0A0A"/>
+          <w:spacing w:val="0"/>
+          <w:sz w:val="28"/>
+          <w:szCs w:val="28"/>
+        </w:rPr>
+        <w:t>Sales Information:</w:t>
+      </w:r>
+    </w:p>
+    <w:p>
+      <w:pPr>
+        <w:pStyle w:val="TextBody"/>
+        <w:widowControl/>
         <w:numPr>
           <w:ilvl w:val="0"/>
           <w:numId w:val="10"/>
         </w:numPr>
+        <w:pBdr/>
+        <w:tabs>
+          <w:tab w:val="clear" w:pos="720"/>
+          <w:tab w:val="left" w:pos="0" w:leader="none"/>
+        </w:tabs>
         <w:bidi w:val="0"/>
-        <w:spacing w:lineRule="atLeast" w:line="240" w:before="0" w:after="0"/>
-        <w:ind w:left="720" w:right="0" w:hanging="360"/>
-        <w:jc w:val="left"/>
-        <w:rPr>
-          <w:sz w:val="28"/>
-          <w:szCs w:val="28"/>
-        </w:rPr>
-      </w:pPr>
-      <w:r>
-        <w:rPr>
-          <w:sz w:val="28"/>
-          <w:szCs w:val="28"/>
-        </w:rPr>
-        <w:t>Customer Info: customer_id, first_name, last_name, email, phone, age, gender.</w:t>
-      </w:r>
-    </w:p>
-    <w:p>
-      <w:pPr>
-        <w:pStyle w:val="Normal"/>
-        <w:widowControl w:val="false"/>
+        <w:spacing w:lineRule="atLeast" w:line="330" w:before="0" w:after="180"/>
+        <w:ind w:left="0" w:right="0" w:hanging="0"/>
+        <w:jc w:val="both"/>
+        <w:rPr/>
+      </w:pPr>
+      <w:r>
+        <w:rPr>
+          <w:rStyle w:val="StrongEmphasis"/>
+          <w:rFonts w:ascii="Liberation Serif" w:hAnsi="Liberation Serif"/>
+          <w:b/>
+          <w:i w:val="false"/>
+          <w:caps w:val="false"/>
+          <w:smallCaps w:val="false"/>
+          <w:color w:val="0A0A0A"/>
+          <w:spacing w:val="0"/>
+          <w:sz w:val="28"/>
+          <w:szCs w:val="28"/>
+        </w:rPr>
+        <w:t xml:space="preserve">Transaction: </w:t>
+      </w:r>
+      <w:r>
+        <w:rPr>
+          <w:rFonts w:ascii="Liberation Serif" w:hAnsi="Liberation Serif"/>
+          <w:b w:val="false"/>
+          <w:i w:val="false"/>
+          <w:caps w:val="false"/>
+          <w:smallCaps w:val="false"/>
+          <w:color w:val="0A0A0A"/>
+          <w:spacing w:val="0"/>
+          <w:sz w:val="28"/>
+          <w:szCs w:val="28"/>
+        </w:rPr>
+        <w:t xml:space="preserve">Unique receipt identifier </w:t>
+      </w:r>
+      <w:r>
+        <w:rPr>
+          <w:rFonts w:ascii="Liberation Serif" w:hAnsi="Liberation Serif"/>
+          <w:b w:val="false"/>
+          <w:i w:val="false"/>
+          <w:caps w:val="false"/>
+          <w:smallCaps w:val="false"/>
+          <w:color w:val="0A0A0A"/>
+          <w:spacing w:val="0"/>
+          <w:sz w:val="28"/>
+          <w:szCs w:val="28"/>
+          <w:shd w:fill="auto" w:val="clear"/>
+        </w:rPr>
+        <w:t>(</w:t>
+      </w:r>
+      <w:r>
+        <w:rPr>
+          <w:rStyle w:val="SourceText"/>
+          <w:rFonts w:ascii="Liberation Serif" w:hAnsi="Liberation Serif"/>
+          <w:b w:val="false"/>
+          <w:i w:val="false"/>
+          <w:caps w:val="false"/>
+          <w:smallCaps w:val="false"/>
+          <w:color w:val="0A0A0A"/>
+          <w:spacing w:val="0"/>
+          <w:sz w:val="28"/>
+          <w:szCs w:val="28"/>
+          <w:bdr w:val="single" w:sz="6" w:space="2" w:color="F0F2F5"/>
+          <w:shd w:fill="auto" w:val="clear"/>
+        </w:rPr>
+        <w:t>sale_id</w:t>
+      </w:r>
+      <w:r>
+        <w:rPr>
+          <w:rFonts w:ascii="Liberation Serif" w:hAnsi="Liberation Serif"/>
+          <w:b w:val="false"/>
+          <w:i w:val="false"/>
+          <w:caps w:val="false"/>
+          <w:smallCaps w:val="false"/>
+          <w:color w:val="0A0A0A"/>
+          <w:spacing w:val="0"/>
+          <w:sz w:val="28"/>
+          <w:szCs w:val="28"/>
+          <w:shd w:fill="auto" w:val="clear"/>
+        </w:rPr>
+        <w:t>)</w:t>
+      </w:r>
+      <w:r>
+        <w:rPr>
+          <w:rFonts w:ascii="Liberation Serif" w:hAnsi="Liberation Serif"/>
+          <w:b w:val="false"/>
+          <w:i w:val="false"/>
+          <w:caps w:val="false"/>
+          <w:smallCaps w:val="false"/>
+          <w:color w:val="0A0A0A"/>
+          <w:spacing w:val="0"/>
+          <w:sz w:val="28"/>
+          <w:szCs w:val="28"/>
+        </w:rPr>
+        <w:t xml:space="preserve"> and the specific date of sale.</w:t>
+      </w:r>
+    </w:p>
+    <w:p>
+      <w:pPr>
+        <w:pStyle w:val="TextBody"/>
+        <w:widowControl/>
         <w:numPr>
           <w:ilvl w:val="0"/>
           <w:numId w:val="10"/>
         </w:numPr>
-        <w:bidi w:val="0"/>
-        <w:spacing w:lineRule="atLeast" w:line="240" w:before="0" w:after="0"/>
-        <w:ind w:left="720" w:right="0" w:hanging="360"/>
-        <w:jc w:val="left"/>
-        <w:rPr>
-          <w:sz w:val="28"/>
-          <w:szCs w:val="28"/>
-        </w:rPr>
-      </w:pPr>
-      <w:r>
-        <w:rPr>
-          <w:sz w:val="28"/>
-          <w:szCs w:val="28"/>
-        </w:rPr>
-        <w:t>Logistics &amp; Geography: address_id, address, delivery_city, delivery_country, region.</w:t>
-      </w:r>
-    </w:p>
-    <w:p>
-      <w:pPr>
-        <w:pStyle w:val="Normal"/>
-        <w:widowControl w:val="false"/>
+        <w:pBdr/>
+        <w:tabs>
+          <w:tab w:val="clear" w:pos="720"/>
+          <w:tab w:val="left" w:pos="0" w:leader="none"/>
+        </w:tabs>
+        <w:spacing w:lineRule="atLeast" w:line="360" w:before="0" w:after="180"/>
+        <w:ind w:left="0" w:right="0" w:hanging="0"/>
+        <w:jc w:val="both"/>
+        <w:rPr/>
+      </w:pPr>
+      <w:r>
+        <w:rPr>
+          <w:rStyle w:val="StrongEmphasis"/>
+          <w:rFonts w:ascii="Liberation Serif" w:hAnsi="Liberation Serif"/>
+          <w:b/>
+          <w:i w:val="false"/>
+          <w:caps w:val="false"/>
+          <w:smallCaps w:val="false"/>
+          <w:color w:val="0A0A0A"/>
+          <w:spacing w:val="0"/>
+          <w:sz w:val="28"/>
+          <w:szCs w:val="28"/>
+        </w:rPr>
+        <w:t xml:space="preserve">Price and Cost: </w:t>
+      </w:r>
+      <w:r>
+        <w:rPr>
+          <w:rFonts w:ascii="Liberation Serif" w:hAnsi="Liberation Serif"/>
+          <w:b w:val="false"/>
+          <w:i w:val="false"/>
+          <w:caps w:val="false"/>
+          <w:smallCaps w:val="false"/>
+          <w:color w:val="0A0A0A"/>
+          <w:spacing w:val="0"/>
+          <w:sz w:val="28"/>
+          <w:szCs w:val="28"/>
+        </w:rPr>
+        <w:t>The unit cost and the actual retail selling price at the store.</w:t>
+      </w:r>
+    </w:p>
+    <w:p>
+      <w:pPr>
+        <w:pStyle w:val="TextBody"/>
+        <w:widowControl/>
         <w:numPr>
           <w:ilvl w:val="0"/>
           <w:numId w:val="10"/>
         </w:numPr>
-        <w:bidi w:val="0"/>
-        <w:spacing w:lineRule="atLeast" w:line="240" w:before="0" w:after="0"/>
-        <w:ind w:left="720" w:right="0" w:hanging="360"/>
-        <w:jc w:val="left"/>
-        <w:rPr>
-          <w:sz w:val="28"/>
-          <w:szCs w:val="28"/>
-        </w:rPr>
-      </w:pPr>
-      <w:r>
-        <w:rPr>
-          <w:sz w:val="28"/>
-          <w:szCs w:val="28"/>
-        </w:rPr>
-        <w:t>Measures: list_price (online price), unit_cost (cost price), qty (quantity).</w:t>
-      </w:r>
-    </w:p>
-    <w:p>
-      <w:pPr>
-        <w:pStyle w:val="Normal"/>
-        <w:widowControl w:val="false"/>
+        <w:pBdr/>
+        <w:tabs>
+          <w:tab w:val="clear" w:pos="720"/>
+          <w:tab w:val="left" w:pos="0" w:leader="none"/>
+        </w:tabs>
+        <w:spacing w:lineRule="atLeast" w:line="360" w:before="0" w:after="180"/>
+        <w:ind w:left="0" w:right="0" w:hanging="0"/>
+        <w:jc w:val="both"/>
+        <w:rPr/>
+      </w:pPr>
+      <w:r>
+        <w:rPr>
+          <w:rStyle w:val="StrongEmphasis"/>
+          <w:rFonts w:ascii="Liberation Serif" w:hAnsi="Liberation Serif"/>
+          <w:b/>
+          <w:i w:val="false"/>
+          <w:caps w:val="false"/>
+          <w:smallCaps w:val="false"/>
+          <w:color w:val="0A0A0A"/>
+          <w:spacing w:val="0"/>
+          <w:sz w:val="28"/>
+          <w:szCs w:val="28"/>
+        </w:rPr>
+        <w:t xml:space="preserve">Quantity: </w:t>
+      </w:r>
+      <w:r>
+        <w:rPr>
+          <w:rFonts w:ascii="Liberation Serif" w:hAnsi="Liberation Serif"/>
+          <w:b w:val="false"/>
+          <w:i w:val="false"/>
+          <w:caps w:val="false"/>
+          <w:smallCaps w:val="false"/>
+          <w:color w:val="0A0A0A"/>
+          <w:spacing w:val="0"/>
+          <w:sz w:val="28"/>
+          <w:szCs w:val="28"/>
+        </w:rPr>
+        <w:t>The number of units sold per transaction.</w:t>
+      </w:r>
+    </w:p>
+    <w:p>
+      <w:pPr>
+        <w:pStyle w:val="HorizontalLine"/>
+        <w:rPr>
+          <w:rFonts w:ascii="Liberation Serif" w:hAnsi="Liberation Serif"/>
+          <w:sz w:val="28"/>
+          <w:szCs w:val="28"/>
+        </w:rPr>
+      </w:pPr>
+      <w:r>
+        <w:rPr>
+          <w:rFonts w:ascii="Liberation Serif" w:hAnsi="Liberation Serif"/>
+          <w:sz w:val="28"/>
+          <w:szCs w:val="28"/>
+        </w:rPr>
+      </w:r>
+    </w:p>
+    <w:p>
+      <w:pPr>
+        <w:pStyle w:val="TextBody"/>
+        <w:widowControl/>
+        <w:spacing w:lineRule="atLeast" w:line="360" w:before="180" w:after="180"/>
+        <w:ind w:left="0" w:right="0" w:hanging="0"/>
+        <w:jc w:val="both"/>
+        <w:rPr/>
+      </w:pPr>
+      <w:r>
+        <w:rPr>
+          <w:rStyle w:val="StrongEmphasis"/>
+          <w:rFonts w:ascii="Liberation Serif" w:hAnsi="Liberation Serif"/>
+          <w:b/>
+          <w:i w:val="false"/>
+          <w:caps w:val="false"/>
+          <w:smallCaps w:val="false"/>
+          <w:color w:val="0A0A0A"/>
+          <w:spacing w:val="0"/>
+          <w:sz w:val="28"/>
+          <w:szCs w:val="28"/>
+        </w:rPr>
+        <w:t xml:space="preserve">The second dataset (src_apple_online.csv) </w:t>
+      </w:r>
+      <w:r>
+        <w:rPr>
+          <w:rFonts w:ascii="Liberation Serif" w:hAnsi="Liberation Serif"/>
+          <w:b w:val="false"/>
+          <w:i w:val="false"/>
+          <w:caps w:val="false"/>
+          <w:smallCaps w:val="false"/>
+          <w:color w:val="0A0A0A"/>
+          <w:spacing w:val="0"/>
+          <w:sz w:val="28"/>
+          <w:szCs w:val="28"/>
+        </w:rPr>
+        <w:t>contains data related to orders placed through the global e-commerce platform (Apple Online Store).</w:t>
+      </w:r>
+    </w:p>
+    <w:p>
+      <w:pPr>
+        <w:pStyle w:val="TextBody"/>
+        <w:widowControl/>
+        <w:spacing w:lineRule="atLeast" w:line="360" w:before="180" w:after="180"/>
+        <w:ind w:left="0" w:right="0" w:hanging="0"/>
+        <w:jc w:val="both"/>
+        <w:rPr/>
+      </w:pPr>
+      <w:r>
+        <w:rPr>
+          <w:rStyle w:val="StrongEmphasis"/>
+          <w:rFonts w:ascii="Liberation Serif" w:hAnsi="Liberation Serif"/>
+          <w:b/>
+          <w:i w:val="false"/>
+          <w:caps w:val="false"/>
+          <w:smallCaps w:val="false"/>
+          <w:color w:val="0A0A0A"/>
+          <w:spacing w:val="0"/>
+          <w:sz w:val="28"/>
+          <w:szCs w:val="28"/>
+        </w:rPr>
+        <w:t>Product Information:</w:t>
+      </w:r>
+    </w:p>
+    <w:p>
+      <w:pPr>
+        <w:pStyle w:val="TextBody"/>
+        <w:widowControl/>
         <w:numPr>
           <w:ilvl w:val="0"/>
-          <w:numId w:val="10"/>
+          <w:numId w:val="11"/>
         </w:numPr>
-        <w:bidi w:val="0"/>
-        <w:spacing w:lineRule="atLeast" w:line="240" w:before="0" w:after="0"/>
-        <w:ind w:left="720" w:right="0" w:hanging="360"/>
-        <w:jc w:val="left"/>
-        <w:rPr>
-          <w:sz w:val="28"/>
-          <w:szCs w:val="28"/>
-        </w:rPr>
-      </w:pPr>
-      <w:r>
-        <w:rPr>
-          <w:sz w:val="28"/>
-          <w:szCs w:val="28"/>
-        </w:rPr>
-        <w:t>Time Dim: year, quarter, month.</w:t>
-      </w:r>
-    </w:p>
-    <w:p>
-      <w:pPr>
-        <w:pStyle w:val="Normal"/>
-        <w:rPr>
-          <w:sz w:val="28"/>
-          <w:szCs w:val="28"/>
-        </w:rPr>
-      </w:pPr>
-      <w:r>
-        <w:rPr>
-          <w:sz w:val="28"/>
-          <w:szCs w:val="28"/>
-        </w:rPr>
-      </w:r>
-    </w:p>
-    <w:p>
-      <w:pPr>
-        <w:pStyle w:val="Normal"/>
-        <w:rPr>
-          <w:sz w:val="28"/>
-          <w:szCs w:val="28"/>
-        </w:rPr>
-      </w:pPr>
-      <w:r>
-        <w:rPr>
-          <w:sz w:val="28"/>
-          <w:szCs w:val="28"/>
-        </w:rPr>
-        <w:tab/>
-        <w:t>Entities (Dimensions):</w:t>
-      </w:r>
-    </w:p>
-    <w:p>
-      <w:pPr>
-        <w:pStyle w:val="Normal"/>
+        <w:pBdr/>
+        <w:tabs>
+          <w:tab w:val="clear" w:pos="720"/>
+          <w:tab w:val="left" w:pos="0" w:leader="none"/>
+        </w:tabs>
+        <w:spacing w:lineRule="atLeast" w:line="360" w:before="0" w:after="180"/>
+        <w:ind w:left="0" w:right="0" w:hanging="0"/>
+        <w:jc w:val="both"/>
+        <w:rPr/>
+      </w:pPr>
+      <w:r>
+        <w:rPr>
+          <w:rStyle w:val="StrongEmphasis"/>
+          <w:rFonts w:ascii="Liberation Serif" w:hAnsi="Liberation Serif"/>
+          <w:b/>
+          <w:i w:val="false"/>
+          <w:caps w:val="false"/>
+          <w:smallCaps w:val="false"/>
+          <w:color w:val="0A0A0A"/>
+          <w:spacing w:val="0"/>
+          <w:sz w:val="28"/>
+          <w:szCs w:val="28"/>
+        </w:rPr>
+        <w:t xml:space="preserve">Product ID (SKU): </w:t>
+      </w:r>
+      <w:r>
+        <w:rPr>
+          <w:rFonts w:ascii="Liberation Serif" w:hAnsi="Liberation Serif"/>
+          <w:b w:val="false"/>
+          <w:i w:val="false"/>
+          <w:caps w:val="false"/>
+          <w:smallCaps w:val="false"/>
+          <w:color w:val="0A0A0A"/>
+          <w:spacing w:val="0"/>
+          <w:sz w:val="28"/>
+          <w:szCs w:val="28"/>
+        </w:rPr>
+        <w:t>Unique stock-keeping unit identifier, fully synchronized with the POS system.</w:t>
+      </w:r>
+    </w:p>
+    <w:p>
+      <w:pPr>
+        <w:pStyle w:val="TextBody"/>
+        <w:widowControl/>
         <w:numPr>
           <w:ilvl w:val="0"/>
-          <w:numId w:val="6"/>
+          <w:numId w:val="11"/>
         </w:numPr>
-        <w:rPr>
-          <w:sz w:val="28"/>
-          <w:szCs w:val="28"/>
-        </w:rPr>
-      </w:pPr>
-      <w:r>
-        <w:rPr>
-          <w:sz w:val="28"/>
-          <w:szCs w:val="28"/>
-        </w:rPr>
-        <w:t>Date (Time): Hierarchy: Year -&gt; Quarter -&gt; Month -&gt; Date.</w:t>
-      </w:r>
-    </w:p>
-    <w:p>
-      <w:pPr>
-        <w:pStyle w:val="Normal"/>
+        <w:pBdr/>
+        <w:tabs>
+          <w:tab w:val="clear" w:pos="720"/>
+          <w:tab w:val="left" w:pos="0" w:leader="none"/>
+        </w:tabs>
+        <w:spacing w:lineRule="atLeast" w:line="360" w:before="0" w:after="180"/>
+        <w:ind w:left="0" w:right="0" w:hanging="0"/>
+        <w:jc w:val="both"/>
+        <w:rPr/>
+      </w:pPr>
+      <w:r>
+        <w:rPr>
+          <w:rStyle w:val="StrongEmphasis"/>
+          <w:rFonts w:ascii="Liberation Serif" w:hAnsi="Liberation Serif"/>
+          <w:b/>
+          <w:i w:val="false"/>
+          <w:caps w:val="false"/>
+          <w:smallCaps w:val="false"/>
+          <w:color w:val="0A0A0A"/>
+          <w:spacing w:val="0"/>
+          <w:sz w:val="28"/>
+          <w:szCs w:val="28"/>
+        </w:rPr>
+        <w:t xml:space="preserve">Device Attributes: </w:t>
+      </w:r>
+      <w:r>
+        <w:rPr>
+          <w:rFonts w:ascii="Liberation Serif" w:hAnsi="Liberation Serif"/>
+          <w:b w:val="false"/>
+          <w:i w:val="false"/>
+          <w:caps w:val="false"/>
+          <w:smallCaps w:val="false"/>
+          <w:color w:val="0A0A0A"/>
+          <w:spacing w:val="0"/>
+          <w:sz w:val="28"/>
+          <w:szCs w:val="28"/>
+        </w:rPr>
+        <w:t>Product name, category, model year, color, and storage capacity.</w:t>
+      </w:r>
+    </w:p>
+    <w:p>
+      <w:pPr>
+        <w:pStyle w:val="TextBody"/>
+        <w:widowControl/>
+        <w:spacing w:lineRule="atLeast" w:line="360" w:before="180" w:after="180"/>
+        <w:ind w:left="0" w:right="0" w:hanging="0"/>
+        <w:jc w:val="both"/>
+        <w:rPr/>
+      </w:pPr>
+      <w:r>
+        <w:rPr>
+          <w:rStyle w:val="StrongEmphasis"/>
+          <w:rFonts w:ascii="Liberation Serif" w:hAnsi="Liberation Serif"/>
+          <w:b/>
+          <w:i w:val="false"/>
+          <w:caps w:val="false"/>
+          <w:smallCaps w:val="false"/>
+          <w:color w:val="0A0A0A"/>
+          <w:spacing w:val="0"/>
+          <w:sz w:val="28"/>
+          <w:szCs w:val="28"/>
+        </w:rPr>
+        <w:t>Customer Information (CRM):</w:t>
+      </w:r>
+    </w:p>
+    <w:p>
+      <w:pPr>
+        <w:pStyle w:val="TextBody"/>
+        <w:widowControl/>
         <w:numPr>
           <w:ilvl w:val="0"/>
-          <w:numId w:val="6"/>
+          <w:numId w:val="12"/>
         </w:numPr>
-        <w:rPr>
-          <w:sz w:val="28"/>
-          <w:szCs w:val="28"/>
-        </w:rPr>
-      </w:pPr>
-      <w:r>
-        <w:rPr>
-          <w:sz w:val="28"/>
-          <w:szCs w:val="28"/>
-        </w:rPr>
-        <w:t>Product: Hierarchy: Category -&gt; Sub-category -&gt; Product_Name. Contains technical attributes (Storage, Color).</w:t>
-      </w:r>
-    </w:p>
-    <w:p>
-      <w:pPr>
-        <w:pStyle w:val="Normal"/>
+        <w:pBdr/>
+        <w:tabs>
+          <w:tab w:val="clear" w:pos="720"/>
+          <w:tab w:val="left" w:pos="0" w:leader="none"/>
+        </w:tabs>
+        <w:spacing w:lineRule="atLeast" w:line="360" w:before="0" w:after="180"/>
+        <w:ind w:left="0" w:right="0" w:hanging="0"/>
+        <w:jc w:val="both"/>
+        <w:rPr/>
+      </w:pPr>
+      <w:r>
+        <w:rPr>
+          <w:rStyle w:val="StrongEmphasis"/>
+          <w:rFonts w:ascii="Liberation Serif" w:hAnsi="Liberation Serif"/>
+          <w:b/>
+          <w:i w:val="false"/>
+          <w:caps w:val="false"/>
+          <w:smallCaps w:val="false"/>
+          <w:color w:val="0A0A0A"/>
+          <w:spacing w:val="0"/>
+          <w:sz w:val="28"/>
+          <w:szCs w:val="28"/>
+        </w:rPr>
+        <w:t xml:space="preserve">Profile: </w:t>
+      </w:r>
+      <w:r>
+        <w:rPr>
+          <w:rFonts w:ascii="Liberation Serif" w:hAnsi="Liberation Serif"/>
+          <w:b w:val="false"/>
+          <w:i w:val="false"/>
+          <w:caps w:val="false"/>
+          <w:smallCaps w:val="false"/>
+          <w:color w:val="0A0A0A"/>
+          <w:spacing w:val="0"/>
+          <w:sz w:val="28"/>
+          <w:szCs w:val="28"/>
+        </w:rPr>
+        <w:t>Unique customer ID, first name, last name, and customer segment (Individual/Corporate).</w:t>
+      </w:r>
+    </w:p>
+    <w:p>
+      <w:pPr>
+        <w:pStyle w:val="TextBody"/>
+        <w:widowControl/>
         <w:numPr>
           <w:ilvl w:val="0"/>
-          <w:numId w:val="6"/>
+          <w:numId w:val="12"/>
         </w:numPr>
-        <w:rPr>
-          <w:sz w:val="28"/>
-          <w:szCs w:val="28"/>
-        </w:rPr>
-      </w:pPr>
-      <w:r>
-        <w:rPr>
-          <w:sz w:val="28"/>
-          <w:szCs w:val="28"/>
-        </w:rPr>
-        <w:t>Geography (Address): Hierarchy: Country -&gt; State/Region -&gt; City -&gt; Address. Linked via address_id to stores and customers.</w:t>
-      </w:r>
-    </w:p>
-    <w:p>
-      <w:pPr>
-        <w:pStyle w:val="Normal"/>
+        <w:pBdr/>
+        <w:tabs>
+          <w:tab w:val="clear" w:pos="720"/>
+          <w:tab w:val="left" w:pos="0" w:leader="none"/>
+        </w:tabs>
+        <w:spacing w:lineRule="atLeast" w:line="360" w:before="0" w:after="180"/>
+        <w:ind w:left="0" w:right="0" w:hanging="0"/>
+        <w:jc w:val="both"/>
+        <w:rPr/>
+      </w:pPr>
+      <w:r>
+        <w:rPr>
+          <w:rStyle w:val="StrongEmphasis"/>
+          <w:rFonts w:ascii="Liberation Serif" w:hAnsi="Liberation Serif"/>
+          <w:b/>
+          <w:i w:val="false"/>
+          <w:caps w:val="false"/>
+          <w:smallCaps w:val="false"/>
+          <w:color w:val="0A0A0A"/>
+          <w:spacing w:val="0"/>
+          <w:sz w:val="28"/>
+          <w:szCs w:val="28"/>
+        </w:rPr>
+        <w:t xml:space="preserve">Demographics: </w:t>
+      </w:r>
+      <w:r>
+        <w:rPr>
+          <w:rFonts w:ascii="Liberation Serif" w:hAnsi="Liberation Serif"/>
+          <w:b w:val="false"/>
+          <w:i w:val="false"/>
+          <w:caps w:val="false"/>
+          <w:smallCaps w:val="false"/>
+          <w:color w:val="0A0A0A"/>
+          <w:spacing w:val="0"/>
+          <w:sz w:val="28"/>
+          <w:szCs w:val="28"/>
+        </w:rPr>
+        <w:t>Gender, age, and contact information (Email, Phone) for personalized marketing.</w:t>
+      </w:r>
+    </w:p>
+    <w:p>
+      <w:pPr>
+        <w:pStyle w:val="TextBody"/>
+        <w:widowControl/>
+        <w:spacing w:lineRule="atLeast" w:line="360" w:before="180" w:after="180"/>
+        <w:ind w:left="0" w:right="0" w:hanging="0"/>
+        <w:jc w:val="both"/>
+        <w:rPr/>
+      </w:pPr>
+      <w:r>
+        <w:rPr>
+          <w:rStyle w:val="StrongEmphasis"/>
+          <w:rFonts w:ascii="Liberation Serif" w:hAnsi="Liberation Serif"/>
+          <w:b/>
+          <w:i w:val="false"/>
+          <w:caps w:val="false"/>
+          <w:smallCaps w:val="false"/>
+          <w:color w:val="0A0A0A"/>
+          <w:spacing w:val="0"/>
+          <w:sz w:val="28"/>
+          <w:szCs w:val="28"/>
+        </w:rPr>
+        <w:t>Delivery Geography:</w:t>
+      </w:r>
+    </w:p>
+    <w:p>
+      <w:pPr>
+        <w:pStyle w:val="TextBody"/>
+        <w:widowControl/>
         <w:numPr>
           <w:ilvl w:val="0"/>
-          <w:numId w:val="6"/>
+          <w:numId w:val="13"/>
         </w:numPr>
-        <w:rPr>
-          <w:sz w:val="28"/>
-          <w:szCs w:val="28"/>
-        </w:rPr>
-      </w:pPr>
-      <w:r>
-        <w:rPr>
-          <w:sz w:val="28"/>
-          <w:szCs w:val="28"/>
-        </w:rPr>
-        <w:t>Store: Information about retail outlets, including their status and year of opening.</w:t>
-      </w:r>
-    </w:p>
-    <w:p>
-      <w:pPr>
-        <w:pStyle w:val="Normal"/>
+        <w:pBdr/>
+        <w:tabs>
+          <w:tab w:val="clear" w:pos="720"/>
+          <w:tab w:val="left" w:pos="0" w:leader="none"/>
+        </w:tabs>
+        <w:spacing w:lineRule="atLeast" w:line="360" w:before="0" w:after="180"/>
+        <w:ind w:left="0" w:right="0" w:hanging="0"/>
+        <w:jc w:val="both"/>
+        <w:rPr/>
+      </w:pPr>
+      <w:r>
+        <w:rPr>
+          <w:rStyle w:val="StrongEmphasis"/>
+          <w:rFonts w:ascii="Liberation Serif" w:hAnsi="Liberation Serif"/>
+          <w:b/>
+          <w:i w:val="false"/>
+          <w:caps w:val="false"/>
+          <w:smallCaps w:val="false"/>
+          <w:color w:val="0A0A0A"/>
+          <w:spacing w:val="0"/>
+          <w:sz w:val="28"/>
+          <w:szCs w:val="28"/>
+        </w:rPr>
+        <w:t xml:space="preserve">Logistics: </w:t>
+      </w:r>
+      <w:r>
+        <w:rPr>
+          <w:rFonts w:ascii="Liberation Serif" w:hAnsi="Liberation Serif"/>
+          <w:b w:val="false"/>
+          <w:i w:val="false"/>
+          <w:caps w:val="false"/>
+          <w:smallCaps w:val="false"/>
+          <w:color w:val="0A0A0A"/>
+          <w:spacing w:val="0"/>
+          <w:sz w:val="28"/>
+          <w:szCs w:val="28"/>
+        </w:rPr>
+        <w:t>Delivery location details including Region, City, Postal Code, and the specific delivery address.</w:t>
+      </w:r>
+    </w:p>
+    <w:p>
+      <w:pPr>
+        <w:pStyle w:val="TextBody"/>
+        <w:widowControl/>
+        <w:spacing w:lineRule="atLeast" w:line="360" w:before="180" w:after="180"/>
+        <w:ind w:left="0" w:right="0" w:hanging="0"/>
+        <w:rPr/>
+      </w:pPr>
+      <w:r>
+        <w:rPr>
+          <w:rStyle w:val="StrongEmphasis"/>
+          <w:rFonts w:ascii="Liberation Serif" w:hAnsi="Liberation Serif"/>
+          <w:b/>
+          <w:i w:val="false"/>
+          <w:caps w:val="false"/>
+          <w:smallCaps w:val="false"/>
+          <w:color w:val="0A0A0A"/>
+          <w:spacing w:val="0"/>
+          <w:sz w:val="28"/>
+          <w:szCs w:val="28"/>
+        </w:rPr>
+        <w:t>Marketing and Financial Data:</w:t>
+      </w:r>
+    </w:p>
+    <w:p>
+      <w:pPr>
+        <w:pStyle w:val="TextBody"/>
+        <w:widowControl/>
         <w:numPr>
           <w:ilvl w:val="0"/>
-          <w:numId w:val="6"/>
+          <w:numId w:val="14"/>
         </w:numPr>
-        <w:rPr>
-          <w:sz w:val="28"/>
-          <w:szCs w:val="28"/>
-        </w:rPr>
-      </w:pPr>
-      <w:r>
-        <w:rPr>
-          <w:sz w:val="28"/>
-          <w:szCs w:val="28"/>
-        </w:rPr>
-        <w:t>Employee: Personnel data (for POS only).</w:t>
-      </w:r>
-    </w:p>
-    <w:p>
-      <w:pPr>
-        <w:pStyle w:val="Normal"/>
+        <w:pBdr/>
+        <w:tabs>
+          <w:tab w:val="clear" w:pos="720"/>
+          <w:tab w:val="left" w:pos="0" w:leader="none"/>
+        </w:tabs>
+        <w:spacing w:lineRule="atLeast" w:line="360" w:before="0" w:after="180"/>
+        <w:ind w:left="0" w:right="0" w:hanging="0"/>
+        <w:jc w:val="both"/>
+        <w:rPr/>
+      </w:pPr>
+      <w:r>
+        <w:rPr>
+          <w:rStyle w:val="StrongEmphasis"/>
+          <w:rFonts w:ascii="Liberation Serif" w:hAnsi="Liberation Serif"/>
+          <w:b/>
+          <w:i w:val="false"/>
+          <w:caps w:val="false"/>
+          <w:smallCaps w:val="false"/>
+          <w:color w:val="0A0A0A"/>
+          <w:spacing w:val="0"/>
+          <w:sz w:val="28"/>
+          <w:szCs w:val="28"/>
+        </w:rPr>
+        <w:t xml:space="preserve">Online Promotions: </w:t>
+      </w:r>
+      <w:r>
+        <w:rPr>
+          <w:rFonts w:ascii="Liberation Serif" w:hAnsi="Liberation Serif"/>
+          <w:b w:val="false"/>
+          <w:i w:val="false"/>
+          <w:caps w:val="false"/>
+          <w:smallCaps w:val="false"/>
+          <w:color w:val="0A0A0A"/>
+          <w:spacing w:val="0"/>
+          <w:sz w:val="28"/>
+          <w:szCs w:val="28"/>
+        </w:rPr>
+        <w:t>Data on digital coupons, promotion validity periods (Start/End dates), and active status flags.</w:t>
+      </w:r>
+    </w:p>
+    <w:p>
+      <w:pPr>
+        <w:pStyle w:val="TextBody"/>
+        <w:widowControl/>
         <w:numPr>
           <w:ilvl w:val="0"/>
-          <w:numId w:val="6"/>
+          <w:numId w:val="14"/>
         </w:numPr>
-        <w:rPr>
-          <w:sz w:val="28"/>
-          <w:szCs w:val="28"/>
-        </w:rPr>
-      </w:pPr>
-      <w:r>
-        <w:rPr>
-          <w:sz w:val="28"/>
-          <w:szCs w:val="28"/>
-        </w:rPr>
-        <w:t>Customer: Customer demographic data (mainly for Online).</w:t>
-      </w:r>
-    </w:p>
-    <w:p>
-      <w:pPr>
-        <w:pStyle w:val="Normal"/>
-        <w:rPr>
-          <w:sz w:val="28"/>
-          <w:szCs w:val="28"/>
-        </w:rPr>
-      </w:pPr>
-      <w:r>
-        <w:rPr>
-          <w:sz w:val="28"/>
-          <w:szCs w:val="28"/>
-        </w:rPr>
-        <w:tab/>
-        <w:t>Measures:</w:t>
-      </w:r>
-    </w:p>
-    <w:p>
-      <w:pPr>
-        <w:pStyle w:val="Normal"/>
+        <w:pBdr/>
+        <w:tabs>
+          <w:tab w:val="clear" w:pos="720"/>
+          <w:tab w:val="left" w:pos="0" w:leader="none"/>
+        </w:tabs>
+        <w:spacing w:lineRule="atLeast" w:line="360" w:before="0" w:after="180"/>
+        <w:ind w:left="0" w:right="0" w:hanging="0"/>
+        <w:jc w:val="both"/>
+        <w:rPr/>
+      </w:pPr>
+      <w:r>
+        <w:rPr>
+          <w:rStyle w:val="StrongEmphasis"/>
+          <w:rFonts w:ascii="Liberation Serif" w:hAnsi="Liberation Serif"/>
+          <w:b/>
+          <w:i w:val="false"/>
+          <w:caps w:val="false"/>
+          <w:smallCaps w:val="false"/>
+          <w:color w:val="0A0A0A"/>
+          <w:spacing w:val="0"/>
+          <w:sz w:val="28"/>
+          <w:szCs w:val="28"/>
+        </w:rPr>
+        <w:t xml:space="preserve">Payment Details: </w:t>
+      </w:r>
+      <w:r>
+        <w:rPr>
+          <w:rFonts w:ascii="Liberation Serif" w:hAnsi="Liberation Serif"/>
+          <w:b w:val="false"/>
+          <w:i w:val="false"/>
+          <w:caps w:val="false"/>
+          <w:smallCaps w:val="false"/>
+          <w:color w:val="0A0A0A"/>
+          <w:spacing w:val="0"/>
+          <w:sz w:val="28"/>
+          <w:szCs w:val="28"/>
+        </w:rPr>
+        <w:t>Online payment methods (Apple Pay, PayPal, Apple Card Installments) and the final transaction status.</w:t>
+      </w:r>
+    </w:p>
+    <w:p>
+      <w:pPr>
+        <w:pStyle w:val="TextBody"/>
+        <w:widowControl/>
         <w:numPr>
           <w:ilvl w:val="0"/>
-          <w:numId w:val="7"/>
+          <w:numId w:val="0"/>
         </w:numPr>
-        <w:rPr>
-          <w:sz w:val="28"/>
-          <w:szCs w:val="28"/>
-        </w:rPr>
-      </w:pPr>
-      <w:r>
-        <w:rPr>
-          <w:sz w:val="28"/>
-          <w:szCs w:val="28"/>
-        </w:rPr>
-        <w:t>Sales Measure: Presented as unit_price in POS and list_price in Online. Allows you to calculate total revenue.</w:t>
-      </w:r>
-    </w:p>
-    <w:p>
-      <w:pPr>
-        <w:pStyle w:val="Normal"/>
+        <w:spacing w:lineRule="atLeast" w:line="360" w:before="180" w:after="180"/>
+        <w:ind w:left="0" w:right="0" w:hanging="0"/>
+        <w:jc w:val="both"/>
+        <w:rPr/>
+      </w:pPr>
+      <w:r>
+        <w:rPr>
+          <w:rStyle w:val="StrongEmphasis"/>
+          <w:rFonts w:ascii="Liberation Serif" w:hAnsi="Liberation Serif"/>
+          <w:b/>
+          <w:i w:val="false"/>
+          <w:caps w:val="false"/>
+          <w:smallCaps w:val="false"/>
+          <w:color w:val="0A0A0A"/>
+          <w:spacing w:val="0"/>
+          <w:sz w:val="28"/>
+          <w:szCs w:val="28"/>
+        </w:rPr>
+        <w:t xml:space="preserve">Order </w:t>
+      </w:r>
+      <w:r>
+        <w:rPr>
+          <w:rStyle w:val="StrongEmphasis"/>
+          <w:rFonts w:ascii="Liberation Serif" w:hAnsi="Liberation Serif"/>
+          <w:b/>
+          <w:i w:val="false"/>
+          <w:caps w:val="false"/>
+          <w:smallCaps w:val="false"/>
+          <w:color w:val="0A0A0A"/>
+          <w:spacing w:val="0"/>
+          <w:sz w:val="28"/>
+          <w:szCs w:val="28"/>
+        </w:rPr>
+        <w:t>(Sales)</w:t>
+      </w:r>
+      <w:r>
+        <w:rPr>
+          <w:rStyle w:val="StrongEmphasis"/>
+          <w:rFonts w:ascii="Liberation Serif" w:hAnsi="Liberation Serif"/>
+          <w:b/>
+          <w:i w:val="false"/>
+          <w:caps w:val="false"/>
+          <w:smallCaps w:val="false"/>
+          <w:color w:val="0A0A0A"/>
+          <w:spacing w:val="0"/>
+          <w:sz w:val="28"/>
+          <w:szCs w:val="28"/>
+        </w:rPr>
+        <w:t xml:space="preserve"> Information:</w:t>
+      </w:r>
+    </w:p>
+    <w:p>
+      <w:pPr>
+        <w:pStyle w:val="TextBody"/>
+        <w:widowControl/>
         <w:numPr>
           <w:ilvl w:val="0"/>
-          <w:numId w:val="7"/>
+          <w:numId w:val="14"/>
         </w:numPr>
-        <w:rPr>
-          <w:sz w:val="28"/>
-          <w:szCs w:val="28"/>
-        </w:rPr>
-      </w:pPr>
-      <w:r>
-        <w:rPr>
-          <w:sz w:val="28"/>
-          <w:szCs w:val="28"/>
-        </w:rPr>
-        <w:t>Cost Measure: unit_cost is present in both datasets, allowing you to calculate gross profit and margin %.</w:t>
-      </w:r>
-    </w:p>
-    <w:p>
-      <w:pPr>
-        <w:pStyle w:val="Normal"/>
+        <w:pBdr/>
+        <w:tabs>
+          <w:tab w:val="clear" w:pos="720"/>
+          <w:tab w:val="left" w:pos="0" w:leader="none"/>
+        </w:tabs>
+        <w:spacing w:lineRule="atLeast" w:line="360" w:before="0" w:after="180"/>
+        <w:ind w:left="0" w:right="0" w:hanging="0"/>
+        <w:jc w:val="both"/>
+        <w:rPr/>
+      </w:pPr>
+      <w:r>
+        <w:rPr>
+          <w:rStyle w:val="StrongEmphasis"/>
+          <w:rFonts w:ascii="Liberation Serif" w:hAnsi="Liberation Serif"/>
+          <w:b/>
+          <w:i w:val="false"/>
+          <w:caps w:val="false"/>
+          <w:smallCaps w:val="false"/>
+          <w:color w:val="0A0A0A"/>
+          <w:spacing w:val="0"/>
+          <w:sz w:val="28"/>
+          <w:szCs w:val="28"/>
+        </w:rPr>
+        <w:t xml:space="preserve">Order: </w:t>
+      </w:r>
+      <w:r>
+        <w:rPr>
+          <w:rFonts w:ascii="Liberation Serif" w:hAnsi="Liberation Serif"/>
+          <w:b w:val="false"/>
+          <w:i w:val="false"/>
+          <w:caps w:val="false"/>
+          <w:smallCaps w:val="false"/>
+          <w:color w:val="0A0A0A"/>
+          <w:spacing w:val="0"/>
+          <w:sz w:val="28"/>
+          <w:szCs w:val="28"/>
+        </w:rPr>
+        <w:t>Unique alphanumeric order code and the exact timestamp of the purchase.</w:t>
+      </w:r>
+    </w:p>
+    <w:p>
+      <w:pPr>
+        <w:pStyle w:val="TextBody"/>
+        <w:widowControl/>
         <w:numPr>
           <w:ilvl w:val="0"/>
-          <w:numId w:val="7"/>
+          <w:numId w:val="14"/>
         </w:numPr>
-        <w:rPr/>
-      </w:pPr>
-      <w:r>
-        <w:rPr>
-          <w:color w:val="000000"/>
-          <w:sz w:val="28"/>
-          <w:szCs w:val="28"/>
-        </w:rPr>
-        <w:t>Quantity: quantity / qty — the volume of goods sold in units</w:t>
-      </w:r>
-      <w:r>
-        <w:rPr/>
-        <w:t>.</w:t>
+        <w:pBdr/>
+        <w:tabs>
+          <w:tab w:val="clear" w:pos="720"/>
+          <w:tab w:val="left" w:pos="0" w:leader="none"/>
+        </w:tabs>
+        <w:spacing w:lineRule="atLeast" w:line="360" w:before="0" w:after="180"/>
+        <w:ind w:left="0" w:right="0" w:hanging="0"/>
+        <w:jc w:val="both"/>
+        <w:rPr>
+          <w:rFonts w:ascii="Liberation Serif" w:hAnsi="Liberation Serif"/>
+          <w:b w:val="false"/>
+          <w:i w:val="false"/>
+          <w:caps w:val="false"/>
+          <w:smallCaps w:val="false"/>
+          <w:color w:val="0A0A0A"/>
+          <w:spacing w:val="0"/>
+          <w:sz w:val="28"/>
+          <w:szCs w:val="28"/>
+        </w:rPr>
+      </w:pPr>
+      <w:r>
+        <w:rPr>
+          <w:rStyle w:val="StrongEmphasis"/>
+          <w:rFonts w:ascii="Liberation Serif" w:hAnsi="Liberation Serif"/>
+          <w:b/>
+          <w:i w:val="false"/>
+          <w:caps w:val="false"/>
+          <w:smallCaps w:val="false"/>
+          <w:color w:val="0A0A0A"/>
+          <w:spacing w:val="0"/>
+          <w:sz w:val="28"/>
+          <w:szCs w:val="28"/>
+        </w:rPr>
+        <w:t xml:space="preserve">Measures: </w:t>
+      </w:r>
+      <w:r>
+        <w:rPr>
+          <w:rFonts w:ascii="Liberation Serif" w:hAnsi="Liberation Serif"/>
+          <w:b w:val="false"/>
+          <w:i w:val="false"/>
+          <w:caps w:val="false"/>
+          <w:smallCaps w:val="false"/>
+          <w:color w:val="0A0A0A"/>
+          <w:spacing w:val="0"/>
+          <w:sz w:val="28"/>
+          <w:szCs w:val="28"/>
+        </w:rPr>
+        <w:t>List price, unit cost, and the quantity of units ordered.</w:t>
       </w:r>
     </w:p>
     <w:p>
       <w:pPr>
         <w:pStyle w:val="TextBody"/>
-        <w:rPr>
-          <w:rFonts w:ascii="Times New Roman" w:hAnsi="Times New Roman" w:eastAsia="Times New Roman" w:cs="Times New Roman"/>
-          <w:sz w:val="28"/>
-          <w:szCs w:val="28"/>
-        </w:rPr>
-      </w:pPr>
-      <w:r>
-        <w:rPr>
-          <w:rFonts w:eastAsia="Times New Roman" w:cs="Times New Roman" w:ascii="Times New Roman" w:hAnsi="Times New Roman"/>
-          <w:sz w:val="28"/>
-          <w:szCs w:val="28"/>
-        </w:rPr>
+        <w:widowControl/>
+        <w:numPr>
+          <w:ilvl w:val="0"/>
+          <w:numId w:val="0"/>
+        </w:numPr>
+        <w:pBdr/>
+        <w:spacing w:lineRule="atLeast" w:line="360" w:before="0" w:after="180"/>
+        <w:ind w:left="0" w:right="0" w:hanging="0"/>
+        <w:jc w:val="both"/>
+        <w:rPr>
+          <w:b/>
+          <w:b/>
+          <w:bCs/>
+        </w:rPr>
+      </w:pPr>
+      <w:r>
+        <w:rPr>
+          <w:rFonts w:ascii="Liberation Serif" w:hAnsi="Liberation Serif"/>
+          <w:b/>
+          <w:bCs/>
+          <w:i w:val="false"/>
+          <w:caps w:val="false"/>
+          <w:smallCaps w:val="false"/>
+          <w:color w:val="0A0A0A"/>
+          <w:spacing w:val="0"/>
+          <w:sz w:val="28"/>
+          <w:szCs w:val="28"/>
+        </w:rPr>
+        <w:t>Time &amp; Calendar Attributes (Applied to both datasets):</w:t>
       </w:r>
     </w:p>
     <w:p>
       <w:pPr>
         <w:pStyle w:val="TextBody"/>
-        <w:rPr>
-          <w:rFonts w:ascii="Times New Roman" w:hAnsi="Times New Roman" w:eastAsia="Times New Roman" w:cs="Times New Roman"/>
-          <w:sz w:val="28"/>
-          <w:szCs w:val="28"/>
-        </w:rPr>
-      </w:pPr>
-      <w:r>
-        <w:rPr>
-          <w:rFonts w:eastAsia="Times New Roman" w:cs="Times New Roman" w:ascii="Times New Roman" w:hAnsi="Times New Roman"/>
-          <w:sz w:val="28"/>
-          <w:szCs w:val="28"/>
-        </w:rPr>
+        <w:widowControl/>
+        <w:numPr>
+          <w:ilvl w:val="0"/>
+          <w:numId w:val="14"/>
+        </w:numPr>
+        <w:pBdr/>
+        <w:tabs>
+          <w:tab w:val="clear" w:pos="720"/>
+          <w:tab w:val="left" w:pos="0" w:leader="none"/>
+        </w:tabs>
+        <w:spacing w:lineRule="atLeast" w:line="360" w:before="0" w:after="180"/>
+        <w:ind w:left="0" w:right="0" w:hanging="0"/>
+        <w:jc w:val="both"/>
+        <w:rPr/>
+      </w:pPr>
+      <w:r>
+        <w:rPr>
+          <w:rFonts w:ascii="Liberation Serif" w:hAnsi="Liberation Serif"/>
+          <w:b/>
+          <w:bCs/>
+          <w:i w:val="false"/>
+          <w:caps w:val="false"/>
+          <w:smallCaps w:val="false"/>
+          <w:color w:val="0A0A0A"/>
+          <w:spacing w:val="0"/>
+          <w:sz w:val="28"/>
+          <w:szCs w:val="28"/>
+        </w:rPr>
+        <w:t>Event date:</w:t>
+      </w:r>
+      <w:r>
+        <w:rPr>
+          <w:rFonts w:ascii="Liberation Serif" w:hAnsi="Liberation Serif"/>
+          <w:b w:val="false"/>
+          <w:i w:val="false"/>
+          <w:caps w:val="false"/>
+          <w:smallCaps w:val="false"/>
+          <w:color w:val="0A0A0A"/>
+          <w:spacing w:val="0"/>
+          <w:sz w:val="28"/>
+          <w:szCs w:val="28"/>
+        </w:rPr>
+        <w:t xml:space="preserve"> The original raw data capture (sale_date for POS and order_time for Online).</w:t>
+      </w:r>
+    </w:p>
+    <w:p>
+      <w:pPr>
+        <w:pStyle w:val="TextBody"/>
+        <w:widowControl/>
+        <w:numPr>
+          <w:ilvl w:val="0"/>
+          <w:numId w:val="14"/>
+        </w:numPr>
+        <w:pBdr/>
+        <w:tabs>
+          <w:tab w:val="clear" w:pos="720"/>
+          <w:tab w:val="left" w:pos="0" w:leader="none"/>
+        </w:tabs>
+        <w:spacing w:lineRule="atLeast" w:line="360" w:before="0" w:after="180"/>
+        <w:ind w:left="0" w:right="0" w:hanging="0"/>
+        <w:jc w:val="both"/>
+        <w:rPr/>
+      </w:pPr>
+      <w:r>
+        <w:rPr>
+          <w:rFonts w:ascii="Liberation Serif" w:hAnsi="Liberation Serif"/>
+          <w:b/>
+          <w:bCs/>
+          <w:i w:val="false"/>
+          <w:caps w:val="false"/>
+          <w:smallCaps w:val="false"/>
+          <w:color w:val="0A0A0A"/>
+          <w:spacing w:val="0"/>
+          <w:sz w:val="28"/>
+          <w:szCs w:val="28"/>
+        </w:rPr>
+        <w:t>Calendar Key:</w:t>
+      </w:r>
+      <w:r>
+        <w:rPr>
+          <w:rFonts w:ascii="Liberation Serif" w:hAnsi="Liberation Serif"/>
+          <w:b w:val="false"/>
+          <w:i w:val="false"/>
+          <w:caps w:val="false"/>
+          <w:smallCaps w:val="false"/>
+          <w:color w:val="0A0A0A"/>
+          <w:spacing w:val="0"/>
+          <w:sz w:val="28"/>
+          <w:szCs w:val="28"/>
+        </w:rPr>
+        <w:t xml:space="preserve"> A unique integer-based key (date_id) in YYYYMMDD format.</w:t>
+      </w:r>
+    </w:p>
+    <w:p>
+      <w:pPr>
+        <w:pStyle w:val="TextBody"/>
+        <w:widowControl/>
+        <w:numPr>
+          <w:ilvl w:val="0"/>
+          <w:numId w:val="14"/>
+        </w:numPr>
+        <w:pBdr/>
+        <w:tabs>
+          <w:tab w:val="clear" w:pos="720"/>
+          <w:tab w:val="left" w:pos="0" w:leader="none"/>
+        </w:tabs>
+        <w:spacing w:lineRule="atLeast" w:line="360" w:before="0" w:after="180"/>
+        <w:ind w:left="0" w:right="0" w:hanging="0"/>
+        <w:jc w:val="both"/>
+        <w:rPr/>
+      </w:pPr>
+      <w:r>
+        <w:rPr>
+          <w:rFonts w:ascii="Liberation Serif" w:hAnsi="Liberation Serif"/>
+          <w:b/>
+          <w:bCs/>
+          <w:i w:val="false"/>
+          <w:caps w:val="false"/>
+          <w:smallCaps w:val="false"/>
+          <w:color w:val="0A0A0A"/>
+          <w:spacing w:val="0"/>
+          <w:sz w:val="28"/>
+          <w:szCs w:val="28"/>
+        </w:rPr>
+        <w:t>Time Hierarchies:</w:t>
+      </w:r>
+      <w:r>
+        <w:rPr>
+          <w:rFonts w:ascii="Liberation Serif" w:hAnsi="Liberation Serif"/>
+          <w:b w:val="false"/>
+          <w:i w:val="false"/>
+          <w:caps w:val="false"/>
+          <w:smallCaps w:val="false"/>
+          <w:color w:val="0A0A0A"/>
+          <w:spacing w:val="0"/>
+          <w:sz w:val="28"/>
+          <w:szCs w:val="28"/>
+        </w:rPr>
+        <w:t xml:space="preserve"> Extracted attributes including Year, Quarter, and Month to support multi-level business reporting.</w:t>
+      </w:r>
+    </w:p>
+    <w:p>
+      <w:pPr>
+        <w:pStyle w:val="TextBody"/>
+        <w:widowControl/>
+        <w:spacing w:lineRule="atLeast" w:line="360" w:before="180" w:after="180"/>
+        <w:ind w:left="0" w:right="0" w:hanging="0"/>
+        <w:jc w:val="both"/>
+        <w:rPr>
+          <w:rFonts w:ascii="Liberation Serif" w:hAnsi="Liberation Serif" w:eastAsia="Times New Roman" w:cs="Times New Roman"/>
+          <w:b w:val="false"/>
+          <w:i w:val="false"/>
+          <w:caps w:val="false"/>
+          <w:smallCaps w:val="false"/>
+          <w:color w:val="0A0A0A"/>
+          <w:spacing w:val="0"/>
+          <w:sz w:val="28"/>
+          <w:szCs w:val="28"/>
+        </w:rPr>
+      </w:pPr>
+      <w:r>
+        <w:rPr>
+          <w:rFonts w:eastAsia="Times New Roman" w:cs="Times New Roman" w:ascii="Liberation Serif" w:hAnsi="Liberation Serif"/>
+          <w:b w:val="false"/>
+          <w:i w:val="false"/>
+          <w:caps w:val="false"/>
+          <w:smallCaps w:val="false"/>
+          <w:color w:val="0A0A0A"/>
+          <w:spacing w:val="0"/>
+          <w:sz w:val="28"/>
+          <w:szCs w:val="28"/>
+        </w:rPr>
+        <w:tab/>
+        <w:t>These datasets provide a comprehensive overview of Apple's retail operations in 2026, enabling omnichannel sales analysis, performance benchmarking between physical and digital storefronts, and exploration of customer behavior across different demographic groups.</w:t>
       </w:r>
     </w:p>
     <w:p>
@@ -2414,19 +3803,54 @@
     </w:p>
     <w:p>
       <w:pPr>
+        <w:pStyle w:val="TextBody"/>
+        <w:rPr/>
+      </w:pPr>
+      <w:r>
+        <w:rPr/>
+      </w:r>
+    </w:p>
+    <w:p>
+      <w:pPr>
+        <w:pStyle w:val="TextBody"/>
+        <w:rPr/>
+      </w:pPr>
+      <w:r>
+        <w:rPr/>
+      </w:r>
+    </w:p>
+    <w:p>
+      <w:pPr>
+        <w:pStyle w:val="TextBody"/>
+        <w:rPr/>
+      </w:pPr>
+      <w:r>
+        <w:rPr/>
+      </w:r>
+    </w:p>
+    <w:p>
+      <w:pPr>
+        <w:pStyle w:val="TextBody"/>
+        <w:rPr/>
+      </w:pPr>
+      <w:r>
+        <w:rPr/>
+      </w:r>
+    </w:p>
+    <w:p>
+      <w:pPr>
         <w:pStyle w:val="Heading1"/>
         <w:ind w:left="431" w:hanging="431"/>
         <w:rPr/>
       </w:pPr>
-      <w:bookmarkStart w:id="28" w:name="_Hlk314571188"/>
+      <w:bookmarkStart w:id="28" w:name="_Toc155614192"/>
       <w:bookmarkStart w:id="29" w:name="_Hlk137549024"/>
-      <w:bookmarkStart w:id="30" w:name="_Toc155614192"/>
       <w:bookmarkEnd w:id="29"/>
       <w:r>
         <w:rPr/>
         <w:t>Business Layer 3NF</w:t>
       </w:r>
-      <w:bookmarkEnd w:id="30"/>
+      <w:bookmarkEnd w:id="28"/>
     </w:p>
     <w:p>
       <w:pPr>
@@ -2434,14 +3858,14 @@
         <w:ind w:left="431" w:hanging="431"/>
         <w:rPr/>
       </w:pPr>
-      <w:bookmarkStart w:id="31" w:name="_Hlk137549024"/>
-      <w:bookmarkStart w:id="32" w:name="_Toc155614193"/>
+      <w:bookmarkStart w:id="30" w:name="_Toc155614193"/>
+      <w:bookmarkStart w:id="31" w:name="_Hlk1375490241"/>
       <w:bookmarkEnd w:id="31"/>
       <w:r>
         <w:rPr/>
         <w:t>Business Layer Dimensional Model</w:t>
       </w:r>
-      <w:bookmarkEnd w:id="32"/>
+      <w:bookmarkEnd w:id="30"/>
     </w:p>
     <w:p>
       <w:pPr>
@@ -2449,16 +3873,16 @@
         <w:ind w:left="431" w:hanging="431"/>
         <w:rPr/>
       </w:pPr>
-      <w:bookmarkStart w:id="33" w:name="_Toc155614194"/>
-      <w:bookmarkStart w:id="34" w:name="_Toc509167638"/>
-      <w:bookmarkStart w:id="35" w:name="_Toc412572574"/>
+      <w:bookmarkStart w:id="32" w:name="_Toc155614194"/>
+      <w:bookmarkStart w:id="33" w:name="_Toc509167638"/>
+      <w:bookmarkStart w:id="34" w:name="_Toc412572574"/>
       <w:r>
         <w:rPr/>
         <w:t>Logical Scheme</w:t>
       </w:r>
+      <w:bookmarkEnd w:id="32"/>
       <w:bookmarkEnd w:id="33"/>
       <w:bookmarkEnd w:id="34"/>
-      <w:bookmarkEnd w:id="35"/>
     </w:p>
     <w:p>
       <w:pPr>
@@ -2466,16 +3890,16 @@
         <w:ind w:left="431" w:hanging="431"/>
         <w:rPr/>
       </w:pPr>
-      <w:bookmarkStart w:id="36" w:name="_Toc155614195"/>
-      <w:bookmarkStart w:id="37" w:name="_Toc509167639"/>
-      <w:bookmarkStart w:id="38" w:name="_Toc412572575"/>
+      <w:bookmarkStart w:id="35" w:name="_Toc155614195"/>
+      <w:bookmarkStart w:id="36" w:name="_Toc509167639"/>
+      <w:bookmarkStart w:id="37" w:name="_Toc412572575"/>
       <w:r>
         <w:rPr/>
         <w:t>Data Flow</w:t>
       </w:r>
+      <w:bookmarkEnd w:id="35"/>
       <w:bookmarkEnd w:id="36"/>
       <w:bookmarkEnd w:id="37"/>
-      <w:bookmarkEnd w:id="38"/>
     </w:p>
     <w:p>
       <w:pPr>
@@ -2483,18 +3907,18 @@
         <w:ind w:left="431" w:hanging="431"/>
         <w:rPr/>
       </w:pPr>
-      <w:bookmarkStart w:id="39" w:name="_Hlk314571188"/>
-      <w:bookmarkStart w:id="40" w:name="_Toc155614196"/>
-      <w:bookmarkStart w:id="41" w:name="_Toc509167640"/>
-      <w:bookmarkStart w:id="42" w:name="_Toc412572576"/>
+      <w:bookmarkStart w:id="38" w:name="_Hlk314571188"/>
+      <w:bookmarkStart w:id="39" w:name="_Toc155614196"/>
+      <w:bookmarkStart w:id="40" w:name="_Toc509167640"/>
+      <w:bookmarkStart w:id="41" w:name="_Toc412572576"/>
       <w:r>
         <w:rPr/>
         <w:t>Fact Table Partitioning Strategy</w:t>
       </w:r>
+      <w:bookmarkEnd w:id="38"/>
       <w:bookmarkEnd w:id="39"/>
       <w:bookmarkEnd w:id="40"/>
       <w:bookmarkEnd w:id="41"/>
-      <w:bookmarkEnd w:id="42"/>
     </w:p>
     <w:p>
       <w:pPr>
@@ -2599,7 +4023,7 @@
       <mc:AlternateContent>
         <mc:Choice Requires="wps">
           <w:drawing>
-            <wp:anchor behindDoc="1" distT="0" distB="19050" distL="0" distR="36830" simplePos="0" locked="0" layoutInCell="0" allowOverlap="1" relativeHeight="5" wp14:anchorId="0211CFCE">
+            <wp:anchor behindDoc="1" distT="13335" distB="13335" distL="12700" distR="13335" simplePos="0" locked="0" layoutInCell="0" allowOverlap="1" relativeHeight="6" wp14:anchorId="0211CFCE">
               <wp:simplePos x="0" y="0"/>
               <wp:positionH relativeFrom="column">
                 <wp:posOffset>-19685</wp:posOffset>
@@ -2607,7 +4031,7 @@
               <wp:positionV relativeFrom="paragraph">
                 <wp:posOffset>-15240</wp:posOffset>
               </wp:positionV>
-              <wp:extent cx="5944870" cy="0"/>
+              <wp:extent cx="5944870" cy="635"/>
               <wp:effectExtent l="12700" t="13335" r="13335" b="13335"/>
               <wp:wrapNone/>
               <wp:docPr id="4" name="Straight Connector 21"/>
@@ -2618,7 +4042,7 @@
                     <wps:spPr>
                       <a:xfrm>
                         <a:off x="0" y="0"/>
-                        <a:ext cx="5945040" cy="0"/>
+                        <a:ext cx="5945040" cy="720"/>
                       </a:xfrm>
                       <a:prstGeom prst="line">
                         <a:avLst/>
@@ -2653,12 +4077,10 @@
           </w:pict>
         </mc:Fallback>
       </mc:AlternateContent>
-    </w:r>
-    <w:r>
       <mc:AlternateContent>
         <mc:Choice Requires="wps">
           <w:drawing>
-            <wp:anchor behindDoc="0" distT="0" distB="0" distL="0" distR="0" simplePos="0" locked="0" layoutInCell="0" allowOverlap="1" relativeHeight="19">
+            <wp:anchor behindDoc="0" distT="0" distB="0" distL="0" distR="0" simplePos="0" locked="0" layoutInCell="0" allowOverlap="1" relativeHeight="21">
               <wp:simplePos x="0" y="0"/>
               <wp:positionH relativeFrom="page">
                 <wp:posOffset>6927850</wp:posOffset>
@@ -2666,33 +4088,39 @@
               <wp:positionV relativeFrom="page">
                 <wp:posOffset>10010140</wp:posOffset>
               </wp:positionV>
-              <wp:extent cx="42545" cy="133350"/>
+              <wp:extent cx="42545" cy="132080"/>
               <wp:effectExtent l="0" t="0" r="0" b="0"/>
               <wp:wrapSquare wrapText="bothSides"/>
               <wp:docPr id="5" name="Frame1"/>
               <a:graphic xmlns:a="http://schemas.openxmlformats.org/drawingml/2006/main">
                 <a:graphicData uri="http://schemas.microsoft.com/office/word/2010/wordprocessingShape">
                   <wps:wsp>
-                    <wps:cNvSpPr txBox="1"/>
+                    <wps:cNvSpPr/>
                     <wps:spPr>
                       <a:xfrm>
                         <a:off x="0" y="0"/>
-                        <a:ext cx="42545" cy="133350"/>
+                        <a:ext cx="42480" cy="132120"/>
                       </a:xfrm>
-                      <a:prstGeom prst="rect"/>
-                      <a:solidFill>
-                        <a:srgbClr val="FFFFFF">
-                          <a:alpha val="0"/>
-                        </a:srgbClr>
-                      </a:solidFill>
+                      <a:prstGeom prst="rect">
+                        <a:avLst/>
+                      </a:prstGeom>
+                      <a:noFill/>
+                      <a:ln w="0">
+                        <a:noFill/>
+                      </a:ln>
                     </wps:spPr>
+                    <wps:style>
+                      <a:lnRef idx="0"/>
+                      <a:fillRef idx="0"/>
+                      <a:effectRef idx="0"/>
+                      <a:fontRef idx="minor"/>
+                    </wps:style>
                     <wps:txbx>
                       <w:txbxContent>
                         <w:p>
                           <w:pPr>
                             <w:pStyle w:val="Normal"/>
                             <w:widowControl/>
-                            <w:pBdr/>
                             <w:tabs>
                               <w:tab w:val="clear" w:pos="720"/>
                               <w:tab w:val="center" w:pos="4320" w:leader="none"/>
@@ -2740,7 +4168,7 @@
                               <w:szCs w:val="18"/>
                               <w:rFonts w:eastAsia="MS Gothic"/>
                             </w:rPr>
-                            <w:t>5</w:t>
+                            <w:t>6</w:t>
                           </w:r>
                           <w:r>
                             <w:rPr>
@@ -2754,7 +4182,7 @@
                         </w:p>
                       </w:txbxContent>
                     </wps:txbx>
-                    <wps:bodyPr anchor="t" lIns="0" tIns="0" rIns="0" bIns="0">
+                    <wps:bodyPr lIns="0" rIns="0" tIns="0" bIns="0" anchor="t">
                       <a:spAutoFit/>
                     </wps:bodyPr>
                   </wps:wsp>
@@ -2765,15 +4193,15 @@
         </mc:Choice>
         <mc:Fallback>
           <w:pict>
-            <v:rect fillcolor="#FFFFFF" style="position:absolute;rotation:-0;width:3.35pt;height:10.5pt;mso-wrap-distance-left:0pt;mso-wrap-distance-right:0pt;mso-wrap-distance-top:0pt;mso-wrap-distance-bottom:0pt;margin-top:788.2pt;mso-position-vertical-relative:page;margin-left:545.5pt;mso-position-horizontal-relative:page">
-              <v:fill opacity="0f"/>
-              <v:textbox inset="0in,0in,0in,0in">
+            <v:rect id="shape_0" ID="Frame1" path="m0,0l-2147483645,0l-2147483645,-2147483646l0,-2147483646xe" stroked="f" o:allowincell="f" style="position:absolute;margin-left:545.5pt;margin-top:788.2pt;width:3.3pt;height:10.35pt;mso-wrap-style:square;v-text-anchor:top;mso-position-horizontal-relative:page;mso-position-vertical-relative:page">
+              <v:fill o:detectmouseclick="t" on="false"/>
+              <v:stroke color="#3465a4" joinstyle="round" endcap="flat"/>
+              <v:textbox>
                 <w:txbxContent>
                   <w:p>
                     <w:pPr>
                       <w:pStyle w:val="Normal"/>
                       <w:widowControl/>
-                      <w:pBdr/>
                       <w:tabs>
                         <w:tab w:val="clear" w:pos="720"/>
                         <w:tab w:val="center" w:pos="4320" w:leader="none"/>
@@ -2821,7 +4249,7 @@
                         <w:szCs w:val="18"/>
                         <w:rFonts w:eastAsia="MS Gothic"/>
                       </w:rPr>
-                      <w:t>5</w:t>
+                      <w:t>6</w:t>
                     </w:r>
                     <w:r>
                       <w:rPr>
@@ -2962,7 +4390,7 @@
       <mc:AlternateContent>
         <mc:Choice Requires="wps">
           <w:drawing>
-            <wp:anchor behindDoc="1" distT="0" distB="19050" distL="0" distR="29210" simplePos="0" locked="0" layoutInCell="0" allowOverlap="1" relativeHeight="6" wp14:anchorId="2736AD72">
+            <wp:anchor behindDoc="1" distT="12700" distB="13335" distL="13335" distR="13335" simplePos="0" locked="0" layoutInCell="0" allowOverlap="1" relativeHeight="7" wp14:anchorId="2736AD72">
               <wp:simplePos x="0" y="0"/>
               <wp:positionH relativeFrom="column">
                 <wp:posOffset>2540</wp:posOffset>
@@ -2973,7 +4401,7 @@
               <wp:extent cx="5914390" cy="635"/>
               <wp:effectExtent l="13335" t="12700" r="13335" b="13335"/>
               <wp:wrapNone/>
-              <wp:docPr id="6" name="Straight Connector 3"/>
+              <wp:docPr id="7" name="Straight Connector 3"/>
               <a:graphic xmlns:a="http://schemas.openxmlformats.org/drawingml/2006/main">
                 <a:graphicData uri="http://schemas.microsoft.com/office/word/2010/wordprocessingShape">
                   <wps:wsp>
@@ -3186,7 +4614,7 @@
       <mc:AlternateContent>
         <mc:Choice Requires="wps">
           <w:drawing>
-            <wp:anchor behindDoc="1" distT="0" distB="19050" distL="0" distR="29210" simplePos="0" locked="0" layoutInCell="0" allowOverlap="1" relativeHeight="10" wp14:anchorId="14C731A7">
+            <wp:anchor behindDoc="1" distT="13335" distB="12700" distL="635" distR="0" simplePos="0" locked="0" layoutInCell="0" allowOverlap="1" relativeHeight="12" wp14:anchorId="14C731A7">
               <wp:simplePos x="0" y="0"/>
               <wp:positionH relativeFrom="column">
                 <wp:posOffset>5715</wp:posOffset>
@@ -3212,9 +4640,7 @@
                       </a:prstGeom>
                       <a:ln w="25400">
                         <a:solidFill>
-                          <a:srgbClr val="e7e6e6">
-                            <a:lumMod val="25000"/>
-                          </a:srgbClr>
+                          <a:srgbClr val="3b3838"/>
                         </a:solidFill>
                       </a:ln>
                     </wps:spPr>
@@ -3669,47 +5095,48 @@
   </w:abstractNum>
   <w:abstractNum w:abstractNumId="4">
     <w:lvl w:ilvl="0">
-      <w:numFmt w:val="bullet"/>
-      <w:lvlText w:val="-"/>
-      <w:lvlJc w:val="left"/>
-      <w:pPr>
-        <w:tabs>
-          <w:tab w:val="num" w:pos="0"/>
-        </w:tabs>
-        <w:ind w:left="720" w:hanging="360"/>
-      </w:pPr>
-      <w:rPr>
-        <w:rFonts w:ascii="Trebuchet MS" w:hAnsi="Trebuchet MS" w:cs="Trebuchet MS" w:hint="default"/>
+      <w:start w:val="1"/>
+      <w:numFmt w:val="bullet"/>
+      <w:lvlText w:val=""/>
+      <w:lvlJc w:val="left"/>
+      <w:pPr>
+        <w:tabs>
+          <w:tab w:val="num" w:pos="1440"/>
+        </w:tabs>
+        <w:ind w:left="1440" w:hanging="360"/>
+      </w:pPr>
+      <w:rPr>
+        <w:rFonts w:ascii="Symbol" w:hAnsi="Symbol" w:cs="Symbol" w:hint="default"/>
       </w:rPr>
     </w:lvl>
     <w:lvl w:ilvl="1">
       <w:start w:val="1"/>
       <w:numFmt w:val="bullet"/>
-      <w:lvlText w:val="o"/>
-      <w:lvlJc w:val="left"/>
-      <w:pPr>
-        <w:tabs>
-          <w:tab w:val="num" w:pos="0"/>
-        </w:tabs>
-        <w:ind w:left="1440" w:hanging="360"/>
-      </w:pPr>
-      <w:rPr>
-        <w:rFonts w:ascii="Courier New" w:hAnsi="Courier New" w:cs="Courier New" w:hint="default"/>
+      <w:lvlText w:val="◦"/>
+      <w:lvlJc w:val="left"/>
+      <w:pPr>
+        <w:tabs>
+          <w:tab w:val="num" w:pos="1800"/>
+        </w:tabs>
+        <w:ind w:left="1800" w:hanging="360"/>
+      </w:pPr>
+      <w:rPr>
+        <w:rFonts w:ascii="OpenSymbol" w:hAnsi="OpenSymbol" w:cs="OpenSymbol" w:hint="default"/>
       </w:rPr>
     </w:lvl>
     <w:lvl w:ilvl="2">
       <w:start w:val="1"/>
       <w:numFmt w:val="bullet"/>
-      <w:lvlText w:val=""/>
-      <w:lvlJc w:val="left"/>
-      <w:pPr>
-        <w:tabs>
-          <w:tab w:val="num" w:pos="0"/>
+      <w:lvlText w:val="▪"/>
+      <w:lvlJc w:val="left"/>
+      <w:pPr>
+        <w:tabs>
+          <w:tab w:val="num" w:pos="2160"/>
         </w:tabs>
         <w:ind w:left="2160" w:hanging="360"/>
       </w:pPr>
       <w:rPr>
-        <w:rFonts w:ascii="Wingdings" w:hAnsi="Wingdings" w:cs="Wingdings" w:hint="default"/>
+        <w:rFonts w:ascii="OpenSymbol" w:hAnsi="OpenSymbol" w:cs="OpenSymbol" w:hint="default"/>
       </w:rPr>
     </w:lvl>
     <w:lvl w:ilvl="3">
@@ -3719,87 +5146,87 @@
       <w:lvlJc w:val="left"/>
       <w:pPr>
         <w:tabs>
-          <w:tab w:val="num" w:pos="0"/>
+          <w:tab w:val="num" w:pos="2520"/>
+        </w:tabs>
+        <w:ind w:left="2520" w:hanging="360"/>
+      </w:pPr>
+      <w:rPr>
+        <w:rFonts w:ascii="Symbol" w:hAnsi="Symbol" w:cs="Symbol" w:hint="default"/>
+      </w:rPr>
+    </w:lvl>
+    <w:lvl w:ilvl="4">
+      <w:start w:val="1"/>
+      <w:numFmt w:val="bullet"/>
+      <w:lvlText w:val="◦"/>
+      <w:lvlJc w:val="left"/>
+      <w:pPr>
+        <w:tabs>
+          <w:tab w:val="num" w:pos="2880"/>
         </w:tabs>
         <w:ind w:left="2880" w:hanging="360"/>
       </w:pPr>
       <w:rPr>
-        <w:rFonts w:ascii="Symbol" w:hAnsi="Symbol" w:cs="Symbol" w:hint="default"/>
-      </w:rPr>
-    </w:lvl>
-    <w:lvl w:ilvl="4">
-      <w:start w:val="1"/>
-      <w:numFmt w:val="bullet"/>
-      <w:lvlText w:val="o"/>
-      <w:lvlJc w:val="left"/>
-      <w:pPr>
-        <w:tabs>
-          <w:tab w:val="num" w:pos="0"/>
+        <w:rFonts w:ascii="OpenSymbol" w:hAnsi="OpenSymbol" w:cs="OpenSymbol" w:hint="default"/>
+      </w:rPr>
+    </w:lvl>
+    <w:lvl w:ilvl="5">
+      <w:start w:val="1"/>
+      <w:numFmt w:val="bullet"/>
+      <w:lvlText w:val="▪"/>
+      <w:lvlJc w:val="left"/>
+      <w:pPr>
+        <w:tabs>
+          <w:tab w:val="num" w:pos="3240"/>
+        </w:tabs>
+        <w:ind w:left="3240" w:hanging="360"/>
+      </w:pPr>
+      <w:rPr>
+        <w:rFonts w:ascii="OpenSymbol" w:hAnsi="OpenSymbol" w:cs="OpenSymbol" w:hint="default"/>
+      </w:rPr>
+    </w:lvl>
+    <w:lvl w:ilvl="6">
+      <w:start w:val="1"/>
+      <w:numFmt w:val="bullet"/>
+      <w:lvlText w:val=""/>
+      <w:lvlJc w:val="left"/>
+      <w:pPr>
+        <w:tabs>
+          <w:tab w:val="num" w:pos="3600"/>
         </w:tabs>
         <w:ind w:left="3600" w:hanging="360"/>
       </w:pPr>
       <w:rPr>
-        <w:rFonts w:ascii="Courier New" w:hAnsi="Courier New" w:cs="Courier New" w:hint="default"/>
-      </w:rPr>
-    </w:lvl>
-    <w:lvl w:ilvl="5">
-      <w:start w:val="1"/>
-      <w:numFmt w:val="bullet"/>
-      <w:lvlText w:val=""/>
-      <w:lvlJc w:val="left"/>
-      <w:pPr>
-        <w:tabs>
-          <w:tab w:val="num" w:pos="0"/>
+        <w:rFonts w:ascii="Symbol" w:hAnsi="Symbol" w:cs="Symbol" w:hint="default"/>
+      </w:rPr>
+    </w:lvl>
+    <w:lvl w:ilvl="7">
+      <w:start w:val="1"/>
+      <w:numFmt w:val="bullet"/>
+      <w:lvlText w:val="◦"/>
+      <w:lvlJc w:val="left"/>
+      <w:pPr>
+        <w:tabs>
+          <w:tab w:val="num" w:pos="3960"/>
+        </w:tabs>
+        <w:ind w:left="3960" w:hanging="360"/>
+      </w:pPr>
+      <w:rPr>
+        <w:rFonts w:ascii="OpenSymbol" w:hAnsi="OpenSymbol" w:cs="OpenSymbol" w:hint="default"/>
+      </w:rPr>
+    </w:lvl>
+    <w:lvl w:ilvl="8">
+      <w:start w:val="1"/>
+      <w:numFmt w:val="bullet"/>
+      <w:lvlText w:val="▪"/>
+      <w:lvlJc w:val="left"/>
+      <w:pPr>
+        <w:tabs>
+          <w:tab w:val="num" w:pos="4320"/>
         </w:tabs>
         <w:ind w:left="4320" w:hanging="360"/>
       </w:pPr>
       <w:rPr>
-        <w:rFonts w:ascii="Wingdings" w:hAnsi="Wingdings" w:cs="Wingdings" w:hint="default"/>
-      </w:rPr>
-    </w:lvl>
-    <w:lvl w:ilvl="6">
-      <w:start w:val="1"/>
-      <w:numFmt w:val="bullet"/>
-      <w:lvlText w:val=""/>
-      <w:lvlJc w:val="left"/>
-      <w:pPr>
-        <w:tabs>
-          <w:tab w:val="num" w:pos="0"/>
-        </w:tabs>
-        <w:ind w:left="5040" w:hanging="360"/>
-      </w:pPr>
-      <w:rPr>
-        <w:rFonts w:ascii="Symbol" w:hAnsi="Symbol" w:cs="Symbol" w:hint="default"/>
-      </w:rPr>
-    </w:lvl>
-    <w:lvl w:ilvl="7">
-      <w:start w:val="1"/>
-      <w:numFmt w:val="bullet"/>
-      <w:lvlText w:val="o"/>
-      <w:lvlJc w:val="left"/>
-      <w:pPr>
-        <w:tabs>
-          <w:tab w:val="num" w:pos="0"/>
-        </w:tabs>
-        <w:ind w:left="5760" w:hanging="360"/>
-      </w:pPr>
-      <w:rPr>
-        <w:rFonts w:ascii="Courier New" w:hAnsi="Courier New" w:cs="Courier New" w:hint="default"/>
-      </w:rPr>
-    </w:lvl>
-    <w:lvl w:ilvl="8">
-      <w:start w:val="1"/>
-      <w:numFmt w:val="bullet"/>
-      <w:lvlText w:val=""/>
-      <w:lvlJc w:val="left"/>
-      <w:pPr>
-        <w:tabs>
-          <w:tab w:val="num" w:pos="0"/>
-        </w:tabs>
-        <w:ind w:left="6480" w:hanging="360"/>
-      </w:pPr>
-      <w:rPr>
-        <w:rFonts w:ascii="Wingdings" w:hAnsi="Wingdings" w:cs="Wingdings" w:hint="default"/>
+        <w:rFonts w:ascii="OpenSymbol" w:hAnsi="OpenSymbol" w:cs="OpenSymbol" w:hint="default"/>
       </w:rPr>
     </w:lvl>
   </w:abstractNum>
@@ -3807,7 +5234,37 @@
     <w:lvl w:ilvl="0">
       <w:start w:val="1"/>
       <w:numFmt w:val="bullet"/>
-      <w:lvlText w:val=""/>
+      <w:lvlText w:val=""/>
+      <w:lvlJc w:val="left"/>
+      <w:pPr>
+        <w:tabs>
+          <w:tab w:val="num" w:pos="720"/>
+        </w:tabs>
+        <w:ind w:left="720" w:hanging="360"/>
+      </w:pPr>
+      <w:rPr>
+        <w:rFonts w:ascii="Wingdings" w:hAnsi="Wingdings" w:cs="Wingdings" w:hint="default"/>
+      </w:rPr>
+    </w:lvl>
+    <w:lvl w:ilvl="1">
+      <w:start w:val="1"/>
+      <w:numFmt w:val="bullet"/>
+      <w:lvlText w:val=""/>
+      <w:lvlJc w:val="left"/>
+      <w:pPr>
+        <w:tabs>
+          <w:tab w:val="num" w:pos="1080"/>
+        </w:tabs>
+        <w:ind w:left="1080" w:hanging="360"/>
+      </w:pPr>
+      <w:rPr>
+        <w:rFonts w:ascii="Wingdings" w:hAnsi="Wingdings" w:cs="Wingdings" w:hint="default"/>
+      </w:rPr>
+    </w:lvl>
+    <w:lvl w:ilvl="2">
+      <w:start w:val="1"/>
+      <w:numFmt w:val="bullet"/>
+      <w:lvlText w:val=""/>
       <w:lvlJc w:val="left"/>
       <w:pPr>
         <w:tabs>
@@ -3816,13 +5273,13 @@
         <w:ind w:left="1440" w:hanging="360"/>
       </w:pPr>
       <w:rPr>
-        <w:rFonts w:ascii="Symbol" w:hAnsi="Symbol" w:cs="Symbol" w:hint="default"/>
-      </w:rPr>
-    </w:lvl>
-    <w:lvl w:ilvl="1">
-      <w:start w:val="1"/>
-      <w:numFmt w:val="bullet"/>
-      <w:lvlText w:val="◦"/>
+        <w:rFonts w:ascii="Wingdings" w:hAnsi="Wingdings" w:cs="Wingdings" w:hint="default"/>
+      </w:rPr>
+    </w:lvl>
+    <w:lvl w:ilvl="3">
+      <w:start w:val="1"/>
+      <w:numFmt w:val="bullet"/>
+      <w:lvlText w:val=""/>
       <w:lvlJc w:val="left"/>
       <w:pPr>
         <w:tabs>
@@ -3831,13 +5288,13 @@
         <w:ind w:left="1800" w:hanging="360"/>
       </w:pPr>
       <w:rPr>
-        <w:rFonts w:ascii="OpenSymbol" w:hAnsi="OpenSymbol" w:cs="OpenSymbol" w:hint="default"/>
-      </w:rPr>
-    </w:lvl>
-    <w:lvl w:ilvl="2">
-      <w:start w:val="1"/>
-      <w:numFmt w:val="bullet"/>
-      <w:lvlText w:val="▪"/>
+        <w:rFonts w:ascii="Symbol" w:hAnsi="Symbol" w:cs="Symbol" w:hint="default"/>
+      </w:rPr>
+    </w:lvl>
+    <w:lvl w:ilvl="4">
+      <w:start w:val="1"/>
+      <w:numFmt w:val="bullet"/>
+      <w:lvlText w:val=""/>
       <w:lvlJc w:val="left"/>
       <w:pPr>
         <w:tabs>
@@ -3846,10 +5303,10 @@
         <w:ind w:left="2160" w:hanging="360"/>
       </w:pPr>
       <w:rPr>
-        <w:rFonts w:ascii="OpenSymbol" w:hAnsi="OpenSymbol" w:cs="OpenSymbol" w:hint="default"/>
-      </w:rPr>
-    </w:lvl>
-    <w:lvl w:ilvl="3">
+        <w:rFonts w:ascii="Symbol" w:hAnsi="Symbol" w:cs="Symbol" w:hint="default"/>
+      </w:rPr>
+    </w:lvl>
+    <w:lvl w:ilvl="5">
       <w:start w:val="1"/>
       <w:numFmt w:val="bullet"/>
       <w:lvlText w:val=""/>
@@ -3864,10 +5321,10 @@
         <w:rFonts w:ascii="Symbol" w:hAnsi="Symbol" w:cs="Symbol" w:hint="default"/>
       </w:rPr>
     </w:lvl>
-    <w:lvl w:ilvl="4">
-      <w:start w:val="1"/>
-      <w:numFmt w:val="bullet"/>
-      <w:lvlText w:val="◦"/>
+    <w:lvl w:ilvl="6">
+      <w:start w:val="1"/>
+      <w:numFmt w:val="bullet"/>
+      <w:lvlText w:val=""/>
       <w:lvlJc w:val="left"/>
       <w:pPr>
         <w:tabs>
@@ -3876,13 +5333,13 @@
         <w:ind w:left="2880" w:hanging="360"/>
       </w:pPr>
       <w:rPr>
-        <w:rFonts w:ascii="OpenSymbol" w:hAnsi="OpenSymbol" w:cs="OpenSymbol" w:hint="default"/>
-      </w:rPr>
-    </w:lvl>
-    <w:lvl w:ilvl="5">
-      <w:start w:val="1"/>
-      <w:numFmt w:val="bullet"/>
-      <w:lvlText w:val="▪"/>
+        <w:rFonts w:ascii="Symbol" w:hAnsi="Symbol" w:cs="Symbol" w:hint="default"/>
+      </w:rPr>
+    </w:lvl>
+    <w:lvl w:ilvl="7">
+      <w:start w:val="1"/>
+      <w:numFmt w:val="bullet"/>
+      <w:lvlText w:val=""/>
       <w:lvlJc w:val="left"/>
       <w:pPr>
         <w:tabs>
@@ -3891,10 +5348,10 @@
         <w:ind w:left="3240" w:hanging="360"/>
       </w:pPr>
       <w:rPr>
-        <w:rFonts w:ascii="OpenSymbol" w:hAnsi="OpenSymbol" w:cs="OpenSymbol" w:hint="default"/>
-      </w:rPr>
-    </w:lvl>
-    <w:lvl w:ilvl="6">
+        <w:rFonts w:ascii="Symbol" w:hAnsi="Symbol" w:cs="Symbol" w:hint="default"/>
+      </w:rPr>
+    </w:lvl>
+    <w:lvl w:ilvl="8">
       <w:start w:val="1"/>
       <w:numFmt w:val="bullet"/>
       <w:lvlText w:val=""/>
@@ -3907,36 +5364,6 @@
       </w:pPr>
       <w:rPr>
         <w:rFonts w:ascii="Symbol" w:hAnsi="Symbol" w:cs="Symbol" w:hint="default"/>
-      </w:rPr>
-    </w:lvl>
-    <w:lvl w:ilvl="7">
-      <w:start w:val="1"/>
-      <w:numFmt w:val="bullet"/>
-      <w:lvlText w:val="◦"/>
-      <w:lvlJc w:val="left"/>
-      <w:pPr>
-        <w:tabs>
-          <w:tab w:val="num" w:pos="3960"/>
-        </w:tabs>
-        <w:ind w:left="3960" w:hanging="360"/>
-      </w:pPr>
-      <w:rPr>
-        <w:rFonts w:ascii="OpenSymbol" w:hAnsi="OpenSymbol" w:cs="OpenSymbol" w:hint="default"/>
-      </w:rPr>
-    </w:lvl>
-    <w:lvl w:ilvl="8">
-      <w:start w:val="1"/>
-      <w:numFmt w:val="bullet"/>
-      <w:lvlText w:val="▪"/>
-      <w:lvlJc w:val="left"/>
-      <w:pPr>
-        <w:tabs>
-          <w:tab w:val="num" w:pos="4320"/>
-        </w:tabs>
-        <w:ind w:left="4320" w:hanging="360"/>
-      </w:pPr>
-      <w:rPr>
-        <w:rFonts w:ascii="OpenSymbol" w:hAnsi="OpenSymbol" w:cs="OpenSymbol" w:hint="default"/>
       </w:rPr>
     </w:lvl>
   </w:abstractNum>
@@ -3944,13 +5371,14 @@
     <w:lvl w:ilvl="0">
       <w:start w:val="1"/>
       <w:numFmt w:val="bullet"/>
-      <w:lvlText w:val=""/>
-      <w:lvlJc w:val="left"/>
-      <w:pPr>
-        <w:tabs>
-          <w:tab w:val="num" w:pos="720"/>
-        </w:tabs>
-        <w:ind w:left="720" w:hanging="360"/>
+      <w:suff w:val="nothing"/>
+      <w:lvlText w:val=""/>
+      <w:lvlJc w:val="left"/>
+      <w:pPr>
+        <w:tabs>
+          <w:tab w:val="num" w:pos="0"/>
+        </w:tabs>
+        <w:ind w:left="0" w:hanging="0"/>
       </w:pPr>
       <w:rPr>
         <w:rFonts w:ascii="Symbol" w:hAnsi="Symbol" w:cs="Symbol" w:hint="default"/>
@@ -3959,31 +5387,31 @@
     <w:lvl w:ilvl="1">
       <w:start w:val="1"/>
       <w:numFmt w:val="bullet"/>
-      <w:lvlText w:val="◦"/>
-      <w:lvlJc w:val="left"/>
-      <w:pPr>
-        <w:tabs>
-          <w:tab w:val="num" w:pos="1080"/>
-        </w:tabs>
-        <w:ind w:left="1080" w:hanging="360"/>
-      </w:pPr>
-      <w:rPr>
-        <w:rFonts w:ascii="OpenSymbol" w:hAnsi="OpenSymbol" w:cs="OpenSymbol" w:hint="default"/>
+      <w:lvlText w:val=""/>
+      <w:lvlJc w:val="left"/>
+      <w:pPr>
+        <w:tabs>
+          <w:tab w:val="num" w:pos="1418"/>
+        </w:tabs>
+        <w:ind w:left="1418" w:hanging="283"/>
+      </w:pPr>
+      <w:rPr>
+        <w:rFonts w:ascii="Symbol" w:hAnsi="Symbol" w:cs="Symbol" w:hint="default"/>
       </w:rPr>
     </w:lvl>
     <w:lvl w:ilvl="2">
       <w:start w:val="1"/>
       <w:numFmt w:val="bullet"/>
-      <w:lvlText w:val="▪"/>
-      <w:lvlJc w:val="left"/>
-      <w:pPr>
-        <w:tabs>
-          <w:tab w:val="num" w:pos="1440"/>
-        </w:tabs>
-        <w:ind w:left="1440" w:hanging="360"/>
-      </w:pPr>
-      <w:rPr>
-        <w:rFonts w:ascii="OpenSymbol" w:hAnsi="OpenSymbol" w:cs="OpenSymbol" w:hint="default"/>
+      <w:lvlText w:val=""/>
+      <w:lvlJc w:val="left"/>
+      <w:pPr>
+        <w:tabs>
+          <w:tab w:val="num" w:pos="2127"/>
+        </w:tabs>
+        <w:ind w:left="2127" w:hanging="283"/>
+      </w:pPr>
+      <w:rPr>
+        <w:rFonts w:ascii="Symbol" w:hAnsi="Symbol" w:cs="Symbol" w:hint="default"/>
       </w:rPr>
     </w:lvl>
     <w:lvl w:ilvl="3">
@@ -3993,9 +5421,9 @@
       <w:lvlJc w:val="left"/>
       <w:pPr>
         <w:tabs>
-          <w:tab w:val="num" w:pos="1800"/>
-        </w:tabs>
-        <w:ind w:left="1800" w:hanging="360"/>
+          <w:tab w:val="num" w:pos="2836"/>
+        </w:tabs>
+        <w:ind w:left="2836" w:hanging="283"/>
       </w:pPr>
       <w:rPr>
         <w:rFonts w:ascii="Symbol" w:hAnsi="Symbol" w:cs="Symbol" w:hint="default"/>
@@ -4004,31 +5432,31 @@
     <w:lvl w:ilvl="4">
       <w:start w:val="1"/>
       <w:numFmt w:val="bullet"/>
-      <w:lvlText w:val="◦"/>
-      <w:lvlJc w:val="left"/>
-      <w:pPr>
-        <w:tabs>
-          <w:tab w:val="num" w:pos="2160"/>
-        </w:tabs>
-        <w:ind w:left="2160" w:hanging="360"/>
-      </w:pPr>
-      <w:rPr>
-        <w:rFonts w:ascii="OpenSymbol" w:hAnsi="OpenSymbol" w:cs="OpenSymbol" w:hint="default"/>
+      <w:lvlText w:val=""/>
+      <w:lvlJc w:val="left"/>
+      <w:pPr>
+        <w:tabs>
+          <w:tab w:val="num" w:pos="3545"/>
+        </w:tabs>
+        <w:ind w:left="3545" w:hanging="283"/>
+      </w:pPr>
+      <w:rPr>
+        <w:rFonts w:ascii="Symbol" w:hAnsi="Symbol" w:cs="Symbol" w:hint="default"/>
       </w:rPr>
     </w:lvl>
     <w:lvl w:ilvl="5">
       <w:start w:val="1"/>
       <w:numFmt w:val="bullet"/>
-      <w:lvlText w:val="▪"/>
-      <w:lvlJc w:val="left"/>
-      <w:pPr>
-        <w:tabs>
-          <w:tab w:val="num" w:pos="2520"/>
-        </w:tabs>
-        <w:ind w:left="2520" w:hanging="360"/>
-      </w:pPr>
-      <w:rPr>
-        <w:rFonts w:ascii="OpenSymbol" w:hAnsi="OpenSymbol" w:cs="OpenSymbol" w:hint="default"/>
+      <w:lvlText w:val=""/>
+      <w:lvlJc w:val="left"/>
+      <w:pPr>
+        <w:tabs>
+          <w:tab w:val="num" w:pos="4254"/>
+        </w:tabs>
+        <w:ind w:left="4254" w:hanging="283"/>
+      </w:pPr>
+      <w:rPr>
+        <w:rFonts w:ascii="Symbol" w:hAnsi="Symbol" w:cs="Symbol" w:hint="default"/>
       </w:rPr>
     </w:lvl>
     <w:lvl w:ilvl="6">
@@ -4038,9 +5466,9 @@
       <w:lvlJc w:val="left"/>
       <w:pPr>
         <w:tabs>
-          <w:tab w:val="num" w:pos="2880"/>
-        </w:tabs>
-        <w:ind w:left="2880" w:hanging="360"/>
+          <w:tab w:val="num" w:pos="4963"/>
+        </w:tabs>
+        <w:ind w:left="4963" w:hanging="283"/>
       </w:pPr>
       <w:rPr>
         <w:rFonts w:ascii="Symbol" w:hAnsi="Symbol" w:cs="Symbol" w:hint="default"/>
@@ -4049,31 +5477,31 @@
     <w:lvl w:ilvl="7">
       <w:start w:val="1"/>
       <w:numFmt w:val="bullet"/>
-      <w:lvlText w:val="◦"/>
-      <w:lvlJc w:val="left"/>
-      <w:pPr>
-        <w:tabs>
-          <w:tab w:val="num" w:pos="3240"/>
-        </w:tabs>
-        <w:ind w:left="3240" w:hanging="360"/>
-      </w:pPr>
-      <w:rPr>
-        <w:rFonts w:ascii="OpenSymbol" w:hAnsi="OpenSymbol" w:cs="OpenSymbol" w:hint="default"/>
+      <w:lvlText w:val=""/>
+      <w:lvlJc w:val="left"/>
+      <w:pPr>
+        <w:tabs>
+          <w:tab w:val="num" w:pos="5672"/>
+        </w:tabs>
+        <w:ind w:left="5672" w:hanging="283"/>
+      </w:pPr>
+      <w:rPr>
+        <w:rFonts w:ascii="Symbol" w:hAnsi="Symbol" w:cs="Symbol" w:hint="default"/>
       </w:rPr>
     </w:lvl>
     <w:lvl w:ilvl="8">
       <w:start w:val="1"/>
       <w:numFmt w:val="bullet"/>
-      <w:lvlText w:val="▪"/>
-      <w:lvlJc w:val="left"/>
-      <w:pPr>
-        <w:tabs>
-          <w:tab w:val="num" w:pos="3600"/>
-        </w:tabs>
-        <w:ind w:left="3600" w:hanging="360"/>
-      </w:pPr>
-      <w:rPr>
-        <w:rFonts w:ascii="OpenSymbol" w:hAnsi="OpenSymbol" w:cs="OpenSymbol" w:hint="default"/>
+      <w:lvlText w:val=""/>
+      <w:lvlJc w:val="left"/>
+      <w:pPr>
+        <w:tabs>
+          <w:tab w:val="num" w:pos="6381"/>
+        </w:tabs>
+        <w:ind w:left="6381" w:hanging="283"/>
+      </w:pPr>
+      <w:rPr>
+        <w:rFonts w:ascii="Symbol" w:hAnsi="Symbol" w:cs="Symbol" w:hint="default"/>
       </w:rPr>
     </w:lvl>
   </w:abstractNum>
@@ -4081,13 +5509,14 @@
     <w:lvl w:ilvl="0">
       <w:start w:val="1"/>
       <w:numFmt w:val="bullet"/>
-      <w:lvlText w:val=""/>
-      <w:lvlJc w:val="left"/>
-      <w:pPr>
-        <w:tabs>
-          <w:tab w:val="num" w:pos="720"/>
-        </w:tabs>
-        <w:ind w:left="720" w:hanging="360"/>
+      <w:suff w:val="nothing"/>
+      <w:lvlText w:val=""/>
+      <w:lvlJc w:val="left"/>
+      <w:pPr>
+        <w:tabs>
+          <w:tab w:val="num" w:pos="0"/>
+        </w:tabs>
+        <w:ind w:left="0" w:hanging="0"/>
       </w:pPr>
       <w:rPr>
         <w:rFonts w:ascii="Symbol" w:hAnsi="Symbol" w:cs="Symbol" w:hint="default"/>
@@ -4096,31 +5525,31 @@
     <w:lvl w:ilvl="1">
       <w:start w:val="1"/>
       <w:numFmt w:val="bullet"/>
-      <w:lvlText w:val="◦"/>
-      <w:lvlJc w:val="left"/>
-      <w:pPr>
-        <w:tabs>
-          <w:tab w:val="num" w:pos="1080"/>
-        </w:tabs>
-        <w:ind w:left="1080" w:hanging="360"/>
-      </w:pPr>
-      <w:rPr>
-        <w:rFonts w:ascii="OpenSymbol" w:hAnsi="OpenSymbol" w:cs="OpenSymbol" w:hint="default"/>
+      <w:lvlText w:val=""/>
+      <w:lvlJc w:val="left"/>
+      <w:pPr>
+        <w:tabs>
+          <w:tab w:val="num" w:pos="1418"/>
+        </w:tabs>
+        <w:ind w:left="1418" w:hanging="283"/>
+      </w:pPr>
+      <w:rPr>
+        <w:rFonts w:ascii="Symbol" w:hAnsi="Symbol" w:cs="Symbol" w:hint="default"/>
       </w:rPr>
     </w:lvl>
     <w:lvl w:ilvl="2">
       <w:start w:val="1"/>
       <w:numFmt w:val="bullet"/>
-      <w:lvlText w:val="▪"/>
-      <w:lvlJc w:val="left"/>
-      <w:pPr>
-        <w:tabs>
-          <w:tab w:val="num" w:pos="1440"/>
-        </w:tabs>
-        <w:ind w:left="1440" w:hanging="360"/>
-      </w:pPr>
-      <w:rPr>
-        <w:rFonts w:ascii="OpenSymbol" w:hAnsi="OpenSymbol" w:cs="OpenSymbol" w:hint="default"/>
+      <w:lvlText w:val=""/>
+      <w:lvlJc w:val="left"/>
+      <w:pPr>
+        <w:tabs>
+          <w:tab w:val="num" w:pos="2127"/>
+        </w:tabs>
+        <w:ind w:left="2127" w:hanging="283"/>
+      </w:pPr>
+      <w:rPr>
+        <w:rFonts w:ascii="Symbol" w:hAnsi="Symbol" w:cs="Symbol" w:hint="default"/>
       </w:rPr>
     </w:lvl>
     <w:lvl w:ilvl="3">
@@ -4130,9 +5559,9 @@
       <w:lvlJc w:val="left"/>
       <w:pPr>
         <w:tabs>
-          <w:tab w:val="num" w:pos="1800"/>
-        </w:tabs>
-        <w:ind w:left="1800" w:hanging="360"/>
+          <w:tab w:val="num" w:pos="2836"/>
+        </w:tabs>
+        <w:ind w:left="2836" w:hanging="283"/>
       </w:pPr>
       <w:rPr>
         <w:rFonts w:ascii="Symbol" w:hAnsi="Symbol" w:cs="Symbol" w:hint="default"/>
@@ -4141,31 +5570,31 @@
     <w:lvl w:ilvl="4">
       <w:start w:val="1"/>
       <w:numFmt w:val="bullet"/>
-      <w:lvlText w:val="◦"/>
-      <w:lvlJc w:val="left"/>
-      <w:pPr>
-        <w:tabs>
-          <w:tab w:val="num" w:pos="2160"/>
-        </w:tabs>
-        <w:ind w:left="2160" w:hanging="360"/>
-      </w:pPr>
-      <w:rPr>
-        <w:rFonts w:ascii="OpenSymbol" w:hAnsi="OpenSymbol" w:cs="OpenSymbol" w:hint="default"/>
+      <w:lvlText w:val=""/>
+      <w:lvlJc w:val="left"/>
+      <w:pPr>
+        <w:tabs>
+          <w:tab w:val="num" w:pos="3545"/>
+        </w:tabs>
+        <w:ind w:left="3545" w:hanging="283"/>
+      </w:pPr>
+      <w:rPr>
+        <w:rFonts w:ascii="Symbol" w:hAnsi="Symbol" w:cs="Symbol" w:hint="default"/>
       </w:rPr>
     </w:lvl>
     <w:lvl w:ilvl="5">
       <w:start w:val="1"/>
       <w:numFmt w:val="bullet"/>
-      <w:lvlText w:val="▪"/>
-      <w:lvlJc w:val="left"/>
-      <w:pPr>
-        <w:tabs>
-          <w:tab w:val="num" w:pos="2520"/>
-        </w:tabs>
-        <w:ind w:left="2520" w:hanging="360"/>
-      </w:pPr>
-      <w:rPr>
-        <w:rFonts w:ascii="OpenSymbol" w:hAnsi="OpenSymbol" w:cs="OpenSymbol" w:hint="default"/>
+      <w:lvlText w:val=""/>
+      <w:lvlJc w:val="left"/>
+      <w:pPr>
+        <w:tabs>
+          <w:tab w:val="num" w:pos="4254"/>
+        </w:tabs>
+        <w:ind w:left="4254" w:hanging="283"/>
+      </w:pPr>
+      <w:rPr>
+        <w:rFonts w:ascii="Symbol" w:hAnsi="Symbol" w:cs="Symbol" w:hint="default"/>
       </w:rPr>
     </w:lvl>
     <w:lvl w:ilvl="6">
@@ -4175,9 +5604,9 @@
       <w:lvlJc w:val="left"/>
       <w:pPr>
         <w:tabs>
-          <w:tab w:val="num" w:pos="2880"/>
-        </w:tabs>
-        <w:ind w:left="2880" w:hanging="360"/>
+          <w:tab w:val="num" w:pos="4963"/>
+        </w:tabs>
+        <w:ind w:left="4963" w:hanging="283"/>
       </w:pPr>
       <w:rPr>
         <w:rFonts w:ascii="Symbol" w:hAnsi="Symbol" w:cs="Symbol" w:hint="default"/>
@@ -4186,31 +5615,31 @@
     <w:lvl w:ilvl="7">
       <w:start w:val="1"/>
       <w:numFmt w:val="bullet"/>
-      <w:lvlText w:val="◦"/>
-      <w:lvlJc w:val="left"/>
-      <w:pPr>
-        <w:tabs>
-          <w:tab w:val="num" w:pos="3240"/>
-        </w:tabs>
-        <w:ind w:left="3240" w:hanging="360"/>
-      </w:pPr>
-      <w:rPr>
-        <w:rFonts w:ascii="OpenSymbol" w:hAnsi="OpenSymbol" w:cs="OpenSymbol" w:hint="default"/>
+      <w:lvlText w:val=""/>
+      <w:lvlJc w:val="left"/>
+      <w:pPr>
+        <w:tabs>
+          <w:tab w:val="num" w:pos="5672"/>
+        </w:tabs>
+        <w:ind w:left="5672" w:hanging="283"/>
+      </w:pPr>
+      <w:rPr>
+        <w:rFonts w:ascii="Symbol" w:hAnsi="Symbol" w:cs="Symbol" w:hint="default"/>
       </w:rPr>
     </w:lvl>
     <w:lvl w:ilvl="8">
       <w:start w:val="1"/>
       <w:numFmt w:val="bullet"/>
-      <w:lvlText w:val="▪"/>
-      <w:lvlJc w:val="left"/>
-      <w:pPr>
-        <w:tabs>
-          <w:tab w:val="num" w:pos="3600"/>
-        </w:tabs>
-        <w:ind w:left="3600" w:hanging="360"/>
-      </w:pPr>
-      <w:rPr>
-        <w:rFonts w:ascii="OpenSymbol" w:hAnsi="OpenSymbol" w:cs="OpenSymbol" w:hint="default"/>
+      <w:lvlText w:val=""/>
+      <w:lvlJc w:val="left"/>
+      <w:pPr>
+        <w:tabs>
+          <w:tab w:val="num" w:pos="6381"/>
+        </w:tabs>
+        <w:ind w:left="6381" w:hanging="283"/>
+      </w:pPr>
+      <w:rPr>
+        <w:rFonts w:ascii="Symbol" w:hAnsi="Symbol" w:cs="Symbol" w:hint="default"/>
       </w:rPr>
     </w:lvl>
   </w:abstractNum>
@@ -4218,46 +5647,47 @@
     <w:lvl w:ilvl="0">
       <w:start w:val="1"/>
       <w:numFmt w:val="bullet"/>
-      <w:lvlText w:val=""/>
-      <w:lvlJc w:val="left"/>
-      <w:pPr>
-        <w:tabs>
-          <w:tab w:val="num" w:pos="720"/>
-        </w:tabs>
-        <w:ind w:left="720" w:hanging="360"/>
-      </w:pPr>
-      <w:rPr>
-        <w:rFonts w:ascii="Wingdings" w:hAnsi="Wingdings" w:cs="Wingdings" w:hint="default"/>
+      <w:suff w:val="nothing"/>
+      <w:lvlText w:val=""/>
+      <w:lvlJc w:val="left"/>
+      <w:pPr>
+        <w:tabs>
+          <w:tab w:val="num" w:pos="0"/>
+        </w:tabs>
+        <w:ind w:left="0" w:hanging="0"/>
+      </w:pPr>
+      <w:rPr>
+        <w:rFonts w:ascii="Symbol" w:hAnsi="Symbol" w:cs="Symbol" w:hint="default"/>
       </w:rPr>
     </w:lvl>
     <w:lvl w:ilvl="1">
       <w:start w:val="1"/>
       <w:numFmt w:val="bullet"/>
-      <w:lvlText w:val=""/>
-      <w:lvlJc w:val="left"/>
-      <w:pPr>
-        <w:tabs>
-          <w:tab w:val="num" w:pos="1080"/>
-        </w:tabs>
-        <w:ind w:left="1080" w:hanging="360"/>
-      </w:pPr>
-      <w:rPr>
-        <w:rFonts w:ascii="Wingdings" w:hAnsi="Wingdings" w:cs="Wingdings" w:hint="default"/>
+      <w:lvlText w:val=""/>
+      <w:lvlJc w:val="left"/>
+      <w:pPr>
+        <w:tabs>
+          <w:tab w:val="num" w:pos="1418"/>
+        </w:tabs>
+        <w:ind w:left="1418" w:hanging="283"/>
+      </w:pPr>
+      <w:rPr>
+        <w:rFonts w:ascii="Symbol" w:hAnsi="Symbol" w:cs="Symbol" w:hint="default"/>
       </w:rPr>
     </w:lvl>
     <w:lvl w:ilvl="2">
       <w:start w:val="1"/>
       <w:numFmt w:val="bullet"/>
-      <w:lvlText w:val=""/>
-      <w:lvlJc w:val="left"/>
-      <w:pPr>
-        <w:tabs>
-          <w:tab w:val="num" w:pos="1440"/>
-        </w:tabs>
-        <w:ind w:left="1440" w:hanging="360"/>
-      </w:pPr>
-      <w:rPr>
-        <w:rFonts w:ascii="Wingdings" w:hAnsi="Wingdings" w:cs="Wingdings" w:hint="default"/>
+      <w:lvlText w:val=""/>
+      <w:lvlJc w:val="left"/>
+      <w:pPr>
+        <w:tabs>
+          <w:tab w:val="num" w:pos="2127"/>
+        </w:tabs>
+        <w:ind w:left="2127" w:hanging="283"/>
+      </w:pPr>
+      <w:rPr>
+        <w:rFonts w:ascii="Symbol" w:hAnsi="Symbol" w:cs="Symbol" w:hint="default"/>
       </w:rPr>
     </w:lvl>
     <w:lvl w:ilvl="3">
@@ -4267,9 +5697,9 @@
       <w:lvlJc w:val="left"/>
       <w:pPr>
         <w:tabs>
-          <w:tab w:val="num" w:pos="1800"/>
-        </w:tabs>
-        <w:ind w:left="1800" w:hanging="360"/>
+          <w:tab w:val="num" w:pos="2836"/>
+        </w:tabs>
+        <w:ind w:left="2836" w:hanging="283"/>
       </w:pPr>
       <w:rPr>
         <w:rFonts w:ascii="Symbol" w:hAnsi="Symbol" w:cs="Symbol" w:hint="default"/>
@@ -4282,9 +5712,9 @@
       <w:lvlJc w:val="left"/>
       <w:pPr>
         <w:tabs>
-          <w:tab w:val="num" w:pos="2160"/>
-        </w:tabs>
-        <w:ind w:left="2160" w:hanging="360"/>
+          <w:tab w:val="num" w:pos="3545"/>
+        </w:tabs>
+        <w:ind w:left="3545" w:hanging="283"/>
       </w:pPr>
       <w:rPr>
         <w:rFonts w:ascii="Symbol" w:hAnsi="Symbol" w:cs="Symbol" w:hint="default"/>
@@ -4297,9 +5727,9 @@
       <w:lvlJc w:val="left"/>
       <w:pPr>
         <w:tabs>
-          <w:tab w:val="num" w:pos="2520"/>
-        </w:tabs>
-        <w:ind w:left="2520" w:hanging="360"/>
+          <w:tab w:val="num" w:pos="4254"/>
+        </w:tabs>
+        <w:ind w:left="4254" w:hanging="283"/>
       </w:pPr>
       <w:rPr>
         <w:rFonts w:ascii="Symbol" w:hAnsi="Symbol" w:cs="Symbol" w:hint="default"/>
@@ -4312,9 +5742,9 @@
       <w:lvlJc w:val="left"/>
       <w:pPr>
         <w:tabs>
-          <w:tab w:val="num" w:pos="2880"/>
-        </w:tabs>
-        <w:ind w:left="2880" w:hanging="360"/>
+          <w:tab w:val="num" w:pos="4963"/>
+        </w:tabs>
+        <w:ind w:left="4963" w:hanging="283"/>
       </w:pPr>
       <w:rPr>
         <w:rFonts w:ascii="Symbol" w:hAnsi="Symbol" w:cs="Symbol" w:hint="default"/>
@@ -4327,9 +5757,9 @@
       <w:lvlJc w:val="left"/>
       <w:pPr>
         <w:tabs>
-          <w:tab w:val="num" w:pos="3240"/>
-        </w:tabs>
-        <w:ind w:left="3240" w:hanging="360"/>
+          <w:tab w:val="num" w:pos="5672"/>
+        </w:tabs>
+        <w:ind w:left="5672" w:hanging="283"/>
       </w:pPr>
       <w:rPr>
         <w:rFonts w:ascii="Symbol" w:hAnsi="Symbol" w:cs="Symbol" w:hint="default"/>
@@ -4342,9 +5772,9 @@
       <w:lvlJc w:val="left"/>
       <w:pPr>
         <w:tabs>
-          <w:tab w:val="num" w:pos="3600"/>
-        </w:tabs>
-        <w:ind w:left="3600" w:hanging="360"/>
+          <w:tab w:val="num" w:pos="6381"/>
+        </w:tabs>
+        <w:ind w:left="6381" w:hanging="283"/>
       </w:pPr>
       <w:rPr>
         <w:rFonts w:ascii="Symbol" w:hAnsi="Symbol" w:cs="Symbol" w:hint="default"/>
@@ -4355,13 +5785,14 @@
     <w:lvl w:ilvl="0">
       <w:start w:val="1"/>
       <w:numFmt w:val="bullet"/>
-      <w:lvlText w:val=""/>
-      <w:lvlJc w:val="left"/>
-      <w:pPr>
-        <w:tabs>
-          <w:tab w:val="num" w:pos="720"/>
-        </w:tabs>
-        <w:ind w:left="720" w:hanging="360"/>
+      <w:suff w:val="nothing"/>
+      <w:lvlText w:val=""/>
+      <w:lvlJc w:val="left"/>
+      <w:pPr>
+        <w:tabs>
+          <w:tab w:val="num" w:pos="0"/>
+        </w:tabs>
+        <w:ind w:left="0" w:hanging="0"/>
       </w:pPr>
       <w:rPr>
         <w:rFonts w:ascii="Symbol" w:hAnsi="Symbol" w:cs="Symbol" w:hint="default"/>
@@ -4370,121 +5801,121 @@
     <w:lvl w:ilvl="1">
       <w:start w:val="1"/>
       <w:numFmt w:val="bullet"/>
-      <w:lvlText w:val=""/>
-      <w:lvlJc w:val="left"/>
-      <w:pPr>
-        <w:tabs>
-          <w:tab w:val="num" w:pos="1080"/>
-        </w:tabs>
-        <w:ind w:left="1080" w:hanging="360"/>
-      </w:pPr>
-      <w:rPr>
-        <w:rFonts w:ascii="Wingdings" w:hAnsi="Wingdings" w:cs="Wingdings" w:hint="default"/>
+      <w:lvlText w:val=""/>
+      <w:lvlJc w:val="left"/>
+      <w:pPr>
+        <w:tabs>
+          <w:tab w:val="num" w:pos="1418"/>
+        </w:tabs>
+        <w:ind w:left="1418" w:hanging="283"/>
+      </w:pPr>
+      <w:rPr>
+        <w:rFonts w:ascii="Symbol" w:hAnsi="Symbol" w:cs="Symbol" w:hint="default"/>
       </w:rPr>
     </w:lvl>
     <w:lvl w:ilvl="2">
       <w:start w:val="1"/>
       <w:numFmt w:val="bullet"/>
-      <w:lvlText w:val=""/>
-      <w:lvlJc w:val="left"/>
-      <w:pPr>
-        <w:tabs>
-          <w:tab w:val="num" w:pos="1440"/>
-        </w:tabs>
-        <w:ind w:left="1440" w:hanging="360"/>
-      </w:pPr>
-      <w:rPr>
-        <w:rFonts w:ascii="Wingdings" w:hAnsi="Wingdings" w:cs="Wingdings" w:hint="default"/>
+      <w:lvlText w:val=""/>
+      <w:lvlJc w:val="left"/>
+      <w:pPr>
+        <w:tabs>
+          <w:tab w:val="num" w:pos="2127"/>
+        </w:tabs>
+        <w:ind w:left="2127" w:hanging="283"/>
+      </w:pPr>
+      <w:rPr>
+        <w:rFonts w:ascii="Symbol" w:hAnsi="Symbol" w:cs="Symbol" w:hint="default"/>
       </w:rPr>
     </w:lvl>
     <w:lvl w:ilvl="3">
       <w:start w:val="1"/>
       <w:numFmt w:val="bullet"/>
-      <w:lvlText w:val=""/>
-      <w:lvlJc w:val="left"/>
-      <w:pPr>
-        <w:tabs>
-          <w:tab w:val="num" w:pos="1800"/>
-        </w:tabs>
-        <w:ind w:left="1800" w:hanging="360"/>
-      </w:pPr>
-      <w:rPr>
-        <w:rFonts w:ascii="Wingdings" w:hAnsi="Wingdings" w:cs="Wingdings" w:hint="default"/>
+      <w:lvlText w:val=""/>
+      <w:lvlJc w:val="left"/>
+      <w:pPr>
+        <w:tabs>
+          <w:tab w:val="num" w:pos="2836"/>
+        </w:tabs>
+        <w:ind w:left="2836" w:hanging="283"/>
+      </w:pPr>
+      <w:rPr>
+        <w:rFonts w:ascii="Symbol" w:hAnsi="Symbol" w:cs="Symbol" w:hint="default"/>
       </w:rPr>
     </w:lvl>
     <w:lvl w:ilvl="4">
       <w:start w:val="1"/>
       <w:numFmt w:val="bullet"/>
-      <w:lvlText w:val=""/>
-      <w:lvlJc w:val="left"/>
-      <w:pPr>
-        <w:tabs>
-          <w:tab w:val="num" w:pos="2160"/>
-        </w:tabs>
-        <w:ind w:left="2160" w:hanging="360"/>
-      </w:pPr>
-      <w:rPr>
-        <w:rFonts w:ascii="Wingdings" w:hAnsi="Wingdings" w:cs="Wingdings" w:hint="default"/>
+      <w:lvlText w:val=""/>
+      <w:lvlJc w:val="left"/>
+      <w:pPr>
+        <w:tabs>
+          <w:tab w:val="num" w:pos="3545"/>
+        </w:tabs>
+        <w:ind w:left="3545" w:hanging="283"/>
+      </w:pPr>
+      <w:rPr>
+        <w:rFonts w:ascii="Symbol" w:hAnsi="Symbol" w:cs="Symbol" w:hint="default"/>
       </w:rPr>
     </w:lvl>
     <w:lvl w:ilvl="5">
       <w:start w:val="1"/>
       <w:numFmt w:val="bullet"/>
-      <w:lvlText w:val=""/>
-      <w:lvlJc w:val="left"/>
-      <w:pPr>
-        <w:tabs>
-          <w:tab w:val="num" w:pos="2520"/>
-        </w:tabs>
-        <w:ind w:left="2520" w:hanging="360"/>
-      </w:pPr>
-      <w:rPr>
-        <w:rFonts w:ascii="Wingdings" w:hAnsi="Wingdings" w:cs="Wingdings" w:hint="default"/>
+      <w:lvlText w:val=""/>
+      <w:lvlJc w:val="left"/>
+      <w:pPr>
+        <w:tabs>
+          <w:tab w:val="num" w:pos="4254"/>
+        </w:tabs>
+        <w:ind w:left="4254" w:hanging="283"/>
+      </w:pPr>
+      <w:rPr>
+        <w:rFonts w:ascii="Symbol" w:hAnsi="Symbol" w:cs="Symbol" w:hint="default"/>
       </w:rPr>
     </w:lvl>
     <w:lvl w:ilvl="6">
       <w:start w:val="1"/>
       <w:numFmt w:val="bullet"/>
-      <w:lvlText w:val=""/>
-      <w:lvlJc w:val="left"/>
-      <w:pPr>
-        <w:tabs>
-          <w:tab w:val="num" w:pos="2880"/>
-        </w:tabs>
-        <w:ind w:left="2880" w:hanging="360"/>
-      </w:pPr>
-      <w:rPr>
-        <w:rFonts w:ascii="Wingdings" w:hAnsi="Wingdings" w:cs="Wingdings" w:hint="default"/>
+      <w:lvlText w:val=""/>
+      <w:lvlJc w:val="left"/>
+      <w:pPr>
+        <w:tabs>
+          <w:tab w:val="num" w:pos="4963"/>
+        </w:tabs>
+        <w:ind w:left="4963" w:hanging="283"/>
+      </w:pPr>
+      <w:rPr>
+        <w:rFonts w:ascii="Symbol" w:hAnsi="Symbol" w:cs="Symbol" w:hint="default"/>
       </w:rPr>
     </w:lvl>
     <w:lvl w:ilvl="7">
       <w:start w:val="1"/>
       <w:numFmt w:val="bullet"/>
-      <w:lvlText w:val=""/>
-      <w:lvlJc w:val="left"/>
-      <w:pPr>
-        <w:tabs>
-          <w:tab w:val="num" w:pos="3240"/>
-        </w:tabs>
-        <w:ind w:left="3240" w:hanging="360"/>
-      </w:pPr>
-      <w:rPr>
-        <w:rFonts w:ascii="Wingdings" w:hAnsi="Wingdings" w:cs="Wingdings" w:hint="default"/>
+      <w:lvlText w:val=""/>
+      <w:lvlJc w:val="left"/>
+      <w:pPr>
+        <w:tabs>
+          <w:tab w:val="num" w:pos="5672"/>
+        </w:tabs>
+        <w:ind w:left="5672" w:hanging="283"/>
+      </w:pPr>
+      <w:rPr>
+        <w:rFonts w:ascii="Symbol" w:hAnsi="Symbol" w:cs="Symbol" w:hint="default"/>
       </w:rPr>
     </w:lvl>
     <w:lvl w:ilvl="8">
       <w:start w:val="1"/>
       <w:numFmt w:val="bullet"/>
-      <w:lvlText w:val=""/>
-      <w:lvlJc w:val="left"/>
-      <w:pPr>
-        <w:tabs>
-          <w:tab w:val="num" w:pos="3600"/>
-        </w:tabs>
-        <w:ind w:left="3600" w:hanging="360"/>
-      </w:pPr>
-      <w:rPr>
-        <w:rFonts w:ascii="Wingdings" w:hAnsi="Wingdings" w:cs="Wingdings" w:hint="default"/>
+      <w:lvlText w:val=""/>
+      <w:lvlJc w:val="left"/>
+      <w:pPr>
+        <w:tabs>
+          <w:tab w:val="num" w:pos="6381"/>
+        </w:tabs>
+        <w:ind w:left="6381" w:hanging="283"/>
+      </w:pPr>
+      <w:rPr>
+        <w:rFonts w:ascii="Symbol" w:hAnsi="Symbol" w:cs="Symbol" w:hint="default"/>
       </w:rPr>
     </w:lvl>
   </w:abstractNum>
@@ -4492,13 +5923,14 @@
     <w:lvl w:ilvl="0">
       <w:start w:val="1"/>
       <w:numFmt w:val="bullet"/>
-      <w:lvlText w:val=""/>
-      <w:lvlJc w:val="left"/>
-      <w:pPr>
-        <w:tabs>
-          <w:tab w:val="num" w:pos="1440"/>
-        </w:tabs>
-        <w:ind w:left="1440" w:hanging="360"/>
+      <w:suff w:val="nothing"/>
+      <w:lvlText w:val=""/>
+      <w:lvlJc w:val="left"/>
+      <w:pPr>
+        <w:tabs>
+          <w:tab w:val="num" w:pos="0"/>
+        </w:tabs>
+        <w:ind w:left="0" w:hanging="0"/>
       </w:pPr>
       <w:rPr>
         <w:rFonts w:ascii="Symbol" w:hAnsi="Symbol" w:cs="Symbol" w:hint="default"/>
@@ -4507,31 +5939,31 @@
     <w:lvl w:ilvl="1">
       <w:start w:val="1"/>
       <w:numFmt w:val="bullet"/>
-      <w:lvlText w:val="◦"/>
-      <w:lvlJc w:val="left"/>
-      <w:pPr>
-        <w:tabs>
-          <w:tab w:val="num" w:pos="1800"/>
-        </w:tabs>
-        <w:ind w:left="1800" w:hanging="360"/>
-      </w:pPr>
-      <w:rPr>
-        <w:rFonts w:ascii="OpenSymbol" w:hAnsi="OpenSymbol" w:cs="OpenSymbol" w:hint="default"/>
+      <w:lvlText w:val=""/>
+      <w:lvlJc w:val="left"/>
+      <w:pPr>
+        <w:tabs>
+          <w:tab w:val="num" w:pos="1418"/>
+        </w:tabs>
+        <w:ind w:left="1418" w:hanging="283"/>
+      </w:pPr>
+      <w:rPr>
+        <w:rFonts w:ascii="Symbol" w:hAnsi="Symbol" w:cs="Symbol" w:hint="default"/>
       </w:rPr>
     </w:lvl>
     <w:lvl w:ilvl="2">
       <w:start w:val="1"/>
       <w:numFmt w:val="bullet"/>
-      <w:lvlText w:val="▪"/>
-      <w:lvlJc w:val="left"/>
-      <w:pPr>
-        <w:tabs>
-          <w:tab w:val="num" w:pos="2160"/>
-        </w:tabs>
-        <w:ind w:left="2160" w:hanging="360"/>
-      </w:pPr>
-      <w:rPr>
-        <w:rFonts w:ascii="OpenSymbol" w:hAnsi="OpenSymbol" w:cs="OpenSymbol" w:hint="default"/>
+      <w:lvlText w:val=""/>
+      <w:lvlJc w:val="left"/>
+      <w:pPr>
+        <w:tabs>
+          <w:tab w:val="num" w:pos="2127"/>
+        </w:tabs>
+        <w:ind w:left="2127" w:hanging="283"/>
+      </w:pPr>
+      <w:rPr>
+        <w:rFonts w:ascii="Symbol" w:hAnsi="Symbol" w:cs="Symbol" w:hint="default"/>
       </w:rPr>
     </w:lvl>
     <w:lvl w:ilvl="3">
@@ -4541,9 +5973,9 @@
       <w:lvlJc w:val="left"/>
       <w:pPr>
         <w:tabs>
-          <w:tab w:val="num" w:pos="2520"/>
-        </w:tabs>
-        <w:ind w:left="2520" w:hanging="360"/>
+          <w:tab w:val="num" w:pos="2836"/>
+        </w:tabs>
+        <w:ind w:left="2836" w:hanging="283"/>
       </w:pPr>
       <w:rPr>
         <w:rFonts w:ascii="Symbol" w:hAnsi="Symbol" w:cs="Symbol" w:hint="default"/>
@@ -4552,31 +5984,31 @@
     <w:lvl w:ilvl="4">
       <w:start w:val="1"/>
       <w:numFmt w:val="bullet"/>
-      <w:lvlText w:val="◦"/>
-      <w:lvlJc w:val="left"/>
-      <w:pPr>
-        <w:tabs>
-          <w:tab w:val="num" w:pos="2880"/>
-        </w:tabs>
-        <w:ind w:left="2880" w:hanging="360"/>
-      </w:pPr>
-      <w:rPr>
-        <w:rFonts w:ascii="OpenSymbol" w:hAnsi="OpenSymbol" w:cs="OpenSymbol" w:hint="default"/>
+      <w:lvlText w:val=""/>
+      <w:lvlJc w:val="left"/>
+      <w:pPr>
+        <w:tabs>
+          <w:tab w:val="num" w:pos="3545"/>
+        </w:tabs>
+        <w:ind w:left="3545" w:hanging="283"/>
+      </w:pPr>
+      <w:rPr>
+        <w:rFonts w:ascii="Symbol" w:hAnsi="Symbol" w:cs="Symbol" w:hint="default"/>
       </w:rPr>
     </w:lvl>
     <w:lvl w:ilvl="5">
       <w:start w:val="1"/>
       <w:numFmt w:val="bullet"/>
-      <w:lvlText w:val="▪"/>
-      <w:lvlJc w:val="left"/>
-      <w:pPr>
-        <w:tabs>
-          <w:tab w:val="num" w:pos="3240"/>
-        </w:tabs>
-        <w:ind w:left="3240" w:hanging="360"/>
-      </w:pPr>
-      <w:rPr>
-        <w:rFonts w:ascii="OpenSymbol" w:hAnsi="OpenSymbol" w:cs="OpenSymbol" w:hint="default"/>
+      <w:lvlText w:val=""/>
+      <w:lvlJc w:val="left"/>
+      <w:pPr>
+        <w:tabs>
+          <w:tab w:val="num" w:pos="4254"/>
+        </w:tabs>
+        <w:ind w:left="4254" w:hanging="283"/>
+      </w:pPr>
+      <w:rPr>
+        <w:rFonts w:ascii="Symbol" w:hAnsi="Symbol" w:cs="Symbol" w:hint="default"/>
       </w:rPr>
     </w:lvl>
     <w:lvl w:ilvl="6">
@@ -4586,9 +6018,9 @@
       <w:lvlJc w:val="left"/>
       <w:pPr>
         <w:tabs>
-          <w:tab w:val="num" w:pos="3600"/>
-        </w:tabs>
-        <w:ind w:left="3600" w:hanging="360"/>
+          <w:tab w:val="num" w:pos="4963"/>
+        </w:tabs>
+        <w:ind w:left="4963" w:hanging="283"/>
       </w:pPr>
       <w:rPr>
         <w:rFonts w:ascii="Symbol" w:hAnsi="Symbol" w:cs="Symbol" w:hint="default"/>
@@ -4597,31 +6029,583 @@
     <w:lvl w:ilvl="7">
       <w:start w:val="1"/>
       <w:numFmt w:val="bullet"/>
-      <w:lvlText w:val="◦"/>
-      <w:lvlJc w:val="left"/>
-      <w:pPr>
-        <w:tabs>
-          <w:tab w:val="num" w:pos="3960"/>
-        </w:tabs>
-        <w:ind w:left="3960" w:hanging="360"/>
-      </w:pPr>
-      <w:rPr>
-        <w:rFonts w:ascii="OpenSymbol" w:hAnsi="OpenSymbol" w:cs="OpenSymbol" w:hint="default"/>
+      <w:lvlText w:val=""/>
+      <w:lvlJc w:val="left"/>
+      <w:pPr>
+        <w:tabs>
+          <w:tab w:val="num" w:pos="5672"/>
+        </w:tabs>
+        <w:ind w:left="5672" w:hanging="283"/>
+      </w:pPr>
+      <w:rPr>
+        <w:rFonts w:ascii="Symbol" w:hAnsi="Symbol" w:cs="Symbol" w:hint="default"/>
       </w:rPr>
     </w:lvl>
     <w:lvl w:ilvl="8">
       <w:start w:val="1"/>
       <w:numFmt w:val="bullet"/>
-      <w:lvlText w:val="▪"/>
-      <w:lvlJc w:val="left"/>
-      <w:pPr>
-        <w:tabs>
-          <w:tab w:val="num" w:pos="4320"/>
-        </w:tabs>
-        <w:ind w:left="4320" w:hanging="360"/>
-      </w:pPr>
-      <w:rPr>
-        <w:rFonts w:ascii="OpenSymbol" w:hAnsi="OpenSymbol" w:cs="OpenSymbol" w:hint="default"/>
+      <w:lvlText w:val=""/>
+      <w:lvlJc w:val="left"/>
+      <w:pPr>
+        <w:tabs>
+          <w:tab w:val="num" w:pos="6381"/>
+        </w:tabs>
+        <w:ind w:left="6381" w:hanging="283"/>
+      </w:pPr>
+      <w:rPr>
+        <w:rFonts w:ascii="Symbol" w:hAnsi="Symbol" w:cs="Symbol" w:hint="default"/>
+      </w:rPr>
+    </w:lvl>
+  </w:abstractNum>
+  <w:abstractNum w:abstractNumId="11">
+    <w:lvl w:ilvl="0">
+      <w:start w:val="1"/>
+      <w:numFmt w:val="bullet"/>
+      <w:suff w:val="nothing"/>
+      <w:lvlText w:val=""/>
+      <w:lvlJc w:val="left"/>
+      <w:pPr>
+        <w:tabs>
+          <w:tab w:val="num" w:pos="0"/>
+        </w:tabs>
+        <w:ind w:left="0" w:hanging="0"/>
+      </w:pPr>
+      <w:rPr>
+        <w:rFonts w:ascii="Symbol" w:hAnsi="Symbol" w:cs="Symbol" w:hint="default"/>
+      </w:rPr>
+    </w:lvl>
+    <w:lvl w:ilvl="1">
+      <w:start w:val="1"/>
+      <w:numFmt w:val="bullet"/>
+      <w:lvlText w:val=""/>
+      <w:lvlJc w:val="left"/>
+      <w:pPr>
+        <w:tabs>
+          <w:tab w:val="num" w:pos="1418"/>
+        </w:tabs>
+        <w:ind w:left="1418" w:hanging="283"/>
+      </w:pPr>
+      <w:rPr>
+        <w:rFonts w:ascii="Symbol" w:hAnsi="Symbol" w:cs="Symbol" w:hint="default"/>
+      </w:rPr>
+    </w:lvl>
+    <w:lvl w:ilvl="2">
+      <w:start w:val="1"/>
+      <w:numFmt w:val="bullet"/>
+      <w:lvlText w:val=""/>
+      <w:lvlJc w:val="left"/>
+      <w:pPr>
+        <w:tabs>
+          <w:tab w:val="num" w:pos="2127"/>
+        </w:tabs>
+        <w:ind w:left="2127" w:hanging="283"/>
+      </w:pPr>
+      <w:rPr>
+        <w:rFonts w:ascii="Symbol" w:hAnsi="Symbol" w:cs="Symbol" w:hint="default"/>
+      </w:rPr>
+    </w:lvl>
+    <w:lvl w:ilvl="3">
+      <w:start w:val="1"/>
+      <w:numFmt w:val="bullet"/>
+      <w:lvlText w:val=""/>
+      <w:lvlJc w:val="left"/>
+      <w:pPr>
+        <w:tabs>
+          <w:tab w:val="num" w:pos="2836"/>
+        </w:tabs>
+        <w:ind w:left="2836" w:hanging="283"/>
+      </w:pPr>
+      <w:rPr>
+        <w:rFonts w:ascii="Symbol" w:hAnsi="Symbol" w:cs="Symbol" w:hint="default"/>
+      </w:rPr>
+    </w:lvl>
+    <w:lvl w:ilvl="4">
+      <w:start w:val="1"/>
+      <w:numFmt w:val="bullet"/>
+      <w:lvlText w:val=""/>
+      <w:lvlJc w:val="left"/>
+      <w:pPr>
+        <w:tabs>
+          <w:tab w:val="num" w:pos="3545"/>
+        </w:tabs>
+        <w:ind w:left="3545" w:hanging="283"/>
+      </w:pPr>
+      <w:rPr>
+        <w:rFonts w:ascii="Symbol" w:hAnsi="Symbol" w:cs="Symbol" w:hint="default"/>
+      </w:rPr>
+    </w:lvl>
+    <w:lvl w:ilvl="5">
+      <w:start w:val="1"/>
+      <w:numFmt w:val="bullet"/>
+      <w:lvlText w:val=""/>
+      <w:lvlJc w:val="left"/>
+      <w:pPr>
+        <w:tabs>
+          <w:tab w:val="num" w:pos="4254"/>
+        </w:tabs>
+        <w:ind w:left="4254" w:hanging="283"/>
+      </w:pPr>
+      <w:rPr>
+        <w:rFonts w:ascii="Symbol" w:hAnsi="Symbol" w:cs="Symbol" w:hint="default"/>
+      </w:rPr>
+    </w:lvl>
+    <w:lvl w:ilvl="6">
+      <w:start w:val="1"/>
+      <w:numFmt w:val="bullet"/>
+      <w:lvlText w:val=""/>
+      <w:lvlJc w:val="left"/>
+      <w:pPr>
+        <w:tabs>
+          <w:tab w:val="num" w:pos="4963"/>
+        </w:tabs>
+        <w:ind w:left="4963" w:hanging="283"/>
+      </w:pPr>
+      <w:rPr>
+        <w:rFonts w:ascii="Symbol" w:hAnsi="Symbol" w:cs="Symbol" w:hint="default"/>
+      </w:rPr>
+    </w:lvl>
+    <w:lvl w:ilvl="7">
+      <w:start w:val="1"/>
+      <w:numFmt w:val="bullet"/>
+      <w:lvlText w:val=""/>
+      <w:lvlJc w:val="left"/>
+      <w:pPr>
+        <w:tabs>
+          <w:tab w:val="num" w:pos="5672"/>
+        </w:tabs>
+        <w:ind w:left="5672" w:hanging="283"/>
+      </w:pPr>
+      <w:rPr>
+        <w:rFonts w:ascii="Symbol" w:hAnsi="Symbol" w:cs="Symbol" w:hint="default"/>
+      </w:rPr>
+    </w:lvl>
+    <w:lvl w:ilvl="8">
+      <w:start w:val="1"/>
+      <w:numFmt w:val="bullet"/>
+      <w:lvlText w:val=""/>
+      <w:lvlJc w:val="left"/>
+      <w:pPr>
+        <w:tabs>
+          <w:tab w:val="num" w:pos="6381"/>
+        </w:tabs>
+        <w:ind w:left="6381" w:hanging="283"/>
+      </w:pPr>
+      <w:rPr>
+        <w:rFonts w:ascii="Symbol" w:hAnsi="Symbol" w:cs="Symbol" w:hint="default"/>
+      </w:rPr>
+    </w:lvl>
+  </w:abstractNum>
+  <w:abstractNum w:abstractNumId="12">
+    <w:lvl w:ilvl="0">
+      <w:start w:val="1"/>
+      <w:numFmt w:val="bullet"/>
+      <w:suff w:val="nothing"/>
+      <w:lvlText w:val=""/>
+      <w:lvlJc w:val="left"/>
+      <w:pPr>
+        <w:tabs>
+          <w:tab w:val="num" w:pos="0"/>
+        </w:tabs>
+        <w:ind w:left="0" w:hanging="0"/>
+      </w:pPr>
+      <w:rPr>
+        <w:rFonts w:ascii="Symbol" w:hAnsi="Symbol" w:cs="Symbol" w:hint="default"/>
+      </w:rPr>
+    </w:lvl>
+    <w:lvl w:ilvl="1">
+      <w:start w:val="1"/>
+      <w:numFmt w:val="bullet"/>
+      <w:lvlText w:val=""/>
+      <w:lvlJc w:val="left"/>
+      <w:pPr>
+        <w:tabs>
+          <w:tab w:val="num" w:pos="1418"/>
+        </w:tabs>
+        <w:ind w:left="1418" w:hanging="283"/>
+      </w:pPr>
+      <w:rPr>
+        <w:rFonts w:ascii="Symbol" w:hAnsi="Symbol" w:cs="Symbol" w:hint="default"/>
+      </w:rPr>
+    </w:lvl>
+    <w:lvl w:ilvl="2">
+      <w:start w:val="1"/>
+      <w:numFmt w:val="bullet"/>
+      <w:lvlText w:val=""/>
+      <w:lvlJc w:val="left"/>
+      <w:pPr>
+        <w:tabs>
+          <w:tab w:val="num" w:pos="2127"/>
+        </w:tabs>
+        <w:ind w:left="2127" w:hanging="283"/>
+      </w:pPr>
+      <w:rPr>
+        <w:rFonts w:ascii="Symbol" w:hAnsi="Symbol" w:cs="Symbol" w:hint="default"/>
+      </w:rPr>
+    </w:lvl>
+    <w:lvl w:ilvl="3">
+      <w:start w:val="1"/>
+      <w:numFmt w:val="bullet"/>
+      <w:lvlText w:val=""/>
+      <w:lvlJc w:val="left"/>
+      <w:pPr>
+        <w:tabs>
+          <w:tab w:val="num" w:pos="2836"/>
+        </w:tabs>
+        <w:ind w:left="2836" w:hanging="283"/>
+      </w:pPr>
+      <w:rPr>
+        <w:rFonts w:ascii="Symbol" w:hAnsi="Symbol" w:cs="Symbol" w:hint="default"/>
+      </w:rPr>
+    </w:lvl>
+    <w:lvl w:ilvl="4">
+      <w:start w:val="1"/>
+      <w:numFmt w:val="bullet"/>
+      <w:lvlText w:val=""/>
+      <w:lvlJc w:val="left"/>
+      <w:pPr>
+        <w:tabs>
+          <w:tab w:val="num" w:pos="3545"/>
+        </w:tabs>
+        <w:ind w:left="3545" w:hanging="283"/>
+      </w:pPr>
+      <w:rPr>
+        <w:rFonts w:ascii="Symbol" w:hAnsi="Symbol" w:cs="Symbol" w:hint="default"/>
+      </w:rPr>
+    </w:lvl>
+    <w:lvl w:ilvl="5">
+      <w:start w:val="1"/>
+      <w:numFmt w:val="bullet"/>
+      <w:lvlText w:val=""/>
+      <w:lvlJc w:val="left"/>
+      <w:pPr>
+        <w:tabs>
+          <w:tab w:val="num" w:pos="4254"/>
+        </w:tabs>
+        <w:ind w:left="4254" w:hanging="283"/>
+      </w:pPr>
+      <w:rPr>
+        <w:rFonts w:ascii="Symbol" w:hAnsi="Symbol" w:cs="Symbol" w:hint="default"/>
+      </w:rPr>
+    </w:lvl>
+    <w:lvl w:ilvl="6">
+      <w:start w:val="1"/>
+      <w:numFmt w:val="bullet"/>
+      <w:lvlText w:val=""/>
+      <w:lvlJc w:val="left"/>
+      <w:pPr>
+        <w:tabs>
+          <w:tab w:val="num" w:pos="4963"/>
+        </w:tabs>
+        <w:ind w:left="4963" w:hanging="283"/>
+      </w:pPr>
+      <w:rPr>
+        <w:rFonts w:ascii="Symbol" w:hAnsi="Symbol" w:cs="Symbol" w:hint="default"/>
+      </w:rPr>
+    </w:lvl>
+    <w:lvl w:ilvl="7">
+      <w:start w:val="1"/>
+      <w:numFmt w:val="bullet"/>
+      <w:lvlText w:val=""/>
+      <w:lvlJc w:val="left"/>
+      <w:pPr>
+        <w:tabs>
+          <w:tab w:val="num" w:pos="5672"/>
+        </w:tabs>
+        <w:ind w:left="5672" w:hanging="283"/>
+      </w:pPr>
+      <w:rPr>
+        <w:rFonts w:ascii="Symbol" w:hAnsi="Symbol" w:cs="Symbol" w:hint="default"/>
+      </w:rPr>
+    </w:lvl>
+    <w:lvl w:ilvl="8">
+      <w:start w:val="1"/>
+      <w:numFmt w:val="bullet"/>
+      <w:lvlText w:val=""/>
+      <w:lvlJc w:val="left"/>
+      <w:pPr>
+        <w:tabs>
+          <w:tab w:val="num" w:pos="6381"/>
+        </w:tabs>
+        <w:ind w:left="6381" w:hanging="283"/>
+      </w:pPr>
+      <w:rPr>
+        <w:rFonts w:ascii="Symbol" w:hAnsi="Symbol" w:cs="Symbol" w:hint="default"/>
+      </w:rPr>
+    </w:lvl>
+  </w:abstractNum>
+  <w:abstractNum w:abstractNumId="13">
+    <w:lvl w:ilvl="0">
+      <w:start w:val="1"/>
+      <w:numFmt w:val="bullet"/>
+      <w:suff w:val="nothing"/>
+      <w:lvlText w:val=""/>
+      <w:lvlJc w:val="left"/>
+      <w:pPr>
+        <w:tabs>
+          <w:tab w:val="num" w:pos="0"/>
+        </w:tabs>
+        <w:ind w:left="0" w:hanging="0"/>
+      </w:pPr>
+      <w:rPr>
+        <w:rFonts w:ascii="Symbol" w:hAnsi="Symbol" w:cs="Symbol" w:hint="default"/>
+      </w:rPr>
+    </w:lvl>
+    <w:lvl w:ilvl="1">
+      <w:start w:val="1"/>
+      <w:numFmt w:val="bullet"/>
+      <w:lvlText w:val=""/>
+      <w:lvlJc w:val="left"/>
+      <w:pPr>
+        <w:tabs>
+          <w:tab w:val="num" w:pos="1418"/>
+        </w:tabs>
+        <w:ind w:left="1418" w:hanging="283"/>
+      </w:pPr>
+      <w:rPr>
+        <w:rFonts w:ascii="Symbol" w:hAnsi="Symbol" w:cs="Symbol" w:hint="default"/>
+      </w:rPr>
+    </w:lvl>
+    <w:lvl w:ilvl="2">
+      <w:start w:val="1"/>
+      <w:numFmt w:val="bullet"/>
+      <w:lvlText w:val=""/>
+      <w:lvlJc w:val="left"/>
+      <w:pPr>
+        <w:tabs>
+          <w:tab w:val="num" w:pos="2127"/>
+        </w:tabs>
+        <w:ind w:left="2127" w:hanging="283"/>
+      </w:pPr>
+      <w:rPr>
+        <w:rFonts w:ascii="Symbol" w:hAnsi="Symbol" w:cs="Symbol" w:hint="default"/>
+      </w:rPr>
+    </w:lvl>
+    <w:lvl w:ilvl="3">
+      <w:start w:val="1"/>
+      <w:numFmt w:val="bullet"/>
+      <w:lvlText w:val=""/>
+      <w:lvlJc w:val="left"/>
+      <w:pPr>
+        <w:tabs>
+          <w:tab w:val="num" w:pos="2836"/>
+        </w:tabs>
+        <w:ind w:left="2836" w:hanging="283"/>
+      </w:pPr>
+      <w:rPr>
+        <w:rFonts w:ascii="Symbol" w:hAnsi="Symbol" w:cs="Symbol" w:hint="default"/>
+      </w:rPr>
+    </w:lvl>
+    <w:lvl w:ilvl="4">
+      <w:start w:val="1"/>
+      <w:numFmt w:val="bullet"/>
+      <w:lvlText w:val=""/>
+      <w:lvlJc w:val="left"/>
+      <w:pPr>
+        <w:tabs>
+          <w:tab w:val="num" w:pos="3545"/>
+        </w:tabs>
+        <w:ind w:left="3545" w:hanging="283"/>
+      </w:pPr>
+      <w:rPr>
+        <w:rFonts w:ascii="Symbol" w:hAnsi="Symbol" w:cs="Symbol" w:hint="default"/>
+      </w:rPr>
+    </w:lvl>
+    <w:lvl w:ilvl="5">
+      <w:start w:val="1"/>
+      <w:numFmt w:val="bullet"/>
+      <w:lvlText w:val=""/>
+      <w:lvlJc w:val="left"/>
+      <w:pPr>
+        <w:tabs>
+          <w:tab w:val="num" w:pos="4254"/>
+        </w:tabs>
+        <w:ind w:left="4254" w:hanging="283"/>
+      </w:pPr>
+      <w:rPr>
+        <w:rFonts w:ascii="Symbol" w:hAnsi="Symbol" w:cs="Symbol" w:hint="default"/>
+      </w:rPr>
+    </w:lvl>
+    <w:lvl w:ilvl="6">
+      <w:start w:val="1"/>
+      <w:numFmt w:val="bullet"/>
+      <w:lvlText w:val=""/>
+      <w:lvlJc w:val="left"/>
+      <w:pPr>
+        <w:tabs>
+          <w:tab w:val="num" w:pos="4963"/>
+        </w:tabs>
+        <w:ind w:left="4963" w:hanging="283"/>
+      </w:pPr>
+      <w:rPr>
+        <w:rFonts w:ascii="Symbol" w:hAnsi="Symbol" w:cs="Symbol" w:hint="default"/>
+      </w:rPr>
+    </w:lvl>
+    <w:lvl w:ilvl="7">
+      <w:start w:val="1"/>
+      <w:numFmt w:val="bullet"/>
+      <w:lvlText w:val=""/>
+      <w:lvlJc w:val="left"/>
+      <w:pPr>
+        <w:tabs>
+          <w:tab w:val="num" w:pos="5672"/>
+        </w:tabs>
+        <w:ind w:left="5672" w:hanging="283"/>
+      </w:pPr>
+      <w:rPr>
+        <w:rFonts w:ascii="Symbol" w:hAnsi="Symbol" w:cs="Symbol" w:hint="default"/>
+      </w:rPr>
+    </w:lvl>
+    <w:lvl w:ilvl="8">
+      <w:start w:val="1"/>
+      <w:numFmt w:val="bullet"/>
+      <w:lvlText w:val=""/>
+      <w:lvlJc w:val="left"/>
+      <w:pPr>
+        <w:tabs>
+          <w:tab w:val="num" w:pos="6381"/>
+        </w:tabs>
+        <w:ind w:left="6381" w:hanging="283"/>
+      </w:pPr>
+      <w:rPr>
+        <w:rFonts w:ascii="Symbol" w:hAnsi="Symbol" w:cs="Symbol" w:hint="default"/>
+      </w:rPr>
+    </w:lvl>
+  </w:abstractNum>
+  <w:abstractNum w:abstractNumId="14">
+    <w:lvl w:ilvl="0">
+      <w:start w:val="1"/>
+      <w:numFmt w:val="bullet"/>
+      <w:suff w:val="nothing"/>
+      <w:lvlText w:val=""/>
+      <w:lvlJc w:val="left"/>
+      <w:pPr>
+        <w:tabs>
+          <w:tab w:val="num" w:pos="0"/>
+        </w:tabs>
+        <w:ind w:left="0" w:hanging="0"/>
+      </w:pPr>
+      <w:rPr>
+        <w:rFonts w:ascii="Symbol" w:hAnsi="Symbol" w:cs="Symbol" w:hint="default"/>
+      </w:rPr>
+    </w:lvl>
+    <w:lvl w:ilvl="1">
+      <w:start w:val="1"/>
+      <w:numFmt w:val="bullet"/>
+      <w:lvlText w:val=""/>
+      <w:lvlJc w:val="left"/>
+      <w:pPr>
+        <w:tabs>
+          <w:tab w:val="num" w:pos="1418"/>
+        </w:tabs>
+        <w:ind w:left="1418" w:hanging="283"/>
+      </w:pPr>
+      <w:rPr>
+        <w:rFonts w:ascii="Symbol" w:hAnsi="Symbol" w:cs="Symbol" w:hint="default"/>
+      </w:rPr>
+    </w:lvl>
+    <w:lvl w:ilvl="2">
+      <w:start w:val="1"/>
+      <w:numFmt w:val="bullet"/>
+      <w:lvlText w:val=""/>
+      <w:lvlJc w:val="left"/>
+      <w:pPr>
+        <w:tabs>
+          <w:tab w:val="num" w:pos="2127"/>
+        </w:tabs>
+        <w:ind w:left="2127" w:hanging="283"/>
+      </w:pPr>
+      <w:rPr>
+        <w:rFonts w:ascii="Symbol" w:hAnsi="Symbol" w:cs="Symbol" w:hint="default"/>
+      </w:rPr>
+    </w:lvl>
+    <w:lvl w:ilvl="3">
+      <w:start w:val="1"/>
+      <w:numFmt w:val="bullet"/>
+      <w:lvlText w:val=""/>
+      <w:lvlJc w:val="left"/>
+      <w:pPr>
+        <w:tabs>
+          <w:tab w:val="num" w:pos="2836"/>
+        </w:tabs>
+        <w:ind w:left="2836" w:hanging="283"/>
+      </w:pPr>
+      <w:rPr>
+        <w:rFonts w:ascii="Symbol" w:hAnsi="Symbol" w:cs="Symbol" w:hint="default"/>
+      </w:rPr>
+    </w:lvl>
+    <w:lvl w:ilvl="4">
+      <w:start w:val="1"/>
+      <w:numFmt w:val="bullet"/>
+      <w:lvlText w:val=""/>
+      <w:lvlJc w:val="left"/>
+      <w:pPr>
+        <w:tabs>
+          <w:tab w:val="num" w:pos="3545"/>
+        </w:tabs>
+        <w:ind w:left="3545" w:hanging="283"/>
+      </w:pPr>
+      <w:rPr>
+        <w:rFonts w:ascii="Symbol" w:hAnsi="Symbol" w:cs="Symbol" w:hint="default"/>
+      </w:rPr>
+    </w:lvl>
+    <w:lvl w:ilvl="5">
+      <w:start w:val="1"/>
+      <w:numFmt w:val="bullet"/>
+      <w:lvlText w:val=""/>
+      <w:lvlJc w:val="left"/>
+      <w:pPr>
+        <w:tabs>
+          <w:tab w:val="num" w:pos="4254"/>
+        </w:tabs>
+        <w:ind w:left="4254" w:hanging="283"/>
+      </w:pPr>
+      <w:rPr>
+        <w:rFonts w:ascii="Symbol" w:hAnsi="Symbol" w:cs="Symbol" w:hint="default"/>
+      </w:rPr>
+    </w:lvl>
+    <w:lvl w:ilvl="6">
+      <w:start w:val="1"/>
+      <w:numFmt w:val="bullet"/>
+      <w:lvlText w:val=""/>
+      <w:lvlJc w:val="left"/>
+      <w:pPr>
+        <w:tabs>
+          <w:tab w:val="num" w:pos="4963"/>
+        </w:tabs>
+        <w:ind w:left="4963" w:hanging="283"/>
+      </w:pPr>
+      <w:rPr>
+        <w:rFonts w:ascii="Symbol" w:hAnsi="Symbol" w:cs="Symbol" w:hint="default"/>
+      </w:rPr>
+    </w:lvl>
+    <w:lvl w:ilvl="7">
+      <w:start w:val="1"/>
+      <w:numFmt w:val="bullet"/>
+      <w:lvlText w:val=""/>
+      <w:lvlJc w:val="left"/>
+      <w:pPr>
+        <w:tabs>
+          <w:tab w:val="num" w:pos="5672"/>
+        </w:tabs>
+        <w:ind w:left="5672" w:hanging="283"/>
+      </w:pPr>
+      <w:rPr>
+        <w:rFonts w:ascii="Symbol" w:hAnsi="Symbol" w:cs="Symbol" w:hint="default"/>
+      </w:rPr>
+    </w:lvl>
+    <w:lvl w:ilvl="8">
+      <w:start w:val="1"/>
+      <w:numFmt w:val="bullet"/>
+      <w:lvlText w:val=""/>
+      <w:lvlJc w:val="left"/>
+      <w:pPr>
+        <w:tabs>
+          <w:tab w:val="num" w:pos="6381"/>
+        </w:tabs>
+        <w:ind w:left="6381" w:hanging="283"/>
+      </w:pPr>
+      <w:rPr>
+        <w:rFonts w:ascii="Symbol" w:hAnsi="Symbol" w:cs="Symbol" w:hint="default"/>
       </w:rPr>
     </w:lvl>
   </w:abstractNum>
@@ -4654,6 +6638,18 @@
   </w:num>
   <w:num w:numId="10">
     <w:abstractNumId w:val="10"/>
+  </w:num>
+  <w:num w:numId="11">
+    <w:abstractNumId w:val="11"/>
+  </w:num>
+  <w:num w:numId="12">
+    <w:abstractNumId w:val="12"/>
+  </w:num>
+  <w:num w:numId="13">
+    <w:abstractNumId w:val="13"/>
+  </w:num>
+  <w:num w:numId="14">
+    <w:abstractNumId w:val="14"/>
   </w:num>
 </w:numbering>
 </file>
@@ -5061,6 +7057,7 @@
     <w:rsid w:val="00500742"/>
     <w:pPr>
       <w:widowControl w:val="false"/>
+      <w:suppressAutoHyphens w:val="true"/>
       <w:bidi w:val="0"/>
       <w:spacing w:lineRule="atLeast" w:line="240" w:before="0" w:after="0"/>
       <w:jc w:val="left"/>
@@ -5087,6 +7084,7 @@
         <w:ilvl w:val="0"/>
         <w:numId w:val="1"/>
       </w:numPr>
+      <w:suppressAutoHyphens w:val="true"/>
       <w:bidi w:val="0"/>
       <w:spacing w:lineRule="auto" w:line="240" w:before="240" w:after="120"/>
       <w:jc w:val="left"/>
@@ -5115,6 +7113,7 @@
         <w:ilvl w:val="1"/>
         <w:numId w:val="1"/>
       </w:numPr>
+      <w:suppressAutoHyphens w:val="true"/>
       <w:bidi w:val="0"/>
       <w:spacing w:lineRule="auto" w:line="240" w:before="200" w:after="160"/>
       <w:jc w:val="left"/>
@@ -5143,6 +7142,7 @@
         <w:ilvl w:val="2"/>
         <w:numId w:val="1"/>
       </w:numPr>
+      <w:suppressAutoHyphens w:val="true"/>
       <w:bidi w:val="0"/>
       <w:spacing w:lineRule="auto" w:line="240" w:before="200" w:after="160"/>
       <w:jc w:val="left"/>
@@ -5171,6 +7171,7 @@
         <w:ilvl w:val="3"/>
         <w:numId w:val="1"/>
       </w:numPr>
+      <w:suppressAutoHyphens w:val="true"/>
       <w:bidi w:val="0"/>
       <w:spacing w:lineRule="auto" w:line="240" w:before="200" w:after="160"/>
       <w:jc w:val="left"/>
@@ -5380,6 +7381,21 @@
       <w:rFonts w:ascii="OpenSymbol" w:hAnsi="OpenSymbol" w:eastAsia="OpenSymbol" w:cs="OpenSymbol"/>
     </w:rPr>
   </w:style>
+  <w:style w:type="character" w:styleId="StrongEmphasis">
+    <w:name w:val="Strong Emphasis"/>
+    <w:qFormat/>
+    <w:rPr>
+      <w:b/>
+      <w:bCs/>
+    </w:rPr>
+  </w:style>
+  <w:style w:type="character" w:styleId="SourceText">
+    <w:name w:val="Source Text"/>
+    <w:qFormat/>
+    <w:rPr>
+      <w:rFonts w:ascii="Liberation Mono" w:hAnsi="Liberation Mono" w:eastAsia="Liberation Mono" w:cs="Liberation Mono"/>
+    </w:rPr>
+  </w:style>
   <w:style w:type="paragraph" w:styleId="Heading">
     <w:name w:val="Heading"/>
     <w:basedOn w:val="Normal"/>
@@ -5403,6 +7419,7 @@
     <w:pPr>
       <w:keepLines/>
       <w:widowControl/>
+      <w:suppressAutoHyphens w:val="true"/>
       <w:bidi w:val="0"/>
       <w:spacing w:lineRule="auto" w:line="240" w:before="120" w:after="0"/>
       <w:jc w:val="left"/>
@@ -5469,6 +7486,7 @@
         <w:tab w:val="clear" w:pos="720"/>
         <w:tab w:val="right" w:pos="9214" w:leader="none"/>
       </w:tabs>
+      <w:suppressAutoHyphens w:val="true"/>
       <w:bidi w:val="0"/>
       <w:spacing w:lineRule="atLeast" w:line="240" w:before="120" w:after="120"/>
       <w:ind w:left="-113" w:hanging="0"/>
@@ -5495,6 +7513,7 @@
         <w:tab w:val="left" w:pos="0" w:leader="none"/>
         <w:tab w:val="right" w:pos="8222" w:leader="none"/>
       </w:tabs>
+      <w:suppressAutoHyphens w:val="true"/>
       <w:bidi w:val="0"/>
       <w:spacing w:lineRule="auto" w:line="240" w:before="0" w:after="0"/>
       <w:jc w:val="left"/>
@@ -5519,6 +7538,7 @@
       <w:pBdr>
         <w:bottom w:val="single" w:sz="4" w:space="1" w:color="A5A5A5"/>
       </w:pBdr>
+      <w:suppressAutoHyphens w:val="true"/>
       <w:bidi w:val="0"/>
       <w:spacing w:lineRule="auto" w:line="240" w:before="240" w:after="300"/>
       <w:jc w:val="left"/>
@@ -5542,6 +7562,7 @@
     <w:rsid w:val="00500742"/>
     <w:pPr>
       <w:widowControl/>
+      <w:suppressAutoHyphens w:val="true"/>
       <w:bidi w:val="0"/>
       <w:spacing w:lineRule="auto" w:line="240" w:before="0" w:after="0"/>
       <w:jc w:val="left"/>
@@ -5578,6 +7599,7 @@
     <w:rsid w:val="00500742"/>
     <w:pPr>
       <w:widowControl/>
+      <w:suppressAutoHyphens w:val="true"/>
       <w:bidi w:val="0"/>
       <w:spacing w:lineRule="auto" w:line="240" w:before="120" w:after="120"/>
       <w:jc w:val="left"/>
@@ -5608,6 +7630,7 @@
     <w:pPr>
       <w:keepLines/>
       <w:widowControl/>
+      <w:suppressAutoHyphens w:val="true"/>
       <w:bidi w:val="0"/>
       <w:spacing w:lineRule="auto" w:line="240" w:before="0" w:after="0"/>
       <w:jc w:val="center"/>
@@ -5636,6 +7659,7 @@
         <w:tab w:val="clear" w:pos="720"/>
         <w:tab w:val="left" w:pos="0" w:leader="none"/>
       </w:tabs>
+      <w:suppressAutoHyphens w:val="true"/>
       <w:bidi w:val="0"/>
       <w:spacing w:lineRule="auto" w:line="240" w:before="120" w:after="120"/>
       <w:jc w:val="left"/>
@@ -5688,6 +7712,7 @@
         <w:ilvl w:val="0"/>
         <w:numId w:val="2"/>
       </w:numPr>
+      <w:suppressAutoHyphens w:val="true"/>
       <w:bidi w:val="0"/>
       <w:spacing w:lineRule="auto" w:line="240" w:before="120" w:after="0"/>
       <w:jc w:val="left"/>
@@ -5713,6 +7738,7 @@
         <w:ilvl w:val="0"/>
         <w:numId w:val="3"/>
       </w:numPr>
+      <w:suppressAutoHyphens w:val="true"/>
       <w:bidi w:val="0"/>
       <w:spacing w:lineRule="auto" w:line="240" w:before="120" w:after="0"/>
       <w:jc w:val="left"/>
@@ -5738,6 +7764,7 @@
         <w:ilvl w:val="1"/>
         <w:numId w:val="2"/>
       </w:numPr>
+      <w:suppressAutoHyphens w:val="true"/>
       <w:bidi w:val="0"/>
       <w:spacing w:lineRule="auto" w:line="240" w:before="120" w:after="0"/>
       <w:jc w:val="left"/>
@@ -5767,6 +7794,7 @@
         <w:tab w:val="clear" w:pos="720"/>
         <w:tab w:val="left" w:pos="1418" w:leader="none"/>
       </w:tabs>
+      <w:suppressAutoHyphens w:val="true"/>
       <w:bidi w:val="0"/>
       <w:spacing w:lineRule="auto" w:line="240" w:before="120" w:after="0"/>
       <w:jc w:val="left"/>
@@ -5848,6 +7876,23 @@
     <w:qFormat/>
     <w:pPr/>
     <w:rPr/>
+  </w:style>
+  <w:style w:type="paragraph" w:styleId="HorizontalLine">
+    <w:name w:val="Horizontal Line"/>
+    <w:basedOn w:val="Normal"/>
+    <w:next w:val="TextBody"/>
+    <w:qFormat/>
+    <w:pPr>
+      <w:suppressLineNumbers/>
+      <w:pBdr>
+        <w:bottom w:val="double" w:sz="2" w:space="0" w:color="808080"/>
+      </w:pBdr>
+      <w:spacing w:before="0" w:after="283"/>
+    </w:pPr>
+    <w:rPr>
+      <w:sz w:val="12"/>
+      <w:szCs w:val="12"/>
+    </w:rPr>
   </w:style>
   <w:style w:type="numbering" w:styleId="NoList" w:default="1">
     <w:name w:val="No List"/>
